--- a/resource/documentacao_sistema_academia.docx
+++ b/resource/documentacao_sistema_academia.docx
@@ -4,21 +4,199 @@
   <w:body>
     <w:p>
       <w:pPr>
-        <w:spacing w:before="2400"/>
-      </w:pPr>
-    </w:p>
-    <w:p>
-      <w:pPr>
         <w:jc w:val="center"/>
-      </w:pPr>
-      <w:r>
         <w:rPr>
           <w:b/>
           <w:bCs/>
-          <w:color w:val="8A998A"/>
+          <w:color w:val="000000" w:themeColor="text1"/>
           <w:sz w:val="28"/>
           <w:szCs w:val="28"/>
         </w:rPr>
+      </w:pPr>
+    </w:p>
+    <w:p>
+      <w:pPr>
+        <w:jc w:val="center"/>
+        <w:rPr>
+          <w:b/>
+          <w:bCs/>
+          <w:color w:val="000000" w:themeColor="text1"/>
+          <w:sz w:val="28"/>
+          <w:szCs w:val="28"/>
+        </w:rPr>
+      </w:pPr>
+    </w:p>
+    <w:p>
+      <w:pPr>
+        <w:jc w:val="center"/>
+        <w:rPr>
+          <w:b/>
+          <w:bCs/>
+          <w:color w:val="000000" w:themeColor="text1"/>
+          <w:sz w:val="28"/>
+          <w:szCs w:val="28"/>
+        </w:rPr>
+      </w:pPr>
+    </w:p>
+    <w:p>
+      <w:pPr>
+        <w:jc w:val="center"/>
+        <w:rPr>
+          <w:b/>
+          <w:bCs/>
+          <w:color w:val="000000" w:themeColor="text1"/>
+          <w:sz w:val="28"/>
+          <w:szCs w:val="28"/>
+        </w:rPr>
+      </w:pPr>
+    </w:p>
+    <w:p>
+      <w:pPr>
+        <w:jc w:val="center"/>
+        <w:rPr>
+          <w:b/>
+          <w:bCs/>
+          <w:color w:val="000000" w:themeColor="text1"/>
+          <w:sz w:val="28"/>
+          <w:szCs w:val="28"/>
+        </w:rPr>
+      </w:pPr>
+    </w:p>
+    <w:p>
+      <w:pPr>
+        <w:jc w:val="center"/>
+        <w:rPr>
+          <w:b/>
+          <w:bCs/>
+          <w:color w:val="000000" w:themeColor="text1"/>
+          <w:sz w:val="28"/>
+          <w:szCs w:val="28"/>
+        </w:rPr>
+      </w:pPr>
+    </w:p>
+    <w:p>
+      <w:pPr>
+        <w:jc w:val="center"/>
+        <w:rPr>
+          <w:b/>
+          <w:bCs/>
+          <w:color w:val="000000" w:themeColor="text1"/>
+          <w:sz w:val="28"/>
+          <w:szCs w:val="28"/>
+        </w:rPr>
+      </w:pPr>
+    </w:p>
+    <w:p>
+      <w:pPr>
+        <w:jc w:val="center"/>
+        <w:rPr>
+          <w:b/>
+          <w:bCs/>
+          <w:color w:val="000000" w:themeColor="text1"/>
+          <w:sz w:val="28"/>
+          <w:szCs w:val="28"/>
+        </w:rPr>
+      </w:pPr>
+    </w:p>
+    <w:p>
+      <w:pPr>
+        <w:jc w:val="center"/>
+        <w:rPr>
+          <w:b/>
+          <w:bCs/>
+          <w:color w:val="000000" w:themeColor="text1"/>
+          <w:sz w:val="28"/>
+          <w:szCs w:val="28"/>
+        </w:rPr>
+      </w:pPr>
+    </w:p>
+    <w:p>
+      <w:pPr>
+        <w:jc w:val="center"/>
+        <w:rPr>
+          <w:b/>
+          <w:bCs/>
+          <w:color w:val="000000" w:themeColor="text1"/>
+          <w:sz w:val="28"/>
+          <w:szCs w:val="28"/>
+        </w:rPr>
+      </w:pPr>
+    </w:p>
+    <w:p>
+      <w:pPr>
+        <w:jc w:val="center"/>
+        <w:rPr>
+          <w:b/>
+          <w:bCs/>
+          <w:color w:val="000000" w:themeColor="text1"/>
+          <w:sz w:val="28"/>
+          <w:szCs w:val="28"/>
+        </w:rPr>
+      </w:pPr>
+    </w:p>
+    <w:p>
+      <w:pPr>
+        <w:jc w:val="center"/>
+        <w:rPr>
+          <w:b/>
+          <w:bCs/>
+          <w:color w:val="000000" w:themeColor="text1"/>
+          <w:sz w:val="28"/>
+          <w:szCs w:val="28"/>
+        </w:rPr>
+      </w:pPr>
+    </w:p>
+    <w:p>
+      <w:pPr>
+        <w:jc w:val="center"/>
+        <w:rPr>
+          <w:b/>
+          <w:bCs/>
+          <w:color w:val="000000" w:themeColor="text1"/>
+          <w:sz w:val="28"/>
+          <w:szCs w:val="28"/>
+        </w:rPr>
+      </w:pPr>
+    </w:p>
+    <w:p>
+      <w:pPr>
+        <w:jc w:val="center"/>
+        <w:rPr>
+          <w:b/>
+          <w:bCs/>
+          <w:color w:val="000000" w:themeColor="text1"/>
+          <w:sz w:val="28"/>
+          <w:szCs w:val="28"/>
+        </w:rPr>
+      </w:pPr>
+    </w:p>
+    <w:p>
+      <w:pPr>
+        <w:jc w:val="center"/>
+        <w:rPr>
+          <w:b/>
+          <w:bCs/>
+          <w:color w:val="000000" w:themeColor="text1"/>
+          <w:sz w:val="28"/>
+          <w:szCs w:val="28"/>
+        </w:rPr>
+      </w:pPr>
+    </w:p>
+    <w:p>
+      <w:pPr>
+        <w:jc w:val="center"/>
+        <w:rPr>
+          <w:color w:val="000000" w:themeColor="text1"/>
+        </w:rPr>
+      </w:pPr>
+      <w:r>
+        <w:rPr>
+          <w:b/>
+          <w:bCs/>
+          <w:color w:val="000000" w:themeColor="text1"/>
+          <w:sz w:val="28"/>
+          <w:szCs w:val="28"/>
+        </w:rPr>
         <w:t>DOCUMENTAÇÃO DO PROJETO</w:t>
       </w:r>
     </w:p>
@@ -26,12 +204,15 @@
       <w:pPr>
         <w:spacing w:before="200"/>
         <w:jc w:val="center"/>
+        <w:rPr>
+          <w:color w:val="000000" w:themeColor="text1"/>
+        </w:rPr>
       </w:pPr>
       <w:r>
         <w:rPr>
           <w:b/>
           <w:bCs/>
-          <w:color w:val="2C5F2D"/>
+          <w:color w:val="000000" w:themeColor="text1"/>
           <w:sz w:val="48"/>
           <w:szCs w:val="48"/>
         </w:rPr>
@@ -42,10 +223,13 @@
       <w:pPr>
         <w:spacing w:before="400"/>
         <w:jc w:val="center"/>
-      </w:pPr>
-      <w:r>
-        <w:rPr>
-          <w:color w:val="455A45"/>
+        <w:rPr>
+          <w:color w:val="000000" w:themeColor="text1"/>
+        </w:rPr>
+      </w:pPr>
+      <w:r>
+        <w:rPr>
+          <w:color w:val="000000" w:themeColor="text1"/>
           <w:sz w:val="24"/>
           <w:szCs w:val="24"/>
         </w:rPr>
@@ -56,25 +240,42 @@
       <w:pPr>
         <w:spacing w:before="200"/>
         <w:jc w:val="center"/>
-      </w:pPr>
-      <w:r>
-        <w:rPr>
-          <w:color w:val="455A45"/>
+        <w:rPr>
+          <w:color w:val="000000" w:themeColor="text1"/>
+        </w:rPr>
+      </w:pPr>
+      <w:r>
+        <w:rPr>
+          <w:color w:val="000000" w:themeColor="text1"/>
         </w:rPr>
         <w:t>Java + Swing + MySQL (JDBC)</w:t>
       </w:r>
     </w:p>
     <w:p>
-      <w:r>
+      <w:pPr>
+        <w:rPr>
+          <w:color w:val="000000" w:themeColor="text1"/>
+        </w:rPr>
+      </w:pPr>
+      <w:r>
+        <w:rPr>
+          <w:color w:val="000000" w:themeColor="text1"/>
+        </w:rPr>
         <w:br w:type="page"/>
       </w:r>
     </w:p>
     <w:p>
       <w:pPr>
         <w:pStyle w:val="Ttulo1"/>
-      </w:pPr>
-      <w:bookmarkStart w:id="0" w:name="_Toc232372686"/>
-      <w:r>
+        <w:rPr>
+          <w:color w:val="000000" w:themeColor="text1"/>
+        </w:rPr>
+      </w:pPr>
+      <w:bookmarkStart w:id="0" w:name="_Toc232453455"/>
+      <w:r>
+        <w:rPr>
+          <w:color w:val="000000" w:themeColor="text1"/>
+        </w:rPr>
         <w:lastRenderedPageBreak/>
         <w:t>Sumário</w:t>
       </w:r>
@@ -82,6 +283,9 @@
     </w:p>
     <w:sdt>
       <w:sdtPr>
+        <w:rPr>
+          <w:color w:val="000000" w:themeColor="text1"/>
+        </w:rPr>
         <w:alias w:val="Sumário"/>
         <w:id w:val="-1180343953"/>
       </w:sdtPr>
@@ -93,19 +297,33 @@
               <w:tab w:val="right" w:leader="dot" w:pos="9350"/>
             </w:tabs>
             <w:rPr>
+              <w:rFonts w:asciiTheme="minorHAnsi" w:eastAsiaTheme="minorEastAsia" w:hAnsiTheme="minorHAnsi" w:cstheme="minorBidi"/>
               <w:noProof/>
+              <w:kern w:val="2"/>
+              <w:sz w:val="24"/>
+              <w:szCs w:val="24"/>
+              <w14:ligatures w14:val="standardContextual"/>
             </w:rPr>
           </w:pPr>
           <w:r>
+            <w:rPr>
+              <w:color w:val="000000" w:themeColor="text1"/>
+            </w:rPr>
             <w:fldChar w:fldCharType="begin"/>
           </w:r>
           <w:r>
+            <w:rPr>
+              <w:color w:val="000000" w:themeColor="text1"/>
+            </w:rPr>
             <w:instrText>TOC \h \o "1-3"</w:instrText>
           </w:r>
           <w:r>
+            <w:rPr>
+              <w:color w:val="000000" w:themeColor="text1"/>
+            </w:rPr>
             <w:fldChar w:fldCharType="separate"/>
           </w:r>
-          <w:hyperlink w:anchor="_Toc232372686" w:history="1">
+          <w:hyperlink w:anchor="_Toc232453455" w:history="1">
             <w:r>
               <w:rPr>
                 <w:rStyle w:val="Hyperlink"/>
@@ -129,7 +347,7 @@
               <w:rPr>
                 <w:noProof/>
               </w:rPr>
-              <w:instrText xml:space="preserve"> PAGEREF _Toc232372686 \h </w:instrText>
+              <w:instrText xml:space="preserve"> PAGEREF _Toc232453455 \h </w:instrText>
             </w:r>
             <w:r>
               <w:rPr>
@@ -163,10 +381,15 @@
               <w:tab w:val="right" w:leader="dot" w:pos="9350"/>
             </w:tabs>
             <w:rPr>
+              <w:rFonts w:asciiTheme="minorHAnsi" w:eastAsiaTheme="minorEastAsia" w:hAnsiTheme="minorHAnsi" w:cstheme="minorBidi"/>
               <w:noProof/>
+              <w:kern w:val="2"/>
+              <w:sz w:val="24"/>
+              <w:szCs w:val="24"/>
+              <w14:ligatures w14:val="standardContextual"/>
             </w:rPr>
           </w:pPr>
-          <w:hyperlink w:anchor="_Toc232372687" w:history="1">
+          <w:hyperlink w:anchor="_Toc232453456" w:history="1">
             <w:r>
               <w:rPr>
                 <w:rStyle w:val="Hyperlink"/>
@@ -190,7 +413,7 @@
               <w:rPr>
                 <w:noProof/>
               </w:rPr>
-              <w:instrText xml:space="preserve"> PAGEREF _Toc232372687 \h </w:instrText>
+              <w:instrText xml:space="preserve"> PAGEREF _Toc232453456 \h </w:instrText>
             </w:r>
             <w:r>
               <w:rPr>
@@ -224,10 +447,15 @@
               <w:tab w:val="right" w:leader="dot" w:pos="9350"/>
             </w:tabs>
             <w:rPr>
+              <w:rFonts w:asciiTheme="minorHAnsi" w:eastAsiaTheme="minorEastAsia" w:hAnsiTheme="minorHAnsi" w:cstheme="minorBidi"/>
               <w:noProof/>
+              <w:kern w:val="2"/>
+              <w:sz w:val="24"/>
+              <w:szCs w:val="24"/>
+              <w14:ligatures w14:val="standardContextual"/>
             </w:rPr>
           </w:pPr>
-          <w:hyperlink w:anchor="_Toc232372688" w:history="1">
+          <w:hyperlink w:anchor="_Toc232453457" w:history="1">
             <w:r>
               <w:rPr>
                 <w:rStyle w:val="Hyperlink"/>
@@ -251,7 +479,7 @@
               <w:rPr>
                 <w:noProof/>
               </w:rPr>
-              <w:instrText xml:space="preserve"> PAGEREF _Toc232372688 \h </w:instrText>
+              <w:instrText xml:space="preserve"> PAGEREF _Toc232453457 \h </w:instrText>
             </w:r>
             <w:r>
               <w:rPr>
@@ -285,10 +513,15 @@
               <w:tab w:val="right" w:leader="dot" w:pos="9350"/>
             </w:tabs>
             <w:rPr>
+              <w:rFonts w:asciiTheme="minorHAnsi" w:eastAsiaTheme="minorEastAsia" w:hAnsiTheme="minorHAnsi" w:cstheme="minorBidi"/>
               <w:noProof/>
+              <w:kern w:val="2"/>
+              <w:sz w:val="24"/>
+              <w:szCs w:val="24"/>
+              <w14:ligatures w14:val="standardContextual"/>
             </w:rPr>
           </w:pPr>
-          <w:hyperlink w:anchor="_Toc232372689" w:history="1">
+          <w:hyperlink w:anchor="_Toc232453458" w:history="1">
             <w:r>
               <w:rPr>
                 <w:rStyle w:val="Hyperlink"/>
@@ -312,7 +545,7 @@
               <w:rPr>
                 <w:noProof/>
               </w:rPr>
-              <w:instrText xml:space="preserve"> PAGEREF _Toc232372689 \h </w:instrText>
+              <w:instrText xml:space="preserve"> PAGEREF _Toc232453458 \h </w:instrText>
             </w:r>
             <w:r>
               <w:rPr>
@@ -346,10 +579,15 @@
               <w:tab w:val="right" w:leader="dot" w:pos="9350"/>
             </w:tabs>
             <w:rPr>
+              <w:rFonts w:asciiTheme="minorHAnsi" w:eastAsiaTheme="minorEastAsia" w:hAnsiTheme="minorHAnsi" w:cstheme="minorBidi"/>
               <w:noProof/>
+              <w:kern w:val="2"/>
+              <w:sz w:val="24"/>
+              <w:szCs w:val="24"/>
+              <w14:ligatures w14:val="standardContextual"/>
             </w:rPr>
           </w:pPr>
-          <w:hyperlink w:anchor="_Toc232372690" w:history="1">
+          <w:hyperlink w:anchor="_Toc232453459" w:history="1">
             <w:r>
               <w:rPr>
                 <w:rStyle w:val="Hyperlink"/>
@@ -373,7 +611,7 @@
               <w:rPr>
                 <w:noProof/>
               </w:rPr>
-              <w:instrText xml:space="preserve"> PAGEREF _Toc232372690 \h </w:instrText>
+              <w:instrText xml:space="preserve"> PAGEREF _Toc232453459 \h </w:instrText>
             </w:r>
             <w:r>
               <w:rPr>
@@ -407,10 +645,15 @@
               <w:tab w:val="right" w:leader="dot" w:pos="9350"/>
             </w:tabs>
             <w:rPr>
+              <w:rFonts w:asciiTheme="minorHAnsi" w:eastAsiaTheme="minorEastAsia" w:hAnsiTheme="minorHAnsi" w:cstheme="minorBidi"/>
               <w:noProof/>
+              <w:kern w:val="2"/>
+              <w:sz w:val="24"/>
+              <w:szCs w:val="24"/>
+              <w14:ligatures w14:val="standardContextual"/>
             </w:rPr>
           </w:pPr>
-          <w:hyperlink w:anchor="_Toc232372691" w:history="1">
+          <w:hyperlink w:anchor="_Toc232453460" w:history="1">
             <w:r>
               <w:rPr>
                 <w:rStyle w:val="Hyperlink"/>
@@ -434,7 +677,7 @@
               <w:rPr>
                 <w:noProof/>
               </w:rPr>
-              <w:instrText xml:space="preserve"> PAGEREF _Toc232372691 \h </w:instrText>
+              <w:instrText xml:space="preserve"> PAGEREF _Toc232453460 \h </w:instrText>
             </w:r>
             <w:r>
               <w:rPr>
@@ -468,10 +711,15 @@
               <w:tab w:val="right" w:leader="dot" w:pos="9350"/>
             </w:tabs>
             <w:rPr>
+              <w:rFonts w:asciiTheme="minorHAnsi" w:eastAsiaTheme="minorEastAsia" w:hAnsiTheme="minorHAnsi" w:cstheme="minorBidi"/>
               <w:noProof/>
+              <w:kern w:val="2"/>
+              <w:sz w:val="24"/>
+              <w:szCs w:val="24"/>
+              <w14:ligatures w14:val="standardContextual"/>
             </w:rPr>
           </w:pPr>
-          <w:hyperlink w:anchor="_Toc232372692" w:history="1">
+          <w:hyperlink w:anchor="_Toc232453461" w:history="1">
             <w:r>
               <w:rPr>
                 <w:rStyle w:val="Hyperlink"/>
@@ -495,7 +743,7 @@
               <w:rPr>
                 <w:noProof/>
               </w:rPr>
-              <w:instrText xml:space="preserve"> PAGEREF _Toc232372692 \h </w:instrText>
+              <w:instrText xml:space="preserve"> PAGEREF _Toc232453461 \h </w:instrText>
             </w:r>
             <w:r>
               <w:rPr>
@@ -529,10 +777,15 @@
               <w:tab w:val="right" w:leader="dot" w:pos="9350"/>
             </w:tabs>
             <w:rPr>
+              <w:rFonts w:asciiTheme="minorHAnsi" w:eastAsiaTheme="minorEastAsia" w:hAnsiTheme="minorHAnsi" w:cstheme="minorBidi"/>
               <w:noProof/>
+              <w:kern w:val="2"/>
+              <w:sz w:val="24"/>
+              <w:szCs w:val="24"/>
+              <w14:ligatures w14:val="standardContextual"/>
             </w:rPr>
           </w:pPr>
-          <w:hyperlink w:anchor="_Toc232372693" w:history="1">
+          <w:hyperlink w:anchor="_Toc232453462" w:history="1">
             <w:r>
               <w:rPr>
                 <w:rStyle w:val="Hyperlink"/>
@@ -556,7 +809,7 @@
               <w:rPr>
                 <w:noProof/>
               </w:rPr>
-              <w:instrText xml:space="preserve"> PAGEREF _Toc232372693 \h </w:instrText>
+              <w:instrText xml:space="preserve"> PAGEREF _Toc232453462 \h </w:instrText>
             </w:r>
             <w:r>
               <w:rPr>
@@ -590,10 +843,15 @@
               <w:tab w:val="right" w:leader="dot" w:pos="9350"/>
             </w:tabs>
             <w:rPr>
+              <w:rFonts w:asciiTheme="minorHAnsi" w:eastAsiaTheme="minorEastAsia" w:hAnsiTheme="minorHAnsi" w:cstheme="minorBidi"/>
               <w:noProof/>
+              <w:kern w:val="2"/>
+              <w:sz w:val="24"/>
+              <w:szCs w:val="24"/>
+              <w14:ligatures w14:val="standardContextual"/>
             </w:rPr>
           </w:pPr>
-          <w:hyperlink w:anchor="_Toc232372694" w:history="1">
+          <w:hyperlink w:anchor="_Toc232453463" w:history="1">
             <w:r>
               <w:rPr>
                 <w:rStyle w:val="Hyperlink"/>
@@ -617,7 +875,7 @@
               <w:rPr>
                 <w:noProof/>
               </w:rPr>
-              <w:instrText xml:space="preserve"> PAGEREF _Toc232372694 \h </w:instrText>
+              <w:instrText xml:space="preserve"> PAGEREF _Toc232453463 \h </w:instrText>
             </w:r>
             <w:r>
               <w:rPr>
@@ -651,10 +909,15 @@
               <w:tab w:val="right" w:leader="dot" w:pos="9350"/>
             </w:tabs>
             <w:rPr>
+              <w:rFonts w:asciiTheme="minorHAnsi" w:eastAsiaTheme="minorEastAsia" w:hAnsiTheme="minorHAnsi" w:cstheme="minorBidi"/>
               <w:noProof/>
+              <w:kern w:val="2"/>
+              <w:sz w:val="24"/>
+              <w:szCs w:val="24"/>
+              <w14:ligatures w14:val="standardContextual"/>
             </w:rPr>
           </w:pPr>
-          <w:hyperlink w:anchor="_Toc232372695" w:history="1">
+          <w:hyperlink w:anchor="_Toc232453464" w:history="1">
             <w:r>
               <w:rPr>
                 <w:rStyle w:val="Hyperlink"/>
@@ -678,7 +941,7 @@
               <w:rPr>
                 <w:noProof/>
               </w:rPr>
-              <w:instrText xml:space="preserve"> PAGEREF _Toc232372695 \h </w:instrText>
+              <w:instrText xml:space="preserve"> PAGEREF _Toc232453464 \h </w:instrText>
             </w:r>
             <w:r>
               <w:rPr>
@@ -712,10 +975,15 @@
               <w:tab w:val="right" w:leader="dot" w:pos="9350"/>
             </w:tabs>
             <w:rPr>
+              <w:rFonts w:asciiTheme="minorHAnsi" w:eastAsiaTheme="minorEastAsia" w:hAnsiTheme="minorHAnsi" w:cstheme="minorBidi"/>
               <w:noProof/>
+              <w:kern w:val="2"/>
+              <w:sz w:val="24"/>
+              <w:szCs w:val="24"/>
+              <w14:ligatures w14:val="standardContextual"/>
             </w:rPr>
           </w:pPr>
-          <w:hyperlink w:anchor="_Toc232372696" w:history="1">
+          <w:hyperlink w:anchor="_Toc232453465" w:history="1">
             <w:r>
               <w:rPr>
                 <w:rStyle w:val="Hyperlink"/>
@@ -739,7 +1007,7 @@
               <w:rPr>
                 <w:noProof/>
               </w:rPr>
-              <w:instrText xml:space="preserve"> PAGEREF _Toc232372696 \h </w:instrText>
+              <w:instrText xml:space="preserve"> PAGEREF _Toc232453465 \h </w:instrText>
             </w:r>
             <w:r>
               <w:rPr>
@@ -773,10 +1041,15 @@
               <w:tab w:val="right" w:leader="dot" w:pos="9350"/>
             </w:tabs>
             <w:rPr>
+              <w:rFonts w:asciiTheme="minorHAnsi" w:eastAsiaTheme="minorEastAsia" w:hAnsiTheme="minorHAnsi" w:cstheme="minorBidi"/>
               <w:noProof/>
+              <w:kern w:val="2"/>
+              <w:sz w:val="24"/>
+              <w:szCs w:val="24"/>
+              <w14:ligatures w14:val="standardContextual"/>
             </w:rPr>
           </w:pPr>
-          <w:hyperlink w:anchor="_Toc232372697" w:history="1">
+          <w:hyperlink w:anchor="_Toc232453466" w:history="1">
             <w:r>
               <w:rPr>
                 <w:rStyle w:val="Hyperlink"/>
@@ -800,7 +1073,7 @@
               <w:rPr>
                 <w:noProof/>
               </w:rPr>
-              <w:instrText xml:space="preserve"> PAGEREF _Toc232372697 \h </w:instrText>
+              <w:instrText xml:space="preserve"> PAGEREF _Toc232453466 \h </w:instrText>
             </w:r>
             <w:r>
               <w:rPr>
@@ -834,10 +1107,15 @@
               <w:tab w:val="right" w:leader="dot" w:pos="9350"/>
             </w:tabs>
             <w:rPr>
+              <w:rFonts w:asciiTheme="minorHAnsi" w:eastAsiaTheme="minorEastAsia" w:hAnsiTheme="minorHAnsi" w:cstheme="minorBidi"/>
               <w:noProof/>
+              <w:kern w:val="2"/>
+              <w:sz w:val="24"/>
+              <w:szCs w:val="24"/>
+              <w14:ligatures w14:val="standardContextual"/>
             </w:rPr>
           </w:pPr>
-          <w:hyperlink w:anchor="_Toc232372698" w:history="1">
+          <w:hyperlink w:anchor="_Toc232453467" w:history="1">
             <w:r>
               <w:rPr>
                 <w:rStyle w:val="Hyperlink"/>
@@ -861,7 +1139,7 @@
               <w:rPr>
                 <w:noProof/>
               </w:rPr>
-              <w:instrText xml:space="preserve"> PAGEREF _Toc232372698 \h </w:instrText>
+              <w:instrText xml:space="preserve"> PAGEREF _Toc232453467 \h </w:instrText>
             </w:r>
             <w:r>
               <w:rPr>
@@ -895,10 +1173,15 @@
               <w:tab w:val="right" w:leader="dot" w:pos="9350"/>
             </w:tabs>
             <w:rPr>
+              <w:rFonts w:asciiTheme="minorHAnsi" w:eastAsiaTheme="minorEastAsia" w:hAnsiTheme="minorHAnsi" w:cstheme="minorBidi"/>
               <w:noProof/>
+              <w:kern w:val="2"/>
+              <w:sz w:val="24"/>
+              <w:szCs w:val="24"/>
+              <w14:ligatures w14:val="standardContextual"/>
             </w:rPr>
           </w:pPr>
-          <w:hyperlink w:anchor="_Toc232372699" w:history="1">
+          <w:hyperlink w:anchor="_Toc232453468" w:history="1">
             <w:r>
               <w:rPr>
                 <w:rStyle w:val="Hyperlink"/>
@@ -922,7 +1205,7 @@
               <w:rPr>
                 <w:noProof/>
               </w:rPr>
-              <w:instrText xml:space="preserve"> PAGEREF _Toc232372699 \h </w:instrText>
+              <w:instrText xml:space="preserve"> PAGEREF _Toc232453468 \h </w:instrText>
             </w:r>
             <w:r>
               <w:rPr>
@@ -956,10 +1239,15 @@
               <w:tab w:val="right" w:leader="dot" w:pos="9350"/>
             </w:tabs>
             <w:rPr>
+              <w:rFonts w:asciiTheme="minorHAnsi" w:eastAsiaTheme="minorEastAsia" w:hAnsiTheme="minorHAnsi" w:cstheme="minorBidi"/>
               <w:noProof/>
+              <w:kern w:val="2"/>
+              <w:sz w:val="24"/>
+              <w:szCs w:val="24"/>
+              <w14:ligatures w14:val="standardContextual"/>
             </w:rPr>
           </w:pPr>
-          <w:hyperlink w:anchor="_Toc232372700" w:history="1">
+          <w:hyperlink w:anchor="_Toc232453469" w:history="1">
             <w:r>
               <w:rPr>
                 <w:rStyle w:val="Hyperlink"/>
@@ -983,7 +1271,7 @@
               <w:rPr>
                 <w:noProof/>
               </w:rPr>
-              <w:instrText xml:space="preserve"> PAGEREF _Toc232372700 \h </w:instrText>
+              <w:instrText xml:space="preserve"> PAGEREF _Toc232453469 \h </w:instrText>
             </w:r>
             <w:r>
               <w:rPr>
@@ -1017,10 +1305,15 @@
               <w:tab w:val="right" w:leader="dot" w:pos="9350"/>
             </w:tabs>
             <w:rPr>
+              <w:rFonts w:asciiTheme="minorHAnsi" w:eastAsiaTheme="minorEastAsia" w:hAnsiTheme="minorHAnsi" w:cstheme="minorBidi"/>
               <w:noProof/>
+              <w:kern w:val="2"/>
+              <w:sz w:val="24"/>
+              <w:szCs w:val="24"/>
+              <w14:ligatures w14:val="standardContextual"/>
             </w:rPr>
           </w:pPr>
-          <w:hyperlink w:anchor="_Toc232372701" w:history="1">
+          <w:hyperlink w:anchor="_Toc232453470" w:history="1">
             <w:r>
               <w:rPr>
                 <w:rStyle w:val="Hyperlink"/>
@@ -1044,7 +1337,7 @@
               <w:rPr>
                 <w:noProof/>
               </w:rPr>
-              <w:instrText xml:space="preserve"> PAGEREF _Toc232372701 \h </w:instrText>
+              <w:instrText xml:space="preserve"> PAGEREF _Toc232453470 \h </w:instrText>
             </w:r>
             <w:r>
               <w:rPr>
@@ -1078,10 +1371,15 @@
               <w:tab w:val="right" w:leader="dot" w:pos="9350"/>
             </w:tabs>
             <w:rPr>
+              <w:rFonts w:asciiTheme="minorHAnsi" w:eastAsiaTheme="minorEastAsia" w:hAnsiTheme="minorHAnsi" w:cstheme="minorBidi"/>
               <w:noProof/>
+              <w:kern w:val="2"/>
+              <w:sz w:val="24"/>
+              <w:szCs w:val="24"/>
+              <w14:ligatures w14:val="standardContextual"/>
             </w:rPr>
           </w:pPr>
-          <w:hyperlink w:anchor="_Toc232372702" w:history="1">
+          <w:hyperlink w:anchor="_Toc232453471" w:history="1">
             <w:r>
               <w:rPr>
                 <w:rStyle w:val="Hyperlink"/>
@@ -1105,7 +1403,7 @@
               <w:rPr>
                 <w:noProof/>
               </w:rPr>
-              <w:instrText xml:space="preserve"> PAGEREF _Toc232372702 \h </w:instrText>
+              <w:instrText xml:space="preserve"> PAGEREF _Toc232453471 \h </w:instrText>
             </w:r>
             <w:r>
               <w:rPr>
@@ -1139,10 +1437,15 @@
               <w:tab w:val="right" w:leader="dot" w:pos="9350"/>
             </w:tabs>
             <w:rPr>
+              <w:rFonts w:asciiTheme="minorHAnsi" w:eastAsiaTheme="minorEastAsia" w:hAnsiTheme="minorHAnsi" w:cstheme="minorBidi"/>
               <w:noProof/>
+              <w:kern w:val="2"/>
+              <w:sz w:val="24"/>
+              <w:szCs w:val="24"/>
+              <w14:ligatures w14:val="standardContextual"/>
             </w:rPr>
           </w:pPr>
-          <w:hyperlink w:anchor="_Toc232372703" w:history="1">
+          <w:hyperlink w:anchor="_Toc232453472" w:history="1">
             <w:r>
               <w:rPr>
                 <w:rStyle w:val="Hyperlink"/>
@@ -1166,7 +1469,7 @@
               <w:rPr>
                 <w:noProof/>
               </w:rPr>
-              <w:instrText xml:space="preserve"> PAGEREF _Toc232372703 \h </w:instrText>
+              <w:instrText xml:space="preserve"> PAGEREF _Toc232453472 \h </w:instrText>
             </w:r>
             <w:r>
               <w:rPr>
@@ -1200,10 +1503,15 @@
               <w:tab w:val="right" w:leader="dot" w:pos="9350"/>
             </w:tabs>
             <w:rPr>
+              <w:rFonts w:asciiTheme="minorHAnsi" w:eastAsiaTheme="minorEastAsia" w:hAnsiTheme="minorHAnsi" w:cstheme="minorBidi"/>
               <w:noProof/>
+              <w:kern w:val="2"/>
+              <w:sz w:val="24"/>
+              <w:szCs w:val="24"/>
+              <w14:ligatures w14:val="standardContextual"/>
             </w:rPr>
           </w:pPr>
-          <w:hyperlink w:anchor="_Toc232372704" w:history="1">
+          <w:hyperlink w:anchor="_Toc232453473" w:history="1">
             <w:r>
               <w:rPr>
                 <w:rStyle w:val="Hyperlink"/>
@@ -1227,7 +1535,7 @@
               <w:rPr>
                 <w:noProof/>
               </w:rPr>
-              <w:instrText xml:space="preserve"> PAGEREF _Toc232372704 \h </w:instrText>
+              <w:instrText xml:space="preserve"> PAGEREF _Toc232453473 \h </w:instrText>
             </w:r>
             <w:r>
               <w:rPr>
@@ -1245,6 +1553,204 @@
                 <w:noProof/>
               </w:rPr>
               <w:t>6</w:t>
+            </w:r>
+            <w:r>
+              <w:rPr>
+                <w:noProof/>
+              </w:rPr>
+              <w:fldChar w:fldCharType="end"/>
+            </w:r>
+          </w:hyperlink>
+        </w:p>
+        <w:p>
+          <w:pPr>
+            <w:pStyle w:val="Sumrio2"/>
+            <w:tabs>
+              <w:tab w:val="right" w:leader="dot" w:pos="9350"/>
+            </w:tabs>
+            <w:rPr>
+              <w:rFonts w:asciiTheme="minorHAnsi" w:eastAsiaTheme="minorEastAsia" w:hAnsiTheme="minorHAnsi" w:cstheme="minorBidi"/>
+              <w:noProof/>
+              <w:kern w:val="2"/>
+              <w:sz w:val="24"/>
+              <w:szCs w:val="24"/>
+              <w14:ligatures w14:val="standardContextual"/>
+            </w:rPr>
+          </w:pPr>
+          <w:hyperlink w:anchor="_Toc232453474" w:history="1">
+            <w:r>
+              <w:rPr>
+                <w:rStyle w:val="Hyperlink"/>
+                <w:noProof/>
+              </w:rPr>
+              <w:t>4.5 GuiCadastroProfessor</w:t>
+            </w:r>
+            <w:r>
+              <w:rPr>
+                <w:noProof/>
+              </w:rPr>
+              <w:tab/>
+            </w:r>
+            <w:r>
+              <w:rPr>
+                <w:noProof/>
+              </w:rPr>
+              <w:fldChar w:fldCharType="begin"/>
+            </w:r>
+            <w:r>
+              <w:rPr>
+                <w:noProof/>
+              </w:rPr>
+              <w:instrText xml:space="preserve"> PAGEREF _Toc232453474 \h </w:instrText>
+            </w:r>
+            <w:r>
+              <w:rPr>
+                <w:noProof/>
+              </w:rPr>
+            </w:r>
+            <w:r>
+              <w:rPr>
+                <w:noProof/>
+              </w:rPr>
+              <w:fldChar w:fldCharType="separate"/>
+            </w:r>
+            <w:r>
+              <w:rPr>
+                <w:noProof/>
+              </w:rPr>
+              <w:t>6</w:t>
+            </w:r>
+            <w:r>
+              <w:rPr>
+                <w:noProof/>
+              </w:rPr>
+              <w:fldChar w:fldCharType="end"/>
+            </w:r>
+          </w:hyperlink>
+        </w:p>
+        <w:p>
+          <w:pPr>
+            <w:pStyle w:val="Sumrio2"/>
+            <w:tabs>
+              <w:tab w:val="right" w:leader="dot" w:pos="9350"/>
+            </w:tabs>
+            <w:rPr>
+              <w:rFonts w:asciiTheme="minorHAnsi" w:eastAsiaTheme="minorEastAsia" w:hAnsiTheme="minorHAnsi" w:cstheme="minorBidi"/>
+              <w:noProof/>
+              <w:kern w:val="2"/>
+              <w:sz w:val="24"/>
+              <w:szCs w:val="24"/>
+              <w14:ligatures w14:val="standardContextual"/>
+            </w:rPr>
+          </w:pPr>
+          <w:hyperlink w:anchor="_Toc232453475" w:history="1">
+            <w:r>
+              <w:rPr>
+                <w:rStyle w:val="Hyperlink"/>
+                <w:noProof/>
+              </w:rPr>
+              <w:t>4.6 GuiCadastroPlanoTreino</w:t>
+            </w:r>
+            <w:r>
+              <w:rPr>
+                <w:noProof/>
+              </w:rPr>
+              <w:tab/>
+            </w:r>
+            <w:r>
+              <w:rPr>
+                <w:noProof/>
+              </w:rPr>
+              <w:fldChar w:fldCharType="begin"/>
+            </w:r>
+            <w:r>
+              <w:rPr>
+                <w:noProof/>
+              </w:rPr>
+              <w:instrText xml:space="preserve"> PAGEREF _Toc232453475 \h </w:instrText>
+            </w:r>
+            <w:r>
+              <w:rPr>
+                <w:noProof/>
+              </w:rPr>
+            </w:r>
+            <w:r>
+              <w:rPr>
+                <w:noProof/>
+              </w:rPr>
+              <w:fldChar w:fldCharType="separate"/>
+            </w:r>
+            <w:r>
+              <w:rPr>
+                <w:noProof/>
+              </w:rPr>
+              <w:t>6</w:t>
+            </w:r>
+            <w:r>
+              <w:rPr>
+                <w:noProof/>
+              </w:rPr>
+              <w:fldChar w:fldCharType="end"/>
+            </w:r>
+          </w:hyperlink>
+        </w:p>
+        <w:p>
+          <w:pPr>
+            <w:pStyle w:val="Sumrio2"/>
+            <w:tabs>
+              <w:tab w:val="right" w:leader="dot" w:pos="9350"/>
+            </w:tabs>
+            <w:rPr>
+              <w:rFonts w:asciiTheme="minorHAnsi" w:eastAsiaTheme="minorEastAsia" w:hAnsiTheme="minorHAnsi" w:cstheme="minorBidi"/>
+              <w:noProof/>
+              <w:kern w:val="2"/>
+              <w:sz w:val="24"/>
+              <w:szCs w:val="24"/>
+              <w14:ligatures w14:val="standardContextual"/>
+            </w:rPr>
+          </w:pPr>
+          <w:hyperlink w:anchor="_Toc232453476" w:history="1">
+            <w:r>
+              <w:rPr>
+                <w:rStyle w:val="Hyperlink"/>
+                <w:noProof/>
+              </w:rPr>
+              <w:t>4.7 GuiPlanoTreinoConsulta</w:t>
+            </w:r>
+            <w:r>
+              <w:rPr>
+                <w:noProof/>
+              </w:rPr>
+              <w:tab/>
+            </w:r>
+            <w:r>
+              <w:rPr>
+                <w:noProof/>
+              </w:rPr>
+              <w:fldChar w:fldCharType="begin"/>
+            </w:r>
+            <w:r>
+              <w:rPr>
+                <w:noProof/>
+              </w:rPr>
+              <w:instrText xml:space="preserve"> PAGEREF _Toc232453476 \h </w:instrText>
+            </w:r>
+            <w:r>
+              <w:rPr>
+                <w:noProof/>
+              </w:rPr>
+            </w:r>
+            <w:r>
+              <w:rPr>
+                <w:noProof/>
+              </w:rPr>
+              <w:fldChar w:fldCharType="separate"/>
+            </w:r>
+            <w:r>
+              <w:rPr>
+                <w:noProof/>
+              </w:rPr>
+              <w:t>7</w:t>
             </w:r>
             <w:r>
               <w:rPr>
@@ -1261,10 +1767,15 @@
               <w:tab w:val="right" w:leader="dot" w:pos="9350"/>
             </w:tabs>
             <w:rPr>
+              <w:rFonts w:asciiTheme="minorHAnsi" w:eastAsiaTheme="minorEastAsia" w:hAnsiTheme="minorHAnsi" w:cstheme="minorBidi"/>
               <w:noProof/>
+              <w:kern w:val="2"/>
+              <w:sz w:val="24"/>
+              <w:szCs w:val="24"/>
+              <w14:ligatures w14:val="standardContextual"/>
             </w:rPr>
           </w:pPr>
-          <w:hyperlink w:anchor="_Toc232372705" w:history="1">
+          <w:hyperlink w:anchor="_Toc232453477" w:history="1">
             <w:r>
               <w:rPr>
                 <w:rStyle w:val="Hyperlink"/>
@@ -1288,7 +1799,7 @@
               <w:rPr>
                 <w:noProof/>
               </w:rPr>
-              <w:instrText xml:space="preserve"> PAGEREF _Toc232372705 \h </w:instrText>
+              <w:instrText xml:space="preserve"> PAGEREF _Toc232453477 \h </w:instrText>
             </w:r>
             <w:r>
               <w:rPr>
@@ -1305,7 +1816,7 @@
               <w:rPr>
                 <w:noProof/>
               </w:rPr>
-              <w:t>6</w:t>
+              <w:t>7</w:t>
             </w:r>
             <w:r>
               <w:rPr>
@@ -1322,10 +1833,15 @@
               <w:tab w:val="right" w:leader="dot" w:pos="9350"/>
             </w:tabs>
             <w:rPr>
+              <w:rFonts w:asciiTheme="minorHAnsi" w:eastAsiaTheme="minorEastAsia" w:hAnsiTheme="minorHAnsi" w:cstheme="minorBidi"/>
               <w:noProof/>
+              <w:kern w:val="2"/>
+              <w:sz w:val="24"/>
+              <w:szCs w:val="24"/>
+              <w14:ligatures w14:val="standardContextual"/>
             </w:rPr>
           </w:pPr>
-          <w:hyperlink w:anchor="_Toc232372706" w:history="1">
+          <w:hyperlink w:anchor="_Toc232453478" w:history="1">
             <w:r>
               <w:rPr>
                 <w:rStyle w:val="Hyperlink"/>
@@ -1349,7 +1865,7 @@
               <w:rPr>
                 <w:noProof/>
               </w:rPr>
-              <w:instrText xml:space="preserve"> PAGEREF _Toc232372706 \h </w:instrText>
+              <w:instrText xml:space="preserve"> PAGEREF _Toc232453478 \h </w:instrText>
             </w:r>
             <w:r>
               <w:rPr>
@@ -1366,7 +1882,7 @@
               <w:rPr>
                 <w:noProof/>
               </w:rPr>
-              <w:t>6</w:t>
+              <w:t>7</w:t>
             </w:r>
             <w:r>
               <w:rPr>
@@ -1383,10 +1899,15 @@
               <w:tab w:val="right" w:leader="dot" w:pos="9350"/>
             </w:tabs>
             <w:rPr>
+              <w:rFonts w:asciiTheme="minorHAnsi" w:eastAsiaTheme="minorEastAsia" w:hAnsiTheme="minorHAnsi" w:cstheme="minorBidi"/>
               <w:noProof/>
+              <w:kern w:val="2"/>
+              <w:sz w:val="24"/>
+              <w:szCs w:val="24"/>
+              <w14:ligatures w14:val="standardContextual"/>
             </w:rPr>
           </w:pPr>
-          <w:hyperlink w:anchor="_Toc232372707" w:history="1">
+          <w:hyperlink w:anchor="_Toc232453479" w:history="1">
             <w:r>
               <w:rPr>
                 <w:rStyle w:val="Hyperlink"/>
@@ -1410,7 +1931,7 @@
               <w:rPr>
                 <w:noProof/>
               </w:rPr>
-              <w:instrText xml:space="preserve"> PAGEREF _Toc232372707 \h </w:instrText>
+              <w:instrText xml:space="preserve"> PAGEREF _Toc232453479 \h </w:instrText>
             </w:r>
             <w:r>
               <w:rPr>
@@ -1427,7 +1948,7 @@
               <w:rPr>
                 <w:noProof/>
               </w:rPr>
-              <w:t>6</w:t>
+              <w:t>8</w:t>
             </w:r>
             <w:r>
               <w:rPr>
@@ -1444,10 +1965,15 @@
               <w:tab w:val="right" w:leader="dot" w:pos="9350"/>
             </w:tabs>
             <w:rPr>
+              <w:rFonts w:asciiTheme="minorHAnsi" w:eastAsiaTheme="minorEastAsia" w:hAnsiTheme="minorHAnsi" w:cstheme="minorBidi"/>
               <w:noProof/>
+              <w:kern w:val="2"/>
+              <w:sz w:val="24"/>
+              <w:szCs w:val="24"/>
+              <w14:ligatures w14:val="standardContextual"/>
             </w:rPr>
           </w:pPr>
-          <w:hyperlink w:anchor="_Toc232372708" w:history="1">
+          <w:hyperlink w:anchor="_Toc232453480" w:history="1">
             <w:r>
               <w:rPr>
                 <w:rStyle w:val="Hyperlink"/>
@@ -1471,7 +1997,7 @@
               <w:rPr>
                 <w:noProof/>
               </w:rPr>
-              <w:instrText xml:space="preserve"> PAGEREF _Toc232372708 \h </w:instrText>
+              <w:instrText xml:space="preserve"> PAGEREF _Toc232453480 \h </w:instrText>
             </w:r>
             <w:r>
               <w:rPr>
@@ -1488,7 +2014,7 @@
               <w:rPr>
                 <w:noProof/>
               </w:rPr>
-              <w:t>7</w:t>
+              <w:t>8</w:t>
             </w:r>
             <w:r>
               <w:rPr>
@@ -1505,10 +2031,15 @@
               <w:tab w:val="right" w:leader="dot" w:pos="9350"/>
             </w:tabs>
             <w:rPr>
+              <w:rFonts w:asciiTheme="minorHAnsi" w:eastAsiaTheme="minorEastAsia" w:hAnsiTheme="minorHAnsi" w:cstheme="minorBidi"/>
               <w:noProof/>
+              <w:kern w:val="2"/>
+              <w:sz w:val="24"/>
+              <w:szCs w:val="24"/>
+              <w14:ligatures w14:val="standardContextual"/>
             </w:rPr>
           </w:pPr>
-          <w:hyperlink w:anchor="_Toc232372709" w:history="1">
+          <w:hyperlink w:anchor="_Toc232453481" w:history="1">
             <w:r>
               <w:rPr>
                 <w:rStyle w:val="Hyperlink"/>
@@ -1532,7 +2063,7 @@
               <w:rPr>
                 <w:noProof/>
               </w:rPr>
-              <w:instrText xml:space="preserve"> PAGEREF _Toc232372709 \h </w:instrText>
+              <w:instrText xml:space="preserve"> PAGEREF _Toc232453481 \h </w:instrText>
             </w:r>
             <w:r>
               <w:rPr>
@@ -1549,7 +2080,7 @@
               <w:rPr>
                 <w:noProof/>
               </w:rPr>
-              <w:t>7</w:t>
+              <w:t>8</w:t>
             </w:r>
             <w:r>
               <w:rPr>
@@ -1560,23 +2091,45 @@
           </w:hyperlink>
         </w:p>
         <w:p>
+          <w:pPr>
+            <w:rPr>
+              <w:color w:val="000000" w:themeColor="text1"/>
+            </w:rPr>
+          </w:pPr>
           <w:r>
+            <w:rPr>
+              <w:color w:val="000000" w:themeColor="text1"/>
+            </w:rPr>
             <w:fldChar w:fldCharType="end"/>
           </w:r>
         </w:p>
       </w:sdtContent>
     </w:sdt>
     <w:p>
-      <w:r>
+      <w:pPr>
+        <w:rPr>
+          <w:color w:val="000000" w:themeColor="text1"/>
+        </w:rPr>
+      </w:pPr>
+      <w:r>
+        <w:rPr>
+          <w:color w:val="000000" w:themeColor="text1"/>
+        </w:rPr>
         <w:br w:type="page"/>
       </w:r>
     </w:p>
     <w:p>
       <w:pPr>
         <w:pStyle w:val="Ttulo1"/>
-      </w:pPr>
-      <w:bookmarkStart w:id="1" w:name="_Toc232372687"/>
-      <w:r>
+        <w:rPr>
+          <w:color w:val="000000" w:themeColor="text1"/>
+        </w:rPr>
+      </w:pPr>
+      <w:bookmarkStart w:id="1" w:name="_Toc232453456"/>
+      <w:r>
+        <w:rPr>
+          <w:color w:val="000000" w:themeColor="text1"/>
+        </w:rPr>
         <w:lastRenderedPageBreak/>
         <w:t>1. Introdução</w:t>
       </w:r>
@@ -1585,25 +2138,43 @@
     <w:p>
       <w:pPr>
         <w:spacing w:after="120"/>
-      </w:pPr>
-      <w:r>
+        <w:rPr>
+          <w:color w:val="000000" w:themeColor="text1"/>
+        </w:rPr>
+      </w:pPr>
+      <w:r>
+        <w:rPr>
+          <w:color w:val="000000" w:themeColor="text1"/>
+        </w:rPr>
         <w:t xml:space="preserve">Este documento descreve a estrutura, as funcionalidades e a arquitetura do Sistema de Gerenciamento de Academia, desenvolvido em Java com interface gráfica Swing e persistência de dados em MySQL via JDBC. O sistema foi desenvolvido em equipe como parte da Avaliação 2 da disciplina, seguindo o conteúdo dos capítulos 8, 9 e 12 do livro “Java 8 - Ensino Didático”, de Sérgio </w:t>
       </w:r>
       <w:proofErr w:type="spellStart"/>
       <w:r>
+        <w:rPr>
+          <w:color w:val="000000" w:themeColor="text1"/>
+        </w:rPr>
         <w:t>Furgeri</w:t>
       </w:r>
       <w:proofErr w:type="spellEnd"/>
       <w:r>
+        <w:rPr>
+          <w:color w:val="000000" w:themeColor="text1"/>
+        </w:rPr>
         <w:t>.</w:t>
       </w:r>
     </w:p>
     <w:p>
       <w:pPr>
         <w:pStyle w:val="Ttulo2"/>
-      </w:pPr>
-      <w:bookmarkStart w:id="2" w:name="_Toc232372688"/>
-      <w:r>
+        <w:rPr>
+          <w:color w:val="000000" w:themeColor="text1"/>
+        </w:rPr>
+      </w:pPr>
+      <w:bookmarkStart w:id="2" w:name="_Toc232453457"/>
+      <w:r>
+        <w:rPr>
+          <w:color w:val="000000" w:themeColor="text1"/>
+        </w:rPr>
         <w:t>1.1 Objetivo do Sistema</w:t>
       </w:r>
       <w:bookmarkEnd w:id="2"/>
@@ -1611,17 +2182,29 @@
     <w:p>
       <w:pPr>
         <w:spacing w:after="120"/>
-      </w:pPr>
-      <w:r>
+        <w:rPr>
+          <w:color w:val="000000" w:themeColor="text1"/>
+        </w:rPr>
+      </w:pPr>
+      <w:r>
+        <w:rPr>
+          <w:color w:val="000000" w:themeColor="text1"/>
+        </w:rPr>
         <w:t>O sistema tem como objetivo gerenciar o cadastro de alunos e professores de uma academia, controlar os planos de treino atribuídos a cada aluno (com seus respectivos exercícios) e registrar os pagamentos realizados, suportando múltiplas formas de pagamento (Dinheiro, Pix, Cartão de Crédito e Cartão de Débito).</w:t>
       </w:r>
     </w:p>
     <w:p>
       <w:pPr>
         <w:pStyle w:val="Ttulo2"/>
-      </w:pPr>
-      <w:bookmarkStart w:id="3" w:name="_Toc232372689"/>
-      <w:r>
+        <w:rPr>
+          <w:color w:val="000000" w:themeColor="text1"/>
+        </w:rPr>
+      </w:pPr>
+      <w:bookmarkStart w:id="3" w:name="_Toc232453458"/>
+      <w:r>
+        <w:rPr>
+          <w:color w:val="000000" w:themeColor="text1"/>
+        </w:rPr>
         <w:t>1.2 Tecnologias Utilizadas</w:t>
       </w:r>
       <w:bookmarkEnd w:id="3"/>
@@ -1633,8 +2216,14 @@
           <w:ilvl w:val="0"/>
           <w:numId w:val="2"/>
         </w:numPr>
-      </w:pPr>
-      <w:r>
+        <w:rPr>
+          <w:color w:val="000000" w:themeColor="text1"/>
+        </w:rPr>
+      </w:pPr>
+      <w:r>
+        <w:rPr>
+          <w:color w:val="000000" w:themeColor="text1"/>
+        </w:rPr>
         <w:t>Linguagem: Java (JDK 21)</w:t>
       </w:r>
     </w:p>
@@ -1645,8 +2234,14 @@
           <w:ilvl w:val="0"/>
           <w:numId w:val="2"/>
         </w:numPr>
-      </w:pPr>
-      <w:r>
+        <w:rPr>
+          <w:color w:val="000000" w:themeColor="text1"/>
+        </w:rPr>
+      </w:pPr>
+      <w:r>
+        <w:rPr>
+          <w:color w:val="000000" w:themeColor="text1"/>
+        </w:rPr>
         <w:t>Interface gráfica: Java Swing</w:t>
       </w:r>
     </w:p>
@@ -1657,8 +2252,14 @@
           <w:ilvl w:val="0"/>
           <w:numId w:val="2"/>
         </w:numPr>
-      </w:pPr>
-      <w:r>
+        <w:rPr>
+          <w:color w:val="000000" w:themeColor="text1"/>
+        </w:rPr>
+      </w:pPr>
+      <w:r>
+        <w:rPr>
+          <w:color w:val="000000" w:themeColor="text1"/>
+        </w:rPr>
         <w:t>Banco de dados: MySQL</w:t>
       </w:r>
     </w:p>
@@ -1669,29 +2270,50 @@
           <w:ilvl w:val="0"/>
           <w:numId w:val="2"/>
         </w:numPr>
-      </w:pPr>
-      <w:r>
+        <w:rPr>
+          <w:color w:val="000000" w:themeColor="text1"/>
+        </w:rPr>
+      </w:pPr>
+      <w:r>
+        <w:rPr>
+          <w:color w:val="000000" w:themeColor="text1"/>
+        </w:rPr>
         <w:t>Conectividade: JDBC (</w:t>
       </w:r>
       <w:proofErr w:type="spellStart"/>
       <w:proofErr w:type="gramStart"/>
       <w:r>
+        <w:rPr>
+          <w:color w:val="000000" w:themeColor="text1"/>
+        </w:rPr>
         <w:t>com.mysql</w:t>
       </w:r>
       <w:proofErr w:type="gramEnd"/>
       <w:r>
+        <w:rPr>
+          <w:color w:val="000000" w:themeColor="text1"/>
+        </w:rPr>
         <w:t>.</w:t>
       </w:r>
       <w:proofErr w:type="gramStart"/>
       <w:r>
+        <w:rPr>
+          <w:color w:val="000000" w:themeColor="text1"/>
+        </w:rPr>
         <w:t>cj.jdbc</w:t>
       </w:r>
       <w:proofErr w:type="gramEnd"/>
       <w:r>
+        <w:rPr>
+          <w:color w:val="000000" w:themeColor="text1"/>
+        </w:rPr>
         <w:t>.Driver</w:t>
       </w:r>
       <w:proofErr w:type="spellEnd"/>
       <w:r>
+        <w:rPr>
+          <w:color w:val="000000" w:themeColor="text1"/>
+        </w:rPr>
         <w:t>)</w:t>
       </w:r>
     </w:p>
@@ -1702,8 +2324,14 @@
           <w:ilvl w:val="0"/>
           <w:numId w:val="2"/>
         </w:numPr>
-      </w:pPr>
-      <w:r>
+        <w:rPr>
+          <w:color w:val="000000" w:themeColor="text1"/>
+        </w:rPr>
+      </w:pPr>
+      <w:r>
+        <w:rPr>
+          <w:color w:val="000000" w:themeColor="text1"/>
+        </w:rPr>
         <w:t>IDE: Eclipse IDE</w:t>
       </w:r>
     </w:p>
@@ -1714,16 +2342,28 @@
           <w:ilvl w:val="0"/>
           <w:numId w:val="2"/>
         </w:numPr>
-      </w:pPr>
-      <w:r>
+        <w:rPr>
+          <w:color w:val="000000" w:themeColor="text1"/>
+        </w:rPr>
+      </w:pPr>
+      <w:r>
+        <w:rPr>
+          <w:color w:val="000000" w:themeColor="text1"/>
+        </w:rPr>
         <w:t xml:space="preserve">Controle de versão: </w:t>
       </w:r>
       <w:proofErr w:type="spellStart"/>
       <w:r>
+        <w:rPr>
+          <w:color w:val="000000" w:themeColor="text1"/>
+        </w:rPr>
         <w:t>Git</w:t>
       </w:r>
       <w:proofErr w:type="spellEnd"/>
       <w:r>
+        <w:rPr>
+          <w:color w:val="000000" w:themeColor="text1"/>
+        </w:rPr>
         <w:t xml:space="preserve"> e GitHub</w:t>
       </w:r>
     </w:p>
@@ -1734,17 +2374,29 @@
           <w:ilvl w:val="0"/>
           <w:numId w:val="2"/>
         </w:numPr>
-      </w:pPr>
-      <w:r>
+        <w:rPr>
+          <w:color w:val="000000" w:themeColor="text1"/>
+        </w:rPr>
+      </w:pPr>
+      <w:r>
+        <w:rPr>
+          <w:color w:val="000000" w:themeColor="text1"/>
+        </w:rPr>
         <w:t>Diagramação UML: draw.io</w:t>
       </w:r>
     </w:p>
     <w:p>
       <w:pPr>
         <w:pStyle w:val="Ttulo1"/>
-      </w:pPr>
-      <w:bookmarkStart w:id="4" w:name="_Toc232372690"/>
-      <w:r>
+        <w:rPr>
+          <w:color w:val="000000" w:themeColor="text1"/>
+        </w:rPr>
+      </w:pPr>
+      <w:bookmarkStart w:id="4" w:name="_Toc232453459"/>
+      <w:r>
+        <w:rPr>
+          <w:color w:val="000000" w:themeColor="text1"/>
+        </w:rPr>
         <w:t>2. Arquitetura do Sistema</w:t>
       </w:r>
       <w:bookmarkEnd w:id="4"/>
@@ -1752,17 +2404,29 @@
     <w:p>
       <w:pPr>
         <w:spacing w:after="120"/>
-      </w:pPr>
-      <w:r>
+        <w:rPr>
+          <w:color w:val="000000" w:themeColor="text1"/>
+        </w:rPr>
+      </w:pPr>
+      <w:r>
+        <w:rPr>
+          <w:color w:val="000000" w:themeColor="text1"/>
+        </w:rPr>
         <w:t>O sistema foi organizado em camadas, separando responsabilidades de interface, regras de negócio e acesso ao banco de dados:</w:t>
       </w:r>
     </w:p>
     <w:p>
       <w:pPr>
         <w:pStyle w:val="Ttulo2"/>
-      </w:pPr>
-      <w:bookmarkStart w:id="5" w:name="_Toc232372691"/>
-      <w:r>
+        <w:rPr>
+          <w:color w:val="000000" w:themeColor="text1"/>
+        </w:rPr>
+      </w:pPr>
+      <w:bookmarkStart w:id="5" w:name="_Toc232453460"/>
+      <w:r>
+        <w:rPr>
+          <w:color w:val="000000" w:themeColor="text1"/>
+        </w:rPr>
         <w:t>2.1 Camadas</w:t>
       </w:r>
       <w:bookmarkEnd w:id="5"/>
@@ -1789,12 +2453,6 @@
         <w:gridCol w:w="7020"/>
       </w:tblGrid>
       <w:tr>
-        <w:tblPrEx>
-          <w:tblCellMar>
-            <w:top w:w="0" w:type="dxa"/>
-            <w:bottom w:w="0" w:type="dxa"/>
-          </w:tblCellMar>
-        </w:tblPrEx>
         <w:tc>
           <w:tcPr>
             <w:tcW w:w="2340" w:type="dxa"/>
@@ -1813,11 +2471,16 @@
             </w:tcMar>
           </w:tcPr>
           <w:p>
+            <w:pPr>
+              <w:rPr>
+                <w:color w:val="000000" w:themeColor="text1"/>
+              </w:rPr>
+            </w:pPr>
             <w:r>
               <w:rPr>
                 <w:b/>
                 <w:bCs/>
-                <w:color w:val="FFFFFF"/>
+                <w:color w:val="000000" w:themeColor="text1"/>
               </w:rPr>
               <w:t>Camada</w:t>
             </w:r>
@@ -1841,11 +2504,16 @@
             </w:tcMar>
           </w:tcPr>
           <w:p>
+            <w:pPr>
+              <w:rPr>
+                <w:color w:val="000000" w:themeColor="text1"/>
+              </w:rPr>
+            </w:pPr>
             <w:r>
               <w:rPr>
                 <w:b/>
                 <w:bCs/>
-                <w:color w:val="FFFFFF"/>
+                <w:color w:val="000000" w:themeColor="text1"/>
               </w:rPr>
               <w:t>Responsabilidade</w:t>
             </w:r>
@@ -1853,12 +2521,6 @@
         </w:tc>
       </w:tr>
       <w:tr>
-        <w:tblPrEx>
-          <w:tblCellMar>
-            <w:top w:w="0" w:type="dxa"/>
-            <w:bottom w:w="0" w:type="dxa"/>
-          </w:tblCellMar>
-        </w:tblPrEx>
         <w:tc>
           <w:tcPr>
             <w:tcW w:w="2340" w:type="dxa"/>
@@ -1876,12 +2538,23 @@
             </w:tcMar>
           </w:tcPr>
           <w:p>
+            <w:pPr>
+              <w:rPr>
+                <w:color w:val="000000" w:themeColor="text1"/>
+              </w:rPr>
+            </w:pPr>
             <w:proofErr w:type="spellStart"/>
             <w:r>
+              <w:rPr>
+                <w:color w:val="000000" w:themeColor="text1"/>
+              </w:rPr>
               <w:t>views</w:t>
             </w:r>
             <w:proofErr w:type="spellEnd"/>
             <w:r>
+              <w:rPr>
+                <w:color w:val="000000" w:themeColor="text1"/>
+              </w:rPr>
               <w:t xml:space="preserve"> (GUI)</w:t>
             </w:r>
           </w:p>
@@ -1903,51 +2576,77 @@
             </w:tcMar>
           </w:tcPr>
           <w:p>
-            <w:r>
+            <w:pPr>
+              <w:rPr>
+                <w:color w:val="000000" w:themeColor="text1"/>
+              </w:rPr>
+            </w:pPr>
+            <w:r>
+              <w:rPr>
+                <w:color w:val="000000" w:themeColor="text1"/>
+              </w:rPr>
               <w:t>Telas Swing responsáveis pela interação com o usuário (</w:t>
             </w:r>
             <w:proofErr w:type="spellStart"/>
             <w:r>
+              <w:rPr>
+                <w:color w:val="000000" w:themeColor="text1"/>
+              </w:rPr>
               <w:t>GuiLogin</w:t>
             </w:r>
             <w:proofErr w:type="spellEnd"/>
             <w:r>
+              <w:rPr>
+                <w:color w:val="000000" w:themeColor="text1"/>
+              </w:rPr>
               <w:t xml:space="preserve">, </w:t>
             </w:r>
             <w:proofErr w:type="spellStart"/>
             <w:r>
+              <w:rPr>
+                <w:color w:val="000000" w:themeColor="text1"/>
+              </w:rPr>
               <w:t>GuiMenuPrincipal</w:t>
             </w:r>
             <w:proofErr w:type="spellEnd"/>
             <w:r>
+              <w:rPr>
+                <w:color w:val="000000" w:themeColor="text1"/>
+              </w:rPr>
               <w:t xml:space="preserve">, </w:t>
             </w:r>
             <w:proofErr w:type="spellStart"/>
             <w:r>
+              <w:rPr>
+                <w:color w:val="000000" w:themeColor="text1"/>
+              </w:rPr>
               <w:t>GuiCadastroAluno</w:t>
             </w:r>
             <w:proofErr w:type="spellEnd"/>
             <w:r>
+              <w:rPr>
+                <w:color w:val="000000" w:themeColor="text1"/>
+              </w:rPr>
               <w:t xml:space="preserve">, </w:t>
             </w:r>
             <w:proofErr w:type="spellStart"/>
             <w:r>
+              <w:rPr>
+                <w:color w:val="000000" w:themeColor="text1"/>
+              </w:rPr>
               <w:t>GuiPagamento</w:t>
             </w:r>
             <w:proofErr w:type="spellEnd"/>
             <w:r>
+              <w:rPr>
+                <w:color w:val="000000" w:themeColor="text1"/>
+              </w:rPr>
               <w:t>, etc.)</w:t>
             </w:r>
           </w:p>
         </w:tc>
       </w:tr>
       <w:tr>
-        <w:tblPrEx>
-          <w:tblCellMar>
-            <w:top w:w="0" w:type="dxa"/>
-            <w:bottom w:w="0" w:type="dxa"/>
-          </w:tblCellMar>
-        </w:tblPrEx>
         <w:tc>
           <w:tcPr>
             <w:tcW w:w="2340" w:type="dxa"/>
@@ -1965,7 +2664,15 @@
             </w:tcMar>
           </w:tcPr>
           <w:p>
-            <w:r>
+            <w:pPr>
+              <w:rPr>
+                <w:color w:val="000000" w:themeColor="text1"/>
+              </w:rPr>
+            </w:pPr>
+            <w:r>
+              <w:rPr>
+                <w:color w:val="000000" w:themeColor="text1"/>
+              </w:rPr>
               <w:t>models</w:t>
             </w:r>
           </w:p>
@@ -1987,27 +2694,35 @@
             </w:tcMar>
           </w:tcPr>
           <w:p>
-            <w:r>
+            <w:pPr>
+              <w:rPr>
+                <w:color w:val="000000" w:themeColor="text1"/>
+              </w:rPr>
+            </w:pPr>
+            <w:r>
+              <w:rPr>
+                <w:color w:val="000000" w:themeColor="text1"/>
+              </w:rPr>
               <w:t xml:space="preserve">Classes de domínio que representam as entidades do sistema (Aluno, Professor, </w:t>
             </w:r>
             <w:proofErr w:type="spellStart"/>
             <w:r>
+              <w:rPr>
+                <w:color w:val="000000" w:themeColor="text1"/>
+              </w:rPr>
               <w:t>PlanoTreino</w:t>
             </w:r>
             <w:proofErr w:type="spellEnd"/>
             <w:r>
+              <w:rPr>
+                <w:color w:val="000000" w:themeColor="text1"/>
+              </w:rPr>
               <w:t>, Pagamento, Exercícios, etc.)</w:t>
             </w:r>
           </w:p>
         </w:tc>
       </w:tr>
       <w:tr>
-        <w:tblPrEx>
-          <w:tblCellMar>
-            <w:top w:w="0" w:type="dxa"/>
-            <w:bottom w:w="0" w:type="dxa"/>
-          </w:tblCellMar>
-        </w:tblPrEx>
         <w:tc>
           <w:tcPr>
             <w:tcW w:w="2340" w:type="dxa"/>
@@ -2025,12 +2740,23 @@
             </w:tcMar>
           </w:tcPr>
           <w:p>
+            <w:pPr>
+              <w:rPr>
+                <w:color w:val="000000" w:themeColor="text1"/>
+              </w:rPr>
+            </w:pPr>
             <w:proofErr w:type="spellStart"/>
             <w:r>
+              <w:rPr>
+                <w:color w:val="000000" w:themeColor="text1"/>
+              </w:rPr>
               <w:t>dao</w:t>
             </w:r>
             <w:proofErr w:type="spellEnd"/>
             <w:r>
+              <w:rPr>
+                <w:color w:val="000000" w:themeColor="text1"/>
+              </w:rPr>
               <w:t xml:space="preserve"> (models)</w:t>
             </w:r>
           </w:p>
@@ -2052,59 +2778,91 @@
             </w:tcMar>
           </w:tcPr>
           <w:p>
-            <w:r>
+            <w:pPr>
+              <w:rPr>
+                <w:color w:val="000000" w:themeColor="text1"/>
+              </w:rPr>
+            </w:pPr>
+            <w:r>
+              <w:rPr>
+                <w:color w:val="000000" w:themeColor="text1"/>
+              </w:rPr>
               <w:t>Classes de acesso a dados (</w:t>
             </w:r>
             <w:proofErr w:type="spellStart"/>
             <w:r>
+              <w:rPr>
+                <w:color w:val="000000" w:themeColor="text1"/>
+              </w:rPr>
               <w:t>AlunoDAO</w:t>
             </w:r>
             <w:proofErr w:type="spellEnd"/>
             <w:r>
+              <w:rPr>
+                <w:color w:val="000000" w:themeColor="text1"/>
+              </w:rPr>
               <w:t xml:space="preserve">, </w:t>
             </w:r>
             <w:proofErr w:type="spellStart"/>
             <w:r>
+              <w:rPr>
+                <w:color w:val="000000" w:themeColor="text1"/>
+              </w:rPr>
               <w:t>PagamentoDAO</w:t>
             </w:r>
             <w:proofErr w:type="spellEnd"/>
             <w:r>
+              <w:rPr>
+                <w:color w:val="000000" w:themeColor="text1"/>
+              </w:rPr>
               <w:t xml:space="preserve">, </w:t>
             </w:r>
             <w:proofErr w:type="spellStart"/>
             <w:r>
+              <w:rPr>
+                <w:color w:val="000000" w:themeColor="text1"/>
+              </w:rPr>
               <w:t>LoginDAO</w:t>
             </w:r>
             <w:proofErr w:type="spellEnd"/>
             <w:r>
+              <w:rPr>
+                <w:color w:val="000000" w:themeColor="text1"/>
+              </w:rPr>
               <w:t xml:space="preserve">, </w:t>
             </w:r>
             <w:proofErr w:type="spellStart"/>
             <w:r>
+              <w:rPr>
+                <w:color w:val="000000" w:themeColor="text1"/>
+              </w:rPr>
               <w:t>ProfessorDAO</w:t>
             </w:r>
             <w:proofErr w:type="spellEnd"/>
             <w:r>
+              <w:rPr>
+                <w:color w:val="000000" w:themeColor="text1"/>
+              </w:rPr>
               <w:t xml:space="preserve">, </w:t>
             </w:r>
             <w:proofErr w:type="spellStart"/>
             <w:r>
+              <w:rPr>
+                <w:color w:val="000000" w:themeColor="text1"/>
+              </w:rPr>
               <w:t>PlanoTreinoDAO</w:t>
             </w:r>
             <w:proofErr w:type="spellEnd"/>
             <w:r>
+              <w:rPr>
+                <w:color w:val="000000" w:themeColor="text1"/>
+              </w:rPr>
               <w:t>), responsáveis pela comunicação com o banco MySQL</w:t>
             </w:r>
           </w:p>
         </w:tc>
       </w:tr>
       <w:tr>
-        <w:tblPrEx>
-          <w:tblCellMar>
-            <w:top w:w="0" w:type="dxa"/>
-            <w:bottom w:w="0" w:type="dxa"/>
-          </w:tblCellMar>
-        </w:tblPrEx>
         <w:tc>
           <w:tcPr>
             <w:tcW w:w="2340" w:type="dxa"/>
@@ -2122,12 +2880,23 @@
             </w:tcMar>
           </w:tcPr>
           <w:p>
+            <w:pPr>
+              <w:rPr>
+                <w:color w:val="000000" w:themeColor="text1"/>
+              </w:rPr>
+            </w:pPr>
             <w:proofErr w:type="spellStart"/>
             <w:r>
+              <w:rPr>
+                <w:color w:val="000000" w:themeColor="text1"/>
+              </w:rPr>
               <w:t>Bd</w:t>
             </w:r>
             <w:proofErr w:type="spellEnd"/>
             <w:r>
+              <w:rPr>
+                <w:color w:val="000000" w:themeColor="text1"/>
+              </w:rPr>
               <w:t xml:space="preserve"> / MySQL</w:t>
             </w:r>
           </w:p>
@@ -2149,7 +2918,15 @@
             </w:tcMar>
           </w:tcPr>
           <w:p>
-            <w:r>
+            <w:pPr>
+              <w:rPr>
+                <w:color w:val="000000" w:themeColor="text1"/>
+              </w:rPr>
+            </w:pPr>
+            <w:r>
+              <w:rPr>
+                <w:color w:val="000000" w:themeColor="text1"/>
+              </w:rPr>
               <w:t>Classe de conexão e o banco de dados relacional, onde os dados são persistidos</w:t>
             </w:r>
           </w:p>
@@ -2159,9 +2936,15 @@
     <w:p>
       <w:pPr>
         <w:pStyle w:val="Ttulo2"/>
-      </w:pPr>
-      <w:bookmarkStart w:id="6" w:name="_Toc232372692"/>
-      <w:r>
+        <w:rPr>
+          <w:color w:val="000000" w:themeColor="text1"/>
+        </w:rPr>
+      </w:pPr>
+      <w:bookmarkStart w:id="6" w:name="_Toc232453461"/>
+      <w:r>
+        <w:rPr>
+          <w:color w:val="000000" w:themeColor="text1"/>
+        </w:rPr>
         <w:t>2.2 Padrão de Acesso a Dados</w:t>
       </w:r>
       <w:bookmarkEnd w:id="6"/>
@@ -2169,16 +2952,28 @@
     <w:p>
       <w:pPr>
         <w:spacing w:after="120"/>
-      </w:pPr>
-      <w:r>
+        <w:rPr>
+          <w:color w:val="000000" w:themeColor="text1"/>
+        </w:rPr>
+      </w:pPr>
+      <w:r>
+        <w:rPr>
+          <w:color w:val="000000" w:themeColor="text1"/>
+        </w:rPr>
         <w:t xml:space="preserve">Todas as classes DAO implementam a interface </w:t>
       </w:r>
       <w:proofErr w:type="spellStart"/>
       <w:r>
+        <w:rPr>
+          <w:color w:val="000000" w:themeColor="text1"/>
+        </w:rPr>
         <w:t>OperacaoBD</w:t>
       </w:r>
       <w:proofErr w:type="spellEnd"/>
       <w:r>
+        <w:rPr>
+          <w:color w:val="000000" w:themeColor="text1"/>
+        </w:rPr>
         <w:t>, que define dois métodos principais:</w:t>
       </w:r>
     </w:p>
@@ -2189,22 +2984,37 @@
           <w:ilvl w:val="0"/>
           <w:numId w:val="2"/>
         </w:numPr>
+        <w:rPr>
+          <w:color w:val="000000" w:themeColor="text1"/>
+        </w:rPr>
       </w:pPr>
       <w:proofErr w:type="gramStart"/>
       <w:r>
+        <w:rPr>
+          <w:color w:val="000000" w:themeColor="text1"/>
+        </w:rPr>
         <w:lastRenderedPageBreak/>
         <w:t>localizar(</w:t>
       </w:r>
       <w:proofErr w:type="gramEnd"/>
       <w:r>
+        <w:rPr>
+          <w:color w:val="000000" w:themeColor="text1"/>
+        </w:rPr>
         <w:t xml:space="preserve">): </w:t>
       </w:r>
       <w:proofErr w:type="spellStart"/>
       <w:r>
+        <w:rPr>
+          <w:color w:val="000000" w:themeColor="text1"/>
+        </w:rPr>
         <w:t>boolean</w:t>
       </w:r>
       <w:proofErr w:type="spellEnd"/>
       <w:r>
+        <w:rPr>
+          <w:color w:val="000000" w:themeColor="text1"/>
+        </w:rPr>
         <w:t xml:space="preserve"> — busca um registro no banco e preenche o objeto correspondente</w:t>
       </w:r>
     </w:p>
@@ -2215,51 +3025,87 @@
           <w:ilvl w:val="0"/>
           <w:numId w:val="2"/>
         </w:numPr>
+        <w:rPr>
+          <w:color w:val="000000" w:themeColor="text1"/>
+        </w:rPr>
       </w:pPr>
       <w:proofErr w:type="gramStart"/>
       <w:r>
+        <w:rPr>
+          <w:color w:val="000000" w:themeColor="text1"/>
+        </w:rPr>
         <w:t>atualizar(</w:t>
       </w:r>
       <w:proofErr w:type="spellStart"/>
       <w:proofErr w:type="gramEnd"/>
       <w:r>
+        <w:rPr>
+          <w:color w:val="000000" w:themeColor="text1"/>
+        </w:rPr>
         <w:t>TipoOperacaoBd</w:t>
       </w:r>
       <w:proofErr w:type="spellEnd"/>
       <w:r>
+        <w:rPr>
+          <w:color w:val="000000" w:themeColor="text1"/>
+        </w:rPr>
         <w:t xml:space="preserve"> </w:t>
       </w:r>
       <w:proofErr w:type="spellStart"/>
       <w:r>
+        <w:rPr>
+          <w:color w:val="000000" w:themeColor="text1"/>
+        </w:rPr>
         <w:t>operacao</w:t>
       </w:r>
       <w:proofErr w:type="spellEnd"/>
       <w:r>
+        <w:rPr>
+          <w:color w:val="000000" w:themeColor="text1"/>
+        </w:rPr>
         <w:t xml:space="preserve">): </w:t>
       </w:r>
       <w:proofErr w:type="spellStart"/>
       <w:r>
+        <w:rPr>
+          <w:color w:val="000000" w:themeColor="text1"/>
+        </w:rPr>
         <w:t>String</w:t>
       </w:r>
       <w:proofErr w:type="spellEnd"/>
       <w:r>
+        <w:rPr>
+          <w:color w:val="000000" w:themeColor="text1"/>
+        </w:rPr>
         <w:t xml:space="preserve"> — realiza inclusão, alteração ou exclusão de acordo com o enum </w:t>
       </w:r>
       <w:proofErr w:type="spellStart"/>
       <w:r>
+        <w:rPr>
+          <w:color w:val="000000" w:themeColor="text1"/>
+        </w:rPr>
         <w:t>TipoOperacaoBd</w:t>
       </w:r>
       <w:proofErr w:type="spellEnd"/>
       <w:r>
+        <w:rPr>
+          <w:color w:val="000000" w:themeColor="text1"/>
+        </w:rPr>
         <w:t xml:space="preserve"> (INCLUSAO, ALTERACAO, EXCLUSAO)</w:t>
       </w:r>
     </w:p>
     <w:p>
       <w:pPr>
         <w:pStyle w:val="Ttulo1"/>
-      </w:pPr>
-      <w:bookmarkStart w:id="7" w:name="_Toc232372693"/>
-      <w:r>
+        <w:rPr>
+          <w:color w:val="000000" w:themeColor="text1"/>
+        </w:rPr>
+      </w:pPr>
+      <w:bookmarkStart w:id="7" w:name="_Toc232453462"/>
+      <w:r>
+        <w:rPr>
+          <w:color w:val="000000" w:themeColor="text1"/>
+        </w:rPr>
         <w:t>3. Modelo de Dados (Classes)</w:t>
       </w:r>
       <w:bookmarkEnd w:id="7"/>
@@ -2267,9 +3113,15 @@
     <w:p>
       <w:pPr>
         <w:pStyle w:val="Ttulo2"/>
-      </w:pPr>
-      <w:bookmarkStart w:id="8" w:name="_Toc232372694"/>
-      <w:r>
+        <w:rPr>
+          <w:color w:val="000000" w:themeColor="text1"/>
+        </w:rPr>
+      </w:pPr>
+      <w:bookmarkStart w:id="8" w:name="_Toc232453463"/>
+      <w:r>
+        <w:rPr>
+          <w:color w:val="000000" w:themeColor="text1"/>
+        </w:rPr>
         <w:t>3.1 Hierarquia de Pessoas</w:t>
       </w:r>
       <w:bookmarkEnd w:id="8"/>
@@ -2277,32 +3129,56 @@
     <w:p>
       <w:pPr>
         <w:spacing w:after="120"/>
-      </w:pPr>
-      <w:r>
+        <w:rPr>
+          <w:color w:val="000000" w:themeColor="text1"/>
+        </w:rPr>
+      </w:pPr>
+      <w:r>
+        <w:rPr>
+          <w:color w:val="000000" w:themeColor="text1"/>
+        </w:rPr>
         <w:t xml:space="preserve">A classe abstrata Pessoa concentra os atributos comuns (nome, </w:t>
       </w:r>
       <w:proofErr w:type="spellStart"/>
       <w:r>
+        <w:rPr>
+          <w:color w:val="000000" w:themeColor="text1"/>
+        </w:rPr>
         <w:t>cpf</w:t>
       </w:r>
       <w:proofErr w:type="spellEnd"/>
       <w:r>
+        <w:rPr>
+          <w:color w:val="000000" w:themeColor="text1"/>
+        </w:rPr>
         <w:t xml:space="preserve">, </w:t>
       </w:r>
       <w:proofErr w:type="spellStart"/>
       <w:r>
+        <w:rPr>
+          <w:color w:val="000000" w:themeColor="text1"/>
+        </w:rPr>
         <w:t>dataNascimento</w:t>
       </w:r>
       <w:proofErr w:type="spellEnd"/>
       <w:r>
+        <w:rPr>
+          <w:color w:val="000000" w:themeColor="text1"/>
+        </w:rPr>
         <w:t xml:space="preserve">, </w:t>
       </w:r>
       <w:proofErr w:type="spellStart"/>
       <w:r>
+        <w:rPr>
+          <w:color w:val="000000" w:themeColor="text1"/>
+        </w:rPr>
         <w:t>numeroTelefone</w:t>
       </w:r>
       <w:proofErr w:type="spellEnd"/>
       <w:r>
+        <w:rPr>
+          <w:color w:val="000000" w:themeColor="text1"/>
+        </w:rPr>
         <w:t>) e é especializada em:</w:t>
       </w:r>
     </w:p>
@@ -2313,16 +3189,28 @@
           <w:ilvl w:val="0"/>
           <w:numId w:val="2"/>
         </w:numPr>
-      </w:pPr>
-      <w:r>
+        <w:rPr>
+          <w:color w:val="000000" w:themeColor="text1"/>
+        </w:rPr>
+      </w:pPr>
+      <w:r>
+        <w:rPr>
+          <w:color w:val="000000" w:themeColor="text1"/>
+        </w:rPr>
         <w:t>Aluno — adiciona o atributo matricula (</w:t>
       </w:r>
       <w:proofErr w:type="spellStart"/>
       <w:r>
+        <w:rPr>
+          <w:color w:val="000000" w:themeColor="text1"/>
+        </w:rPr>
         <w:t>int</w:t>
       </w:r>
       <w:proofErr w:type="spellEnd"/>
       <w:r>
+        <w:rPr>
+          <w:color w:val="000000" w:themeColor="text1"/>
+        </w:rPr>
         <w:t>), utilizado como identificador do aluno</w:t>
       </w:r>
     </w:p>
@@ -2333,25 +3221,43 @@
           <w:ilvl w:val="0"/>
           <w:numId w:val="2"/>
         </w:numPr>
-      </w:pPr>
-      <w:r>
+        <w:rPr>
+          <w:color w:val="000000" w:themeColor="text1"/>
+        </w:rPr>
+      </w:pPr>
+      <w:r>
+        <w:rPr>
+          <w:color w:val="000000" w:themeColor="text1"/>
+        </w:rPr>
         <w:t xml:space="preserve">Professor — adiciona os atributos </w:t>
       </w:r>
       <w:proofErr w:type="spellStart"/>
       <w:r>
+        <w:rPr>
+          <w:color w:val="000000" w:themeColor="text1"/>
+        </w:rPr>
         <w:t>cref</w:t>
       </w:r>
       <w:proofErr w:type="spellEnd"/>
       <w:r>
+        <w:rPr>
+          <w:color w:val="000000" w:themeColor="text1"/>
+        </w:rPr>
         <w:t xml:space="preserve"> e especialidade</w:t>
       </w:r>
     </w:p>
     <w:p>
       <w:pPr>
         <w:pStyle w:val="Ttulo2"/>
-      </w:pPr>
-      <w:bookmarkStart w:id="9" w:name="_Toc232372695"/>
-      <w:r>
+        <w:rPr>
+          <w:color w:val="000000" w:themeColor="text1"/>
+        </w:rPr>
+      </w:pPr>
+      <w:bookmarkStart w:id="9" w:name="_Toc232453464"/>
+      <w:r>
+        <w:rPr>
+          <w:color w:val="000000" w:themeColor="text1"/>
+        </w:rPr>
         <w:t>3.2 Hierarquia de Exercícios</w:t>
       </w:r>
       <w:bookmarkEnd w:id="9"/>
@@ -2359,48 +3265,78 @@
     <w:p>
       <w:pPr>
         <w:spacing w:after="120"/>
-      </w:pPr>
-      <w:r>
+        <w:rPr>
+          <w:color w:val="000000" w:themeColor="text1"/>
+        </w:rPr>
+      </w:pPr>
+      <w:r>
+        <w:rPr>
+          <w:color w:val="000000" w:themeColor="text1"/>
+        </w:rPr>
         <w:t xml:space="preserve">A classe abstrata </w:t>
       </w:r>
       <w:proofErr w:type="spellStart"/>
       <w:r>
+        <w:rPr>
+          <w:color w:val="000000" w:themeColor="text1"/>
+        </w:rPr>
         <w:t>Exercicios</w:t>
       </w:r>
       <w:proofErr w:type="spellEnd"/>
       <w:r>
+        <w:rPr>
+          <w:color w:val="000000" w:themeColor="text1"/>
+        </w:rPr>
         <w:t xml:space="preserve"> define os atributos </w:t>
       </w:r>
       <w:proofErr w:type="spellStart"/>
       <w:r>
+        <w:rPr>
+          <w:color w:val="000000" w:themeColor="text1"/>
+        </w:rPr>
         <w:t>nomeExercicio</w:t>
       </w:r>
       <w:proofErr w:type="spellEnd"/>
       <w:r>
-        <w:t xml:space="preserve"> e</w:t>
-      </w:r>
-      <w:r>
-        <w:t xml:space="preserve"> </w:t>
-      </w:r>
-      <w:proofErr w:type="spellStart"/>
-      <w:r>
+        <w:rPr>
+          <w:color w:val="000000" w:themeColor="text1"/>
+        </w:rPr>
+        <w:t xml:space="preserve"> e </w:t>
+      </w:r>
+      <w:proofErr w:type="spellStart"/>
+      <w:r>
+        <w:rPr>
+          <w:color w:val="000000" w:themeColor="text1"/>
+        </w:rPr>
         <w:t>descricao</w:t>
       </w:r>
       <w:proofErr w:type="spellEnd"/>
       <w:r>
+        <w:rPr>
+          <w:color w:val="000000" w:themeColor="text1"/>
+        </w:rPr>
         <w:t xml:space="preserve">, além do método abstrato </w:t>
       </w:r>
       <w:proofErr w:type="spellStart"/>
       <w:proofErr w:type="gramStart"/>
       <w:r>
+        <w:rPr>
+          <w:color w:val="000000" w:themeColor="text1"/>
+        </w:rPr>
         <w:t>getValorUnitario</w:t>
       </w:r>
       <w:proofErr w:type="spellEnd"/>
       <w:r>
+        <w:rPr>
+          <w:color w:val="000000" w:themeColor="text1"/>
+        </w:rPr>
         <w:t>(</w:t>
       </w:r>
       <w:proofErr w:type="gramEnd"/>
       <w:r>
+        <w:rPr>
+          <w:color w:val="000000" w:themeColor="text1"/>
+        </w:rPr>
         <w:t>). Essa hierarquia se divide em duas subcategorias:</w:t>
       </w:r>
     </w:p>
@@ -2411,45 +3347,78 @@
           <w:ilvl w:val="0"/>
           <w:numId w:val="2"/>
         </w:numPr>
-      </w:pPr>
-      <w:proofErr w:type="spellStart"/>
-      <w:r>
+        <w:rPr>
+          <w:color w:val="000000" w:themeColor="text1"/>
+        </w:rPr>
+      </w:pPr>
+      <w:proofErr w:type="spellStart"/>
+      <w:r>
+        <w:rPr>
+          <w:color w:val="000000" w:themeColor="text1"/>
+        </w:rPr>
         <w:t>ExercicioComRepeticao</w:t>
       </w:r>
       <w:proofErr w:type="spellEnd"/>
       <w:r>
+        <w:rPr>
+          <w:color w:val="000000" w:themeColor="text1"/>
+        </w:rPr>
         <w:t xml:space="preserve"> — exercícios cujo valor é calculado por repetição (</w:t>
       </w:r>
       <w:proofErr w:type="spellStart"/>
       <w:r>
+        <w:rPr>
+          <w:color w:val="000000" w:themeColor="text1"/>
+        </w:rPr>
         <w:t>valorPorRepeticao</w:t>
       </w:r>
       <w:proofErr w:type="spellEnd"/>
       <w:r>
+        <w:rPr>
+          <w:color w:val="000000" w:themeColor="text1"/>
+        </w:rPr>
         <w:t xml:space="preserve">). Inclui 23 subclasses, como </w:t>
       </w:r>
       <w:proofErr w:type="spellStart"/>
       <w:r>
+        <w:rPr>
+          <w:color w:val="000000" w:themeColor="text1"/>
+        </w:rPr>
         <w:t>AgachamentoLivre</w:t>
       </w:r>
       <w:proofErr w:type="spellEnd"/>
       <w:r>
+        <w:rPr>
+          <w:color w:val="000000" w:themeColor="text1"/>
+        </w:rPr>
         <w:t xml:space="preserve">, </w:t>
       </w:r>
       <w:proofErr w:type="spellStart"/>
       <w:r>
+        <w:rPr>
+          <w:color w:val="000000" w:themeColor="text1"/>
+        </w:rPr>
         <w:t>SupinoRetoComBarra</w:t>
       </w:r>
       <w:proofErr w:type="spellEnd"/>
       <w:r>
+        <w:rPr>
+          <w:color w:val="000000" w:themeColor="text1"/>
+        </w:rPr>
         <w:t xml:space="preserve">, </w:t>
       </w:r>
       <w:proofErr w:type="spellStart"/>
       <w:r>
+        <w:rPr>
+          <w:color w:val="000000" w:themeColor="text1"/>
+        </w:rPr>
         <w:t>BicepsRoscaComHalter</w:t>
       </w:r>
       <w:proofErr w:type="spellEnd"/>
       <w:r>
+        <w:rPr>
+          <w:color w:val="000000" w:themeColor="text1"/>
+        </w:rPr>
         <w:t>, LegPress45, entre outros.</w:t>
       </w:r>
     </w:p>
@@ -2460,78 +3429,135 @@
           <w:ilvl w:val="0"/>
           <w:numId w:val="2"/>
         </w:numPr>
-      </w:pPr>
-      <w:proofErr w:type="spellStart"/>
-      <w:r>
+        <w:rPr>
+          <w:color w:val="000000" w:themeColor="text1"/>
+        </w:rPr>
+      </w:pPr>
+      <w:proofErr w:type="spellStart"/>
+      <w:r>
+        <w:rPr>
+          <w:color w:val="000000" w:themeColor="text1"/>
+        </w:rPr>
         <w:t>ExercicioComTempo</w:t>
       </w:r>
       <w:proofErr w:type="spellEnd"/>
       <w:r>
+        <w:rPr>
+          <w:color w:val="000000" w:themeColor="text1"/>
+        </w:rPr>
         <w:t xml:space="preserve"> — exercícios cujo valor é calculado por segundo de execução (</w:t>
       </w:r>
       <w:proofErr w:type="spellStart"/>
       <w:r>
+        <w:rPr>
+          <w:color w:val="000000" w:themeColor="text1"/>
+        </w:rPr>
         <w:t>valorPorSegundo</w:t>
       </w:r>
       <w:proofErr w:type="spellEnd"/>
       <w:r>
+        <w:rPr>
+          <w:color w:val="000000" w:themeColor="text1"/>
+        </w:rPr>
         <w:t xml:space="preserve">). Inclui 7 subclasses, como Esteira, Bicicleta, </w:t>
       </w:r>
       <w:proofErr w:type="spellStart"/>
       <w:r>
+        <w:rPr>
+          <w:color w:val="000000" w:themeColor="text1"/>
+        </w:rPr>
         <w:t>Eliptico</w:t>
       </w:r>
       <w:proofErr w:type="spellEnd"/>
       <w:r>
+        <w:rPr>
+          <w:color w:val="000000" w:themeColor="text1"/>
+        </w:rPr>
         <w:t xml:space="preserve">, </w:t>
       </w:r>
       <w:proofErr w:type="spellStart"/>
       <w:r>
+        <w:rPr>
+          <w:color w:val="000000" w:themeColor="text1"/>
+        </w:rPr>
         <w:t>PranchaFrontal</w:t>
       </w:r>
       <w:proofErr w:type="spellEnd"/>
       <w:r>
+        <w:rPr>
+          <w:color w:val="000000" w:themeColor="text1"/>
+        </w:rPr>
         <w:t xml:space="preserve">, </w:t>
       </w:r>
       <w:proofErr w:type="spellStart"/>
       <w:r>
+        <w:rPr>
+          <w:color w:val="000000" w:themeColor="text1"/>
+        </w:rPr>
         <w:t>PularCorda</w:t>
       </w:r>
       <w:proofErr w:type="spellEnd"/>
       <w:r>
+        <w:rPr>
+          <w:color w:val="000000" w:themeColor="text1"/>
+        </w:rPr>
         <w:t xml:space="preserve">, Escada e </w:t>
       </w:r>
       <w:proofErr w:type="spellStart"/>
       <w:r>
+        <w:rPr>
+          <w:color w:val="000000" w:themeColor="text1"/>
+        </w:rPr>
         <w:t>WallSit</w:t>
       </w:r>
       <w:proofErr w:type="spellEnd"/>
       <w:r>
+        <w:rPr>
+          <w:color w:val="000000" w:themeColor="text1"/>
+        </w:rPr>
         <w:t>.</w:t>
       </w:r>
     </w:p>
     <w:p>
       <w:pPr>
         <w:spacing w:after="120"/>
-      </w:pPr>
-      <w:r>
+        <w:rPr>
+          <w:color w:val="000000" w:themeColor="text1"/>
+        </w:rPr>
+      </w:pPr>
+      <w:r>
+        <w:rPr>
+          <w:color w:val="000000" w:themeColor="text1"/>
+        </w:rPr>
         <w:t xml:space="preserve">Cada subclasse define seu próprio valor unitário no construtor (ex.: </w:t>
       </w:r>
       <w:proofErr w:type="spellStart"/>
       <w:r>
+        <w:rPr>
+          <w:color w:val="000000" w:themeColor="text1"/>
+        </w:rPr>
         <w:t>AgachamentoLivre</w:t>
       </w:r>
       <w:proofErr w:type="spellEnd"/>
       <w:r>
+        <w:rPr>
+          <w:color w:val="000000" w:themeColor="text1"/>
+        </w:rPr>
         <w:t xml:space="preserve"> custa 0.14 por repetição), permitindo o cálculo automático do valor total de um plano de treino.</w:t>
       </w:r>
     </w:p>
     <w:p>
       <w:pPr>
         <w:pStyle w:val="Ttulo2"/>
-      </w:pPr>
-      <w:bookmarkStart w:id="10" w:name="_Toc232372696"/>
-      <w:r>
+        <w:rPr>
+          <w:color w:val="000000" w:themeColor="text1"/>
+        </w:rPr>
+      </w:pPr>
+      <w:bookmarkStart w:id="10" w:name="_Toc232453465"/>
+      <w:r>
+        <w:rPr>
+          <w:color w:val="000000" w:themeColor="text1"/>
+        </w:rPr>
         <w:t>3.3 Plano de Treino</w:t>
       </w:r>
       <w:bookmarkEnd w:id="10"/>
@@ -2539,62 +3565,107 @@
     <w:p>
       <w:pPr>
         <w:spacing w:after="120"/>
-      </w:pPr>
-      <w:r>
+        <w:rPr>
+          <w:color w:val="000000" w:themeColor="text1"/>
+        </w:rPr>
+      </w:pPr>
+      <w:r>
+        <w:rPr>
+          <w:color w:val="000000" w:themeColor="text1"/>
+        </w:rPr>
         <w:t xml:space="preserve">A classe </w:t>
       </w:r>
       <w:proofErr w:type="spellStart"/>
       <w:r>
+        <w:rPr>
+          <w:color w:val="000000" w:themeColor="text1"/>
+        </w:rPr>
         <w:t>PlanoTreino</w:t>
       </w:r>
       <w:proofErr w:type="spellEnd"/>
       <w:r>
+        <w:rPr>
+          <w:color w:val="000000" w:themeColor="text1"/>
+        </w:rPr>
         <w:t xml:space="preserve"> relaciona um Aluno, um Professor responsável, uma data de criação, um </w:t>
       </w:r>
       <w:proofErr w:type="spellStart"/>
       <w:r>
+        <w:rPr>
+          <w:color w:val="000000" w:themeColor="text1"/>
+        </w:rPr>
         <w:t>array</w:t>
       </w:r>
       <w:proofErr w:type="spellEnd"/>
       <w:r>
+        <w:rPr>
+          <w:color w:val="000000" w:themeColor="text1"/>
+        </w:rPr>
         <w:t xml:space="preserve"> de </w:t>
       </w:r>
       <w:proofErr w:type="spellStart"/>
       <w:r>
+        <w:rPr>
+          <w:color w:val="000000" w:themeColor="text1"/>
+        </w:rPr>
         <w:t>Exercicios</w:t>
       </w:r>
       <w:proofErr w:type="spellEnd"/>
       <w:r>
+        <w:rPr>
+          <w:color w:val="000000" w:themeColor="text1"/>
+        </w:rPr>
         <w:t xml:space="preserve"> e um </w:t>
       </w:r>
       <w:proofErr w:type="spellStart"/>
       <w:r>
+        <w:rPr>
+          <w:color w:val="000000" w:themeColor="text1"/>
+        </w:rPr>
         <w:t>array</w:t>
       </w:r>
       <w:proofErr w:type="spellEnd"/>
       <w:r>
+        <w:rPr>
+          <w:color w:val="000000" w:themeColor="text1"/>
+        </w:rPr>
         <w:t xml:space="preserve"> paralelo com a quantidade de cada exercício. O método </w:t>
       </w:r>
       <w:proofErr w:type="spellStart"/>
       <w:proofErr w:type="gramStart"/>
       <w:r>
+        <w:rPr>
+          <w:color w:val="000000" w:themeColor="text1"/>
+        </w:rPr>
         <w:t>calcularValorTotal</w:t>
       </w:r>
       <w:proofErr w:type="spellEnd"/>
       <w:r>
+        <w:rPr>
+          <w:color w:val="000000" w:themeColor="text1"/>
+        </w:rPr>
         <w:t>(</w:t>
       </w:r>
       <w:proofErr w:type="gramEnd"/>
       <w:r>
+        <w:rPr>
+          <w:color w:val="000000" w:themeColor="text1"/>
+        </w:rPr>
         <w:t>) percorre os exercícios e multiplica o valor unitário de cada um pela quantidade correspondente, somando o resultado.</w:t>
       </w:r>
     </w:p>
     <w:p>
       <w:pPr>
         <w:pStyle w:val="Ttulo2"/>
-      </w:pPr>
-      <w:bookmarkStart w:id="11" w:name="_Toc232372697"/>
-      <w:r>
+        <w:rPr>
+          <w:color w:val="000000" w:themeColor="text1"/>
+        </w:rPr>
+      </w:pPr>
+      <w:bookmarkStart w:id="11" w:name="_Toc232453466"/>
+      <w:r>
+        <w:rPr>
+          <w:color w:val="000000" w:themeColor="text1"/>
+        </w:rPr>
         <w:t>3.4 Hierarquia de Formas de Pagamento</w:t>
       </w:r>
       <w:bookmarkEnd w:id="11"/>
@@ -2602,40 +3673,70 @@
     <w:p>
       <w:pPr>
         <w:spacing w:after="120"/>
-      </w:pPr>
-      <w:r>
+        <w:rPr>
+          <w:color w:val="000000" w:themeColor="text1"/>
+        </w:rPr>
+      </w:pPr>
+      <w:r>
+        <w:rPr>
+          <w:color w:val="000000" w:themeColor="text1"/>
+        </w:rPr>
         <w:t xml:space="preserve">A classe abstrata </w:t>
       </w:r>
       <w:proofErr w:type="spellStart"/>
       <w:r>
+        <w:rPr>
+          <w:color w:val="000000" w:themeColor="text1"/>
+        </w:rPr>
         <w:t>FormaPagamento</w:t>
       </w:r>
       <w:proofErr w:type="spellEnd"/>
       <w:r>
+        <w:rPr>
+          <w:color w:val="000000" w:themeColor="text1"/>
+        </w:rPr>
         <w:t xml:space="preserve"> define os atributos </w:t>
       </w:r>
       <w:proofErr w:type="spellStart"/>
       <w:r>
+        <w:rPr>
+          <w:color w:val="000000" w:themeColor="text1"/>
+        </w:rPr>
         <w:t>descricao</w:t>
       </w:r>
       <w:proofErr w:type="spellEnd"/>
       <w:r>
+        <w:rPr>
+          <w:color w:val="000000" w:themeColor="text1"/>
+        </w:rPr>
         <w:t xml:space="preserve"> e id, além do método abstrato </w:t>
       </w:r>
       <w:proofErr w:type="gramStart"/>
       <w:r>
+        <w:rPr>
+          <w:color w:val="000000" w:themeColor="text1"/>
+        </w:rPr>
         <w:t>pagar(</w:t>
       </w:r>
       <w:proofErr w:type="gramEnd"/>
       <w:r>
+        <w:rPr>
+          <w:color w:val="000000" w:themeColor="text1"/>
+        </w:rPr>
         <w:t xml:space="preserve">): </w:t>
       </w:r>
       <w:proofErr w:type="spellStart"/>
       <w:r>
+        <w:rPr>
+          <w:color w:val="000000" w:themeColor="text1"/>
+        </w:rPr>
         <w:t>boolean</w:t>
       </w:r>
       <w:proofErr w:type="spellEnd"/>
       <w:r>
+        <w:rPr>
+          <w:color w:val="000000" w:themeColor="text1"/>
+        </w:rPr>
         <w:t>, que valida se os dados daquela forma de pagamento estão completos.</w:t>
       </w:r>
     </w:p>
@@ -2646,50 +3747,86 @@
           <w:ilvl w:val="0"/>
           <w:numId w:val="2"/>
         </w:numPr>
-      </w:pPr>
-      <w:r>
+        <w:rPr>
+          <w:color w:val="000000" w:themeColor="text1"/>
+        </w:rPr>
+      </w:pPr>
+      <w:r>
+        <w:rPr>
+          <w:color w:val="000000" w:themeColor="text1"/>
+        </w:rPr>
         <w:t xml:space="preserve">Dinheiro — </w:t>
       </w:r>
       <w:proofErr w:type="gramStart"/>
       <w:r>
+        <w:rPr>
+          <w:color w:val="000000" w:themeColor="text1"/>
+        </w:rPr>
         <w:t>pagar(</w:t>
       </w:r>
       <w:proofErr w:type="gramEnd"/>
       <w:r>
+        <w:rPr>
+          <w:color w:val="000000" w:themeColor="text1"/>
+        </w:rPr>
         <w:t xml:space="preserve">) sempre retorna </w:t>
       </w:r>
       <w:proofErr w:type="spellStart"/>
       <w:r>
+        <w:rPr>
+          <w:color w:val="000000" w:themeColor="text1"/>
+        </w:rPr>
         <w:t>true</w:t>
       </w:r>
       <w:proofErr w:type="spellEnd"/>
       <w:r>
+        <w:rPr>
+          <w:color w:val="000000" w:themeColor="text1"/>
+        </w:rPr>
         <w:t xml:space="preserve">; possui também o método </w:t>
       </w:r>
       <w:proofErr w:type="spellStart"/>
       <w:proofErr w:type="gramStart"/>
       <w:r>
+        <w:rPr>
+          <w:color w:val="000000" w:themeColor="text1"/>
+        </w:rPr>
         <w:t>darTroco</w:t>
       </w:r>
       <w:proofErr w:type="spellEnd"/>
       <w:r>
+        <w:rPr>
+          <w:color w:val="000000" w:themeColor="text1"/>
+        </w:rPr>
         <w:t>(</w:t>
       </w:r>
       <w:proofErr w:type="spellStart"/>
       <w:proofErr w:type="gramEnd"/>
       <w:r>
+        <w:rPr>
+          <w:color w:val="000000" w:themeColor="text1"/>
+        </w:rPr>
         <w:t>valorPago</w:t>
       </w:r>
       <w:proofErr w:type="spellEnd"/>
       <w:r>
+        <w:rPr>
+          <w:color w:val="000000" w:themeColor="text1"/>
+        </w:rPr>
         <w:t xml:space="preserve">, </w:t>
       </w:r>
       <w:proofErr w:type="spellStart"/>
       <w:r>
+        <w:rPr>
+          <w:color w:val="000000" w:themeColor="text1"/>
+        </w:rPr>
         <w:t>valorCompra</w:t>
       </w:r>
       <w:proofErr w:type="spellEnd"/>
       <w:r>
+        <w:rPr>
+          <w:color w:val="000000" w:themeColor="text1"/>
+        </w:rPr>
         <w:t>)</w:t>
       </w:r>
     </w:p>
@@ -2700,16 +3837,28 @@
           <w:ilvl w:val="0"/>
           <w:numId w:val="2"/>
         </w:numPr>
-      </w:pPr>
-      <w:r>
+        <w:rPr>
+          <w:color w:val="000000" w:themeColor="text1"/>
+        </w:rPr>
+      </w:pPr>
+      <w:r>
+        <w:rPr>
+          <w:color w:val="000000" w:themeColor="text1"/>
+        </w:rPr>
         <w:t xml:space="preserve">Pix — exige chave e tipo (enum </w:t>
       </w:r>
       <w:proofErr w:type="spellStart"/>
       <w:r>
+        <w:rPr>
+          <w:color w:val="000000" w:themeColor="text1"/>
+        </w:rPr>
         <w:t>TipoChave</w:t>
       </w:r>
       <w:proofErr w:type="spellEnd"/>
       <w:r>
+        <w:rPr>
+          <w:color w:val="000000" w:themeColor="text1"/>
+        </w:rPr>
         <w:t>: CPF, TELEFONE, EMAIL, CHAVE_ALEATORIA)</w:t>
       </w:r>
     </w:p>
@@ -2720,21 +3869,36 @@
           <w:ilvl w:val="0"/>
           <w:numId w:val="2"/>
         </w:numPr>
-      </w:pPr>
-      <w:proofErr w:type="spellStart"/>
-      <w:r>
+        <w:rPr>
+          <w:color w:val="000000" w:themeColor="text1"/>
+        </w:rPr>
+      </w:pPr>
+      <w:proofErr w:type="spellStart"/>
+      <w:r>
+        <w:rPr>
+          <w:color w:val="000000" w:themeColor="text1"/>
+        </w:rPr>
         <w:t>Cartao</w:t>
       </w:r>
       <w:proofErr w:type="spellEnd"/>
       <w:r>
+        <w:rPr>
+          <w:color w:val="000000" w:themeColor="text1"/>
+        </w:rPr>
         <w:t xml:space="preserve"> (abstrata) — define o atributo bandeira (enum </w:t>
       </w:r>
       <w:proofErr w:type="spellStart"/>
       <w:r>
+        <w:rPr>
+          <w:color w:val="000000" w:themeColor="text1"/>
+        </w:rPr>
         <w:t>BandeiraCartao</w:t>
       </w:r>
       <w:proofErr w:type="spellEnd"/>
       <w:r>
+        <w:rPr>
+          <w:color w:val="000000" w:themeColor="text1"/>
+        </w:rPr>
         <w:t>: VISA, MASTERCARD, AMERICAN_EXPRESS, HIPERCARD, ELO)</w:t>
       </w:r>
     </w:p>
@@ -2745,29 +3909,50 @@
           <w:ilvl w:val="1"/>
           <w:numId w:val="2"/>
         </w:numPr>
-      </w:pPr>
-      <w:proofErr w:type="spellStart"/>
-      <w:r>
+        <w:rPr>
+          <w:color w:val="000000" w:themeColor="text1"/>
+        </w:rPr>
+      </w:pPr>
+      <w:proofErr w:type="spellStart"/>
+      <w:r>
+        <w:rPr>
+          <w:color w:val="000000" w:themeColor="text1"/>
+        </w:rPr>
         <w:t>CartaoCredito</w:t>
       </w:r>
       <w:proofErr w:type="spellEnd"/>
       <w:r>
+        <w:rPr>
+          <w:color w:val="000000" w:themeColor="text1"/>
+        </w:rPr>
         <w:t xml:space="preserve"> — adiciona </w:t>
       </w:r>
       <w:proofErr w:type="spellStart"/>
       <w:r>
+        <w:rPr>
+          <w:color w:val="000000" w:themeColor="text1"/>
+        </w:rPr>
         <w:t>quantidadeParcela</w:t>
       </w:r>
       <w:proofErr w:type="spellEnd"/>
       <w:r>
+        <w:rPr>
+          <w:color w:val="000000" w:themeColor="text1"/>
+        </w:rPr>
         <w:t xml:space="preserve"> (byte); </w:t>
       </w:r>
       <w:proofErr w:type="gramStart"/>
       <w:r>
+        <w:rPr>
+          <w:color w:val="000000" w:themeColor="text1"/>
+        </w:rPr>
         <w:t>pagar(</w:t>
       </w:r>
       <w:proofErr w:type="gramEnd"/>
       <w:r>
+        <w:rPr>
+          <w:color w:val="000000" w:themeColor="text1"/>
+        </w:rPr>
         <w:t>) exige bandeira e ao menos 1 parcela</w:t>
       </w:r>
     </w:p>
@@ -2778,30 +3963,51 @@
           <w:ilvl w:val="1"/>
           <w:numId w:val="2"/>
         </w:numPr>
-      </w:pPr>
-      <w:proofErr w:type="spellStart"/>
-      <w:r>
+        <w:rPr>
+          <w:color w:val="000000" w:themeColor="text1"/>
+        </w:rPr>
+      </w:pPr>
+      <w:proofErr w:type="spellStart"/>
+      <w:r>
+        <w:rPr>
+          <w:color w:val="000000" w:themeColor="text1"/>
+        </w:rPr>
         <w:t>CartaoDebito</w:t>
       </w:r>
       <w:proofErr w:type="spellEnd"/>
       <w:r>
+        <w:rPr>
+          <w:color w:val="000000" w:themeColor="text1"/>
+        </w:rPr>
         <w:t xml:space="preserve"> — </w:t>
       </w:r>
       <w:proofErr w:type="gramStart"/>
       <w:r>
+        <w:rPr>
+          <w:color w:val="000000" w:themeColor="text1"/>
+        </w:rPr>
         <w:t>pagar(</w:t>
       </w:r>
       <w:proofErr w:type="gramEnd"/>
       <w:r>
+        <w:rPr>
+          <w:color w:val="000000" w:themeColor="text1"/>
+        </w:rPr>
         <w:t>) exige apenas a bandeira</w:t>
       </w:r>
     </w:p>
     <w:p>
       <w:pPr>
         <w:pStyle w:val="Ttulo2"/>
-      </w:pPr>
-      <w:bookmarkStart w:id="12" w:name="_Toc232372698"/>
-      <w:r>
+        <w:rPr>
+          <w:color w:val="000000" w:themeColor="text1"/>
+        </w:rPr>
+      </w:pPr>
+      <w:bookmarkStart w:id="12" w:name="_Toc232453467"/>
+      <w:r>
+        <w:rPr>
+          <w:color w:val="000000" w:themeColor="text1"/>
+        </w:rPr>
         <w:t>3.5 Pagamento e Compra</w:t>
       </w:r>
       <w:bookmarkEnd w:id="12"/>
@@ -2809,129 +4015,222 @@
     <w:p>
       <w:pPr>
         <w:spacing w:after="120"/>
-      </w:pPr>
-      <w:r>
+        <w:rPr>
+          <w:color w:val="000000" w:themeColor="text1"/>
+        </w:rPr>
+      </w:pPr>
+      <w:r>
+        <w:rPr>
+          <w:color w:val="000000" w:themeColor="text1"/>
+        </w:rPr>
         <w:lastRenderedPageBreak/>
         <w:t xml:space="preserve">A classe Pagamento armazena um </w:t>
       </w:r>
       <w:proofErr w:type="spellStart"/>
       <w:r>
+        <w:rPr>
+          <w:color w:val="000000" w:themeColor="text1"/>
+        </w:rPr>
         <w:t>array</w:t>
       </w:r>
       <w:proofErr w:type="spellEnd"/>
       <w:r>
+        <w:rPr>
+          <w:color w:val="000000" w:themeColor="text1"/>
+        </w:rPr>
         <w:t xml:space="preserve"> de </w:t>
       </w:r>
       <w:proofErr w:type="spellStart"/>
       <w:r>
+        <w:rPr>
+          <w:color w:val="000000" w:themeColor="text1"/>
+        </w:rPr>
         <w:t>FormaPagamento</w:t>
       </w:r>
       <w:proofErr w:type="spellEnd"/>
       <w:r>
+        <w:rPr>
+          <w:color w:val="000000" w:themeColor="text1"/>
+        </w:rPr>
         <w:t xml:space="preserve">, o valor total e um id. O método </w:t>
       </w:r>
       <w:proofErr w:type="spellStart"/>
       <w:proofErr w:type="gramStart"/>
       <w:r>
+        <w:rPr>
+          <w:color w:val="000000" w:themeColor="text1"/>
+        </w:rPr>
         <w:t>efetuarPagamento</w:t>
       </w:r>
       <w:proofErr w:type="spellEnd"/>
       <w:r>
+        <w:rPr>
+          <w:color w:val="000000" w:themeColor="text1"/>
+        </w:rPr>
         <w:t>(</w:t>
       </w:r>
       <w:proofErr w:type="gramEnd"/>
       <w:r>
+        <w:rPr>
+          <w:color w:val="000000" w:themeColor="text1"/>
+        </w:rPr>
         <w:t xml:space="preserve">) percorre todas as formas de pagamento associadas e retorna </w:t>
       </w:r>
       <w:proofErr w:type="spellStart"/>
       <w:r>
+        <w:rPr>
+          <w:color w:val="000000" w:themeColor="text1"/>
+        </w:rPr>
         <w:t>true</w:t>
       </w:r>
       <w:proofErr w:type="spellEnd"/>
       <w:r>
+        <w:rPr>
+          <w:color w:val="000000" w:themeColor="text1"/>
+        </w:rPr>
         <w:t xml:space="preserve"> apenas se </w:t>
       </w:r>
       <w:proofErr w:type="spellStart"/>
       <w:r>
+        <w:rPr>
+          <w:color w:val="000000" w:themeColor="text1"/>
+        </w:rPr>
         <w:t>todas</w:t>
       </w:r>
       <w:proofErr w:type="spellEnd"/>
       <w:r>
+        <w:rPr>
+          <w:color w:val="000000" w:themeColor="text1"/>
+        </w:rPr>
         <w:t xml:space="preserve"> forem válidas (</w:t>
       </w:r>
       <w:proofErr w:type="gramStart"/>
       <w:r>
+        <w:rPr>
+          <w:color w:val="000000" w:themeColor="text1"/>
+        </w:rPr>
         <w:t>pagar(</w:t>
       </w:r>
       <w:proofErr w:type="gramEnd"/>
       <w:r>
+        <w:rPr>
+          <w:color w:val="000000" w:themeColor="text1"/>
+        </w:rPr>
         <w:t xml:space="preserve">) == </w:t>
       </w:r>
       <w:proofErr w:type="spellStart"/>
       <w:r>
+        <w:rPr>
+          <w:color w:val="000000" w:themeColor="text1"/>
+        </w:rPr>
         <w:t>true</w:t>
       </w:r>
       <w:proofErr w:type="spellEnd"/>
       <w:r>
+        <w:rPr>
+          <w:color w:val="000000" w:themeColor="text1"/>
+        </w:rPr>
         <w:t xml:space="preserve"> para todas) e o valor for maior que zero.</w:t>
       </w:r>
     </w:p>
     <w:p>
       <w:pPr>
         <w:spacing w:after="120"/>
-      </w:pPr>
-      <w:r>
+        <w:rPr>
+          <w:color w:val="000000" w:themeColor="text1"/>
+        </w:rPr>
+      </w:pPr>
+      <w:r>
+        <w:rPr>
+          <w:color w:val="000000" w:themeColor="text1"/>
+        </w:rPr>
         <w:t xml:space="preserve">A classe Compra relaciona um </w:t>
       </w:r>
       <w:proofErr w:type="spellStart"/>
       <w:r>
+        <w:rPr>
+          <w:color w:val="000000" w:themeColor="text1"/>
+        </w:rPr>
         <w:t>array</w:t>
       </w:r>
       <w:proofErr w:type="spellEnd"/>
       <w:r>
+        <w:rPr>
+          <w:color w:val="000000" w:themeColor="text1"/>
+        </w:rPr>
         <w:t xml:space="preserve"> de </w:t>
       </w:r>
       <w:proofErr w:type="spellStart"/>
       <w:r>
+        <w:rPr>
+          <w:color w:val="000000" w:themeColor="text1"/>
+        </w:rPr>
         <w:t>PlanoTreino</w:t>
       </w:r>
       <w:proofErr w:type="spellEnd"/>
       <w:r>
+        <w:rPr>
+          <w:color w:val="000000" w:themeColor="text1"/>
+        </w:rPr>
         <w:t xml:space="preserve"> a um Pagamento, e o método </w:t>
       </w:r>
       <w:proofErr w:type="spellStart"/>
       <w:proofErr w:type="gramStart"/>
       <w:r>
+        <w:rPr>
+          <w:color w:val="000000" w:themeColor="text1"/>
+        </w:rPr>
         <w:t>SomaTotal</w:t>
       </w:r>
       <w:proofErr w:type="spellEnd"/>
       <w:r>
+        <w:rPr>
+          <w:color w:val="000000" w:themeColor="text1"/>
+        </w:rPr>
         <w:t>(</w:t>
       </w:r>
       <w:proofErr w:type="gramEnd"/>
       <w:r>
+        <w:rPr>
+          <w:color w:val="000000" w:themeColor="text1"/>
+        </w:rPr>
         <w:t xml:space="preserve">) soma o valor de cada plano de treino chamando </w:t>
       </w:r>
       <w:proofErr w:type="spellStart"/>
       <w:proofErr w:type="gramStart"/>
       <w:r>
+        <w:rPr>
+          <w:color w:val="000000" w:themeColor="text1"/>
+        </w:rPr>
         <w:t>calcularValorTotal</w:t>
       </w:r>
       <w:proofErr w:type="spellEnd"/>
       <w:r>
+        <w:rPr>
+          <w:color w:val="000000" w:themeColor="text1"/>
+        </w:rPr>
         <w:t>(</w:t>
       </w:r>
       <w:proofErr w:type="gramEnd"/>
       <w:r>
+        <w:rPr>
+          <w:color w:val="000000" w:themeColor="text1"/>
+        </w:rPr>
         <w:t>).</w:t>
       </w:r>
     </w:p>
     <w:p>
       <w:pPr>
         <w:pStyle w:val="Ttulo2"/>
-      </w:pPr>
-      <w:bookmarkStart w:id="13" w:name="_Toc232372699"/>
-      <w:r>
+        <w:rPr>
+          <w:color w:val="000000" w:themeColor="text1"/>
+        </w:rPr>
+      </w:pPr>
+      <w:bookmarkStart w:id="13" w:name="_Toc232453468"/>
+      <w:r>
+        <w:rPr>
+          <w:color w:val="000000" w:themeColor="text1"/>
+        </w:rPr>
         <w:t>3.6 Login</w:t>
       </w:r>
       <w:bookmarkEnd w:id="13"/>
@@ -2939,75 +4238,129 @@
     <w:p>
       <w:pPr>
         <w:spacing w:after="120"/>
-      </w:pPr>
-      <w:r>
+        <w:rPr>
+          <w:color w:val="000000" w:themeColor="text1"/>
+        </w:rPr>
+      </w:pPr>
+      <w:r>
+        <w:rPr>
+          <w:color w:val="000000" w:themeColor="text1"/>
+        </w:rPr>
         <w:t xml:space="preserve">A classe Login representa a autenticação do sistema, com os atributos id, </w:t>
       </w:r>
       <w:proofErr w:type="spellStart"/>
       <w:r>
+        <w:rPr>
+          <w:color w:val="000000" w:themeColor="text1"/>
+        </w:rPr>
         <w:t>codigo</w:t>
       </w:r>
       <w:proofErr w:type="spellEnd"/>
       <w:r>
+        <w:rPr>
+          <w:color w:val="000000" w:themeColor="text1"/>
+        </w:rPr>
         <w:t xml:space="preserve"> e </w:t>
       </w:r>
       <w:proofErr w:type="spellStart"/>
       <w:r>
+        <w:rPr>
+          <w:color w:val="000000" w:themeColor="text1"/>
+        </w:rPr>
         <w:t>senhaHash</w:t>
       </w:r>
       <w:proofErr w:type="spellEnd"/>
       <w:r>
+        <w:rPr>
+          <w:color w:val="000000" w:themeColor="text1"/>
+        </w:rPr>
         <w:t xml:space="preserve">. A senha é armazenada como </w:t>
       </w:r>
       <w:proofErr w:type="spellStart"/>
       <w:r>
+        <w:rPr>
+          <w:color w:val="000000" w:themeColor="text1"/>
+        </w:rPr>
         <w:t>hash</w:t>
       </w:r>
       <w:proofErr w:type="spellEnd"/>
       <w:r>
+        <w:rPr>
+          <w:color w:val="000000" w:themeColor="text1"/>
+        </w:rPr>
         <w:t xml:space="preserve"> (gerado a partir de </w:t>
       </w:r>
       <w:proofErr w:type="spellStart"/>
       <w:r>
+        <w:rPr>
+          <w:color w:val="000000" w:themeColor="text1"/>
+        </w:rPr>
         <w:t>String.hashCode</w:t>
       </w:r>
       <w:proofErr w:type="spellEnd"/>
       <w:r>
+        <w:rPr>
+          <w:color w:val="000000" w:themeColor="text1"/>
+        </w:rPr>
         <w:t xml:space="preserve">()), nunca em texto puro. O método </w:t>
       </w:r>
       <w:proofErr w:type="spellStart"/>
       <w:proofErr w:type="gramStart"/>
       <w:r>
+        <w:rPr>
+          <w:color w:val="000000" w:themeColor="text1"/>
+        </w:rPr>
         <w:t>validarLogin</w:t>
       </w:r>
       <w:proofErr w:type="spellEnd"/>
       <w:r>
+        <w:rPr>
+          <w:color w:val="000000" w:themeColor="text1"/>
+        </w:rPr>
         <w:t>(</w:t>
       </w:r>
       <w:proofErr w:type="spellStart"/>
       <w:proofErr w:type="gramEnd"/>
       <w:r>
+        <w:rPr>
+          <w:color w:val="000000" w:themeColor="text1"/>
+        </w:rPr>
         <w:t>codigo</w:t>
       </w:r>
       <w:proofErr w:type="spellEnd"/>
       <w:r>
+        <w:rPr>
+          <w:color w:val="000000" w:themeColor="text1"/>
+        </w:rPr>
         <w:t xml:space="preserve">, senha) compara o código e o </w:t>
       </w:r>
       <w:proofErr w:type="spellStart"/>
       <w:r>
+        <w:rPr>
+          <w:color w:val="000000" w:themeColor="text1"/>
+        </w:rPr>
         <w:t>hash</w:t>
       </w:r>
       <w:proofErr w:type="spellEnd"/>
       <w:r>
+        <w:rPr>
+          <w:color w:val="000000" w:themeColor="text1"/>
+        </w:rPr>
         <w:t xml:space="preserve"> da senha informada com os valores armazenados.</w:t>
       </w:r>
     </w:p>
     <w:p>
       <w:pPr>
         <w:pStyle w:val="Ttulo1"/>
-      </w:pPr>
-      <w:bookmarkStart w:id="14" w:name="_Toc232372700"/>
-      <w:r>
+        <w:rPr>
+          <w:color w:val="000000" w:themeColor="text1"/>
+        </w:rPr>
+      </w:pPr>
+      <w:bookmarkStart w:id="14" w:name="_Toc232453469"/>
+      <w:r>
+        <w:rPr>
+          <w:color w:val="000000" w:themeColor="text1"/>
+        </w:rPr>
         <w:t>4. Interfaces Gráficas (Telas)</w:t>
       </w:r>
       <w:bookmarkEnd w:id="14"/>
@@ -3015,29 +4368,50 @@
     <w:p>
       <w:pPr>
         <w:spacing w:after="120"/>
-      </w:pPr>
-      <w:r>
+        <w:rPr>
+          <w:color w:val="000000" w:themeColor="text1"/>
+        </w:rPr>
+      </w:pPr>
+      <w:r>
+        <w:rPr>
+          <w:color w:val="000000" w:themeColor="text1"/>
+        </w:rPr>
         <w:t>Todas as telas foram desenvolvidas utilizando Java Swing, com layout absoluto (</w:t>
       </w:r>
       <w:proofErr w:type="spellStart"/>
       <w:r>
+        <w:rPr>
+          <w:color w:val="000000" w:themeColor="text1"/>
+        </w:rPr>
         <w:t>setBounds</w:t>
       </w:r>
       <w:proofErr w:type="spellEnd"/>
       <w:r>
+        <w:rPr>
+          <w:color w:val="000000" w:themeColor="text1"/>
+        </w:rPr>
         <w:t>) para posicionamento dos componentes.</w:t>
       </w:r>
     </w:p>
     <w:p>
       <w:pPr>
         <w:pStyle w:val="Ttulo2"/>
-      </w:pPr>
-      <w:bookmarkStart w:id="15" w:name="_Toc232372701"/>
-      <w:r>
+        <w:rPr>
+          <w:color w:val="000000" w:themeColor="text1"/>
+        </w:rPr>
+      </w:pPr>
+      <w:bookmarkStart w:id="15" w:name="_Toc232453470"/>
+      <w:r>
+        <w:rPr>
+          <w:color w:val="000000" w:themeColor="text1"/>
+        </w:rPr>
         <w:t xml:space="preserve">4.1 </w:t>
       </w:r>
       <w:proofErr w:type="spellStart"/>
       <w:r>
+        <w:rPr>
+          <w:color w:val="000000" w:themeColor="text1"/>
+        </w:rPr>
         <w:t>GuiLogin</w:t>
       </w:r>
       <w:bookmarkEnd w:id="15"/>
@@ -3046,8 +4420,14 @@
     <w:p>
       <w:pPr>
         <w:spacing w:after="120"/>
-      </w:pPr>
-      <w:r>
+        <w:rPr>
+          <w:color w:val="000000" w:themeColor="text1"/>
+        </w:rPr>
+      </w:pPr>
+      <w:r>
+        <w:rPr>
+          <w:color w:val="000000" w:themeColor="text1"/>
+        </w:rPr>
         <w:t>Tela inicial do sistema. Contém campos para código e senha, e os botões Logar e Cancelar.</w:t>
       </w:r>
     </w:p>
@@ -3058,24 +4438,42 @@
           <w:ilvl w:val="0"/>
           <w:numId w:val="2"/>
         </w:numPr>
-      </w:pPr>
-      <w:r>
+        <w:rPr>
+          <w:color w:val="000000" w:themeColor="text1"/>
+        </w:rPr>
+      </w:pPr>
+      <w:r>
+        <w:rPr>
+          <w:color w:val="000000" w:themeColor="text1"/>
+        </w:rPr>
         <w:t xml:space="preserve">Ao clicar em Logar, o sistema cria um objeto Login, conecta ao banco via classe </w:t>
       </w:r>
       <w:proofErr w:type="spellStart"/>
       <w:r>
+        <w:rPr>
+          <w:color w:val="000000" w:themeColor="text1"/>
+        </w:rPr>
         <w:t>Bd</w:t>
       </w:r>
       <w:proofErr w:type="spellEnd"/>
       <w:r>
+        <w:rPr>
+          <w:color w:val="000000" w:themeColor="text1"/>
+        </w:rPr>
         <w:t xml:space="preserve"> e utiliza o </w:t>
       </w:r>
       <w:proofErr w:type="spellStart"/>
       <w:r>
+        <w:rPr>
+          <w:color w:val="000000" w:themeColor="text1"/>
+        </w:rPr>
         <w:t>LoginDAO</w:t>
       </w:r>
       <w:proofErr w:type="spellEnd"/>
       <w:r>
+        <w:rPr>
+          <w:color w:val="000000" w:themeColor="text1"/>
+        </w:rPr>
         <w:t xml:space="preserve"> para localizar o registro pelo código informado</w:t>
       </w:r>
     </w:p>
@@ -3086,30 +4484,51 @@
           <w:ilvl w:val="0"/>
           <w:numId w:val="2"/>
         </w:numPr>
-      </w:pPr>
-      <w:r>
+        <w:rPr>
+          <w:color w:val="000000" w:themeColor="text1"/>
+        </w:rPr>
+      </w:pPr>
+      <w:r>
+        <w:rPr>
+          <w:color w:val="000000" w:themeColor="text1"/>
+        </w:rPr>
         <w:t xml:space="preserve">Se encontrado, </w:t>
       </w:r>
       <w:proofErr w:type="spellStart"/>
       <w:r>
+        <w:rPr>
+          <w:color w:val="000000" w:themeColor="text1"/>
+        </w:rPr>
         <w:t>valida</w:t>
       </w:r>
       <w:proofErr w:type="spellEnd"/>
       <w:r>
+        <w:rPr>
+          <w:color w:val="000000" w:themeColor="text1"/>
+        </w:rPr>
         <w:t xml:space="preserve"> a senha com </w:t>
       </w:r>
       <w:proofErr w:type="spellStart"/>
       <w:proofErr w:type="gramStart"/>
       <w:r>
+        <w:rPr>
+          <w:color w:val="000000" w:themeColor="text1"/>
+        </w:rPr>
         <w:t>login.validarLogin</w:t>
       </w:r>
       <w:proofErr w:type="spellEnd"/>
       <w:proofErr w:type="gramEnd"/>
       <w:r>
+        <w:rPr>
+          <w:color w:val="000000" w:themeColor="text1"/>
+        </w:rPr>
         <w:t xml:space="preserve">(); em caso de sucesso, abre o </w:t>
       </w:r>
       <w:proofErr w:type="spellStart"/>
       <w:r>
+        <w:rPr>
+          <w:color w:val="000000" w:themeColor="text1"/>
+        </w:rPr>
         <w:t>GuiMenuPrincipal</w:t>
       </w:r>
       <w:proofErr w:type="spellEnd"/>
@@ -3121,21 +4540,36 @@
           <w:ilvl w:val="0"/>
           <w:numId w:val="2"/>
         </w:numPr>
-      </w:pPr>
-      <w:r>
+        <w:rPr>
+          <w:color w:val="000000" w:themeColor="text1"/>
+        </w:rPr>
+      </w:pPr>
+      <w:r>
+        <w:rPr>
+          <w:color w:val="000000" w:themeColor="text1"/>
+        </w:rPr>
         <w:t>Em caso de falha, exibe uma mensagem de erro ao usuário</w:t>
       </w:r>
     </w:p>
     <w:p>
       <w:pPr>
         <w:pStyle w:val="Ttulo2"/>
-      </w:pPr>
-      <w:bookmarkStart w:id="16" w:name="_Toc232372702"/>
-      <w:r>
+        <w:rPr>
+          <w:color w:val="000000" w:themeColor="text1"/>
+        </w:rPr>
+      </w:pPr>
+      <w:bookmarkStart w:id="16" w:name="_Toc232453471"/>
+      <w:r>
+        <w:rPr>
+          <w:color w:val="000000" w:themeColor="text1"/>
+        </w:rPr>
         <w:t xml:space="preserve">4.2 </w:t>
       </w:r>
       <w:proofErr w:type="spellStart"/>
       <w:r>
+        <w:rPr>
+          <w:color w:val="000000" w:themeColor="text1"/>
+        </w:rPr>
         <w:t>GuiMenuPrincipal</w:t>
       </w:r>
       <w:bookmarkEnd w:id="16"/>
@@ -3144,16 +4578,28 @@
     <w:p>
       <w:pPr>
         <w:spacing w:after="120"/>
-      </w:pPr>
-      <w:r>
+        <w:rPr>
+          <w:color w:val="000000" w:themeColor="text1"/>
+        </w:rPr>
+      </w:pPr>
+      <w:r>
+        <w:rPr>
+          <w:color w:val="000000" w:themeColor="text1"/>
+        </w:rPr>
         <w:t>Tela principal do sistema, organizada com uma barra de menus (</w:t>
       </w:r>
       <w:proofErr w:type="spellStart"/>
       <w:r>
+        <w:rPr>
+          <w:color w:val="000000" w:themeColor="text1"/>
+        </w:rPr>
         <w:t>JMenuBar</w:t>
       </w:r>
       <w:proofErr w:type="spellEnd"/>
       <w:r>
+        <w:rPr>
+          <w:color w:val="000000" w:themeColor="text1"/>
+        </w:rPr>
         <w:t>) dividida em quatro categorias:</w:t>
       </w:r>
     </w:p>
@@ -3164,16 +4610,28 @@
           <w:ilvl w:val="0"/>
           <w:numId w:val="2"/>
         </w:numPr>
-      </w:pPr>
-      <w:r>
+        <w:rPr>
+          <w:color w:val="000000" w:themeColor="text1"/>
+        </w:rPr>
+      </w:pPr>
+      <w:r>
+        <w:rPr>
+          <w:color w:val="000000" w:themeColor="text1"/>
+        </w:rPr>
         <w:t xml:space="preserve">Arquivo — </w:t>
       </w:r>
       <w:proofErr w:type="gramStart"/>
       <w:r>
+        <w:rPr>
+          <w:color w:val="000000" w:themeColor="text1"/>
+        </w:rPr>
         <w:t>opção Sair</w:t>
       </w:r>
       <w:proofErr w:type="gramEnd"/>
       <w:r>
+        <w:rPr>
+          <w:color w:val="000000" w:themeColor="text1"/>
+        </w:rPr>
         <w:t>, que encerra a aplicação</w:t>
       </w:r>
     </w:p>
@@ -3184,8 +4642,14 @@
           <w:ilvl w:val="0"/>
           <w:numId w:val="2"/>
         </w:numPr>
-      </w:pPr>
-      <w:r>
+        <w:rPr>
+          <w:color w:val="000000" w:themeColor="text1"/>
+        </w:rPr>
+      </w:pPr>
+      <w:r>
+        <w:rPr>
+          <w:color w:val="000000" w:themeColor="text1"/>
+        </w:rPr>
         <w:t>Aluno — opções Pagamento e Consulta Plano de Treino</w:t>
       </w:r>
     </w:p>
@@ -3196,8 +4660,14 @@
           <w:ilvl w:val="0"/>
           <w:numId w:val="2"/>
         </w:numPr>
-      </w:pPr>
-      <w:r>
+        <w:rPr>
+          <w:color w:val="000000" w:themeColor="text1"/>
+        </w:rPr>
+      </w:pPr>
+      <w:r>
+        <w:rPr>
+          <w:color w:val="000000" w:themeColor="text1"/>
+        </w:rPr>
         <w:t>Professor — opções Cadastro Plano de Treino, Cadastro e Alteração de Aluno e Cadastro e Alteração de Professor</w:t>
       </w:r>
     </w:p>
@@ -3208,29 +4678,50 @@
           <w:ilvl w:val="0"/>
           <w:numId w:val="2"/>
         </w:numPr>
-      </w:pPr>
-      <w:r>
+        <w:rPr>
+          <w:color w:val="000000" w:themeColor="text1"/>
+        </w:rPr>
+      </w:pPr>
+      <w:r>
+        <w:rPr>
+          <w:color w:val="000000" w:themeColor="text1"/>
+        </w:rPr>
         <w:t xml:space="preserve">Ajuda — </w:t>
       </w:r>
       <w:proofErr w:type="gramStart"/>
       <w:r>
+        <w:rPr>
+          <w:color w:val="000000" w:themeColor="text1"/>
+        </w:rPr>
         <w:t>opção Sobre</w:t>
       </w:r>
       <w:proofErr w:type="gramEnd"/>
       <w:r>
+        <w:rPr>
+          <w:color w:val="000000" w:themeColor="text1"/>
+        </w:rPr>
         <w:t>..., exibindo os créditos da equipe</w:t>
       </w:r>
     </w:p>
     <w:p>
       <w:pPr>
         <w:pStyle w:val="Ttulo2"/>
-      </w:pPr>
-      <w:bookmarkStart w:id="17" w:name="_Toc232372703"/>
-      <w:r>
+        <w:rPr>
+          <w:color w:val="000000" w:themeColor="text1"/>
+        </w:rPr>
+      </w:pPr>
+      <w:bookmarkStart w:id="17" w:name="_Toc232453472"/>
+      <w:r>
+        <w:rPr>
+          <w:color w:val="000000" w:themeColor="text1"/>
+        </w:rPr>
         <w:t xml:space="preserve">4.3 </w:t>
       </w:r>
       <w:proofErr w:type="spellStart"/>
       <w:r>
+        <w:rPr>
+          <w:color w:val="000000" w:themeColor="text1"/>
+        </w:rPr>
         <w:t>GuiCadastroAluno</w:t>
       </w:r>
       <w:bookmarkEnd w:id="17"/>
@@ -3239,24 +4730,42 @@
     <w:p>
       <w:pPr>
         <w:spacing w:after="120"/>
-      </w:pPr>
-      <w:r>
+        <w:rPr>
+          <w:color w:val="000000" w:themeColor="text1"/>
+        </w:rPr>
+      </w:pPr>
+      <w:r>
+        <w:rPr>
+          <w:color w:val="000000" w:themeColor="text1"/>
+        </w:rPr>
         <w:t>Tela responsável pelo CRUD (</w:t>
       </w:r>
       <w:proofErr w:type="spellStart"/>
       <w:r>
+        <w:rPr>
+          <w:color w:val="000000" w:themeColor="text1"/>
+        </w:rPr>
         <w:t>Create</w:t>
       </w:r>
       <w:proofErr w:type="spellEnd"/>
       <w:r>
+        <w:rPr>
+          <w:color w:val="000000" w:themeColor="text1"/>
+        </w:rPr>
         <w:t xml:space="preserve">, </w:t>
       </w:r>
       <w:proofErr w:type="spellStart"/>
       <w:r>
+        <w:rPr>
+          <w:color w:val="000000" w:themeColor="text1"/>
+        </w:rPr>
         <w:t>Read</w:t>
       </w:r>
       <w:proofErr w:type="spellEnd"/>
       <w:r>
+        <w:rPr>
+          <w:color w:val="000000" w:themeColor="text1"/>
+        </w:rPr>
         <w:t>, Update, Delete) de alunos, contendo campos para matrícula, nome, CPF, data de nascimento e telefone. Possui cinco botões:</w:t>
       </w:r>
     </w:p>
@@ -3267,24 +4776,42 @@
           <w:ilvl w:val="0"/>
           <w:numId w:val="2"/>
         </w:numPr>
-      </w:pPr>
-      <w:r>
+        <w:rPr>
+          <w:color w:val="000000" w:themeColor="text1"/>
+        </w:rPr>
+      </w:pPr>
+      <w:r>
+        <w:rPr>
+          <w:color w:val="000000" w:themeColor="text1"/>
+        </w:rPr>
         <w:t>Salvar — insere um novo aluno no banco (</w:t>
       </w:r>
       <w:proofErr w:type="spellStart"/>
       <w:r>
+        <w:rPr>
+          <w:color w:val="000000" w:themeColor="text1"/>
+        </w:rPr>
         <w:t>AlunoDAO.atualizar</w:t>
       </w:r>
       <w:proofErr w:type="spellEnd"/>
       <w:r>
+        <w:rPr>
+          <w:color w:val="000000" w:themeColor="text1"/>
+        </w:rPr>
         <w:t xml:space="preserve"> com </w:t>
       </w:r>
       <w:proofErr w:type="spellStart"/>
       <w:r>
+        <w:rPr>
+          <w:color w:val="000000" w:themeColor="text1"/>
+        </w:rPr>
         <w:t>TipoOperacaoBd.INCLUSAO</w:t>
       </w:r>
       <w:proofErr w:type="spellEnd"/>
       <w:r>
+        <w:rPr>
+          <w:color w:val="000000" w:themeColor="text1"/>
+        </w:rPr>
         <w:t>)</w:t>
       </w:r>
     </w:p>
@@ -3295,16 +4822,28 @@
           <w:ilvl w:val="0"/>
           <w:numId w:val="2"/>
         </w:numPr>
-      </w:pPr>
-      <w:r>
+        <w:rPr>
+          <w:color w:val="000000" w:themeColor="text1"/>
+        </w:rPr>
+      </w:pPr>
+      <w:r>
+        <w:rPr>
+          <w:color w:val="000000" w:themeColor="text1"/>
+        </w:rPr>
         <w:t>Buscar — localiza um aluno pela matrícula e preenche os demais campos (</w:t>
       </w:r>
       <w:proofErr w:type="spellStart"/>
       <w:r>
+        <w:rPr>
+          <w:color w:val="000000" w:themeColor="text1"/>
+        </w:rPr>
         <w:t>AlunoDAO.localizar</w:t>
       </w:r>
       <w:proofErr w:type="spellEnd"/>
       <w:r>
+        <w:rPr>
+          <w:color w:val="000000" w:themeColor="text1"/>
+        </w:rPr>
         <w:t>)</w:t>
       </w:r>
     </w:p>
@@ -3315,8 +4854,14 @@
           <w:ilvl w:val="0"/>
           <w:numId w:val="2"/>
         </w:numPr>
-      </w:pPr>
-      <w:r>
+        <w:rPr>
+          <w:color w:val="000000" w:themeColor="text1"/>
+        </w:rPr>
+      </w:pPr>
+      <w:r>
+        <w:rPr>
+          <w:color w:val="000000" w:themeColor="text1"/>
+        </w:rPr>
         <w:t>Alterar — atualiza os dados de um aluno existente (ALTERACAO)</w:t>
       </w:r>
     </w:p>
@@ -3327,8 +4872,14 @@
           <w:ilvl w:val="0"/>
           <w:numId w:val="2"/>
         </w:numPr>
-      </w:pPr>
-      <w:r>
+        <w:rPr>
+          <w:color w:val="000000" w:themeColor="text1"/>
+        </w:rPr>
+      </w:pPr>
+      <w:r>
+        <w:rPr>
+          <w:color w:val="000000" w:themeColor="text1"/>
+        </w:rPr>
         <w:t>Excluir — remove um aluno do banco, após confirmação do usuário (EXCLUSAO)</w:t>
       </w:r>
     </w:p>
@@ -3339,22 +4890,37 @@
           <w:ilvl w:val="0"/>
           <w:numId w:val="2"/>
         </w:numPr>
-      </w:pPr>
-      <w:r>
+        <w:rPr>
+          <w:color w:val="000000" w:themeColor="text1"/>
+        </w:rPr>
+      </w:pPr>
+      <w:r>
+        <w:rPr>
+          <w:color w:val="000000" w:themeColor="text1"/>
+        </w:rPr>
         <w:t>Limpar — limpa todos os campos do formulário</w:t>
       </w:r>
     </w:p>
     <w:p>
       <w:pPr>
         <w:pStyle w:val="Ttulo2"/>
-      </w:pPr>
-      <w:bookmarkStart w:id="18" w:name="_Toc232372704"/>
-      <w:r>
+        <w:rPr>
+          <w:color w:val="000000" w:themeColor="text1"/>
+        </w:rPr>
+      </w:pPr>
+      <w:bookmarkStart w:id="18" w:name="_Toc232453473"/>
+      <w:r>
+        <w:rPr>
+          <w:color w:val="000000" w:themeColor="text1"/>
+        </w:rPr>
         <w:lastRenderedPageBreak/>
         <w:t xml:space="preserve">4.4 </w:t>
       </w:r>
       <w:proofErr w:type="spellStart"/>
       <w:r>
+        <w:rPr>
+          <w:color w:val="000000" w:themeColor="text1"/>
+        </w:rPr>
         <w:t>GuiPagamento</w:t>
       </w:r>
       <w:bookmarkEnd w:id="18"/>
@@ -3363,8 +4929,14 @@
     <w:p>
       <w:pPr>
         <w:spacing w:after="120"/>
-      </w:pPr>
-      <w:r>
+        <w:rPr>
+          <w:color w:val="000000" w:themeColor="text1"/>
+        </w:rPr>
+      </w:pPr>
+      <w:r>
+        <w:rPr>
+          <w:color w:val="000000" w:themeColor="text1"/>
+        </w:rPr>
         <w:t>Tela responsável pelo registro de pagamentos. Contém um campo para o valor e um combo box para a forma de pagamento (dinheiro, pix, cartão de crédito, cartão de débito). De acordo com a opção selecionada, campos adicionais são exibidos ou ocultados dinamicamente:</w:t>
       </w:r>
     </w:p>
@@ -3375,8 +4947,14 @@
           <w:ilvl w:val="0"/>
           <w:numId w:val="2"/>
         </w:numPr>
-      </w:pPr>
-      <w:r>
+        <w:rPr>
+          <w:color w:val="000000" w:themeColor="text1"/>
+        </w:rPr>
+      </w:pPr>
+      <w:r>
+        <w:rPr>
+          <w:color w:val="000000" w:themeColor="text1"/>
+        </w:rPr>
         <w:t>Pix — exibe campos de chave Pix e tipo de chave</w:t>
       </w:r>
     </w:p>
@@ -3387,8 +4965,14 @@
           <w:ilvl w:val="0"/>
           <w:numId w:val="2"/>
         </w:numPr>
-      </w:pPr>
-      <w:r>
+        <w:rPr>
+          <w:color w:val="000000" w:themeColor="text1"/>
+        </w:rPr>
+      </w:pPr>
+      <w:r>
+        <w:rPr>
+          <w:color w:val="000000" w:themeColor="text1"/>
+        </w:rPr>
         <w:t>Cartão de Crédito — exibe campos de bandeira e número de parcelas</w:t>
       </w:r>
     </w:p>
@@ -3399,8 +4983,14 @@
           <w:ilvl w:val="0"/>
           <w:numId w:val="2"/>
         </w:numPr>
-      </w:pPr>
-      <w:r>
+        <w:rPr>
+          <w:color w:val="000000" w:themeColor="text1"/>
+        </w:rPr>
+      </w:pPr>
+      <w:r>
+        <w:rPr>
+          <w:color w:val="000000" w:themeColor="text1"/>
+        </w:rPr>
         <w:t>Cartão de Débito — exibe apenas o campo de bandeira</w:t>
       </w:r>
     </w:p>
@@ -3411,112 +5001,801 @@
           <w:ilvl w:val="0"/>
           <w:numId w:val="2"/>
         </w:numPr>
-      </w:pPr>
-      <w:r>
+        <w:rPr>
+          <w:color w:val="000000" w:themeColor="text1"/>
+        </w:rPr>
+      </w:pPr>
+      <w:r>
+        <w:rPr>
+          <w:color w:val="000000" w:themeColor="text1"/>
+        </w:rPr>
         <w:t>Dinheiro — não exibe campos adicionais</w:t>
       </w:r>
     </w:p>
     <w:p>
       <w:pPr>
         <w:spacing w:after="120"/>
-      </w:pPr>
-      <w:r>
+        <w:rPr>
+          <w:color w:val="000000" w:themeColor="text1"/>
+        </w:rPr>
+      </w:pPr>
+      <w:r>
+        <w:rPr>
+          <w:color w:val="000000" w:themeColor="text1"/>
+        </w:rPr>
         <w:t xml:space="preserve">Ao clicar em Pagar, o sistema monta o objeto </w:t>
       </w:r>
       <w:proofErr w:type="spellStart"/>
       <w:r>
+        <w:rPr>
+          <w:color w:val="000000" w:themeColor="text1"/>
+        </w:rPr>
         <w:t>FormaPagamento</w:t>
       </w:r>
       <w:proofErr w:type="spellEnd"/>
       <w:r>
-        <w:t xml:space="preserve"> correspondente, cria um Pagamento, </w:t>
-      </w:r>
-      <w:proofErr w:type="spellStart"/>
-      <w:r>
-        <w:t>valida</w:t>
-      </w:r>
-      <w:proofErr w:type="spellEnd"/>
-      <w:r>
+        <w:rPr>
+          <w:color w:val="000000" w:themeColor="text1"/>
+        </w:rPr>
+        <w:t xml:space="preserve"> correspondente, cria um Pagamento, válida com </w:t>
+      </w:r>
+      <w:proofErr w:type="spellStart"/>
+      <w:proofErr w:type="gramStart"/>
+      <w:r>
+        <w:rPr>
+          <w:color w:val="000000" w:themeColor="text1"/>
+        </w:rPr>
+        <w:t>efetuarPagamento</w:t>
+      </w:r>
+      <w:proofErr w:type="spellEnd"/>
+      <w:r>
+        <w:rPr>
+          <w:color w:val="000000" w:themeColor="text1"/>
+        </w:rPr>
+        <w:t>(</w:t>
+      </w:r>
+      <w:proofErr w:type="gramEnd"/>
+      <w:r>
+        <w:rPr>
+          <w:color w:val="000000" w:themeColor="text1"/>
+        </w:rPr>
+        <w:t xml:space="preserve">) e persiste no banco via </w:t>
+      </w:r>
+      <w:proofErr w:type="spellStart"/>
+      <w:r>
+        <w:rPr>
+          <w:color w:val="000000" w:themeColor="text1"/>
+        </w:rPr>
+        <w:t>PagamentoDAO</w:t>
+      </w:r>
+      <w:proofErr w:type="spellEnd"/>
+      <w:r>
+        <w:rPr>
+          <w:color w:val="000000" w:themeColor="text1"/>
+        </w:rPr>
+        <w:t xml:space="preserve"> (INCLUSAO).</w:t>
+      </w:r>
+    </w:p>
+    <w:p>
+      <w:pPr>
+        <w:spacing w:after="120"/>
+        <w:rPr>
+          <w:color w:val="000000" w:themeColor="text1"/>
+          <w:sz w:val="26"/>
+          <w:szCs w:val="26"/>
+        </w:rPr>
+      </w:pPr>
+    </w:p>
+    <w:p>
+      <w:pPr>
+        <w:pStyle w:val="Ttulo2"/>
+        <w:rPr>
+          <w:color w:val="000000" w:themeColor="text1"/>
+        </w:rPr>
+      </w:pPr>
+      <w:bookmarkStart w:id="19" w:name="_Toc232453474"/>
+      <w:r>
+        <w:rPr>
+          <w:color w:val="000000" w:themeColor="text1"/>
+        </w:rPr>
+        <w:t>4.5</w:t>
+      </w:r>
+      <w:r>
+        <w:rPr>
+          <w:color w:val="000000" w:themeColor="text1"/>
+        </w:rPr>
+        <w:t xml:space="preserve"> </w:t>
+      </w:r>
+      <w:proofErr w:type="spellStart"/>
+      <w:r>
+        <w:rPr>
+          <w:color w:val="000000" w:themeColor="text1"/>
+        </w:rPr>
+        <w:t>GuiCadastroProfessor</w:t>
+      </w:r>
+      <w:bookmarkEnd w:id="19"/>
+      <w:proofErr w:type="spellEnd"/>
+    </w:p>
+    <w:p>
+      <w:pPr>
+        <w:spacing w:after="120"/>
+        <w:rPr>
+          <w:color w:val="000000" w:themeColor="text1"/>
+        </w:rPr>
+      </w:pPr>
+      <w:r>
+        <w:rPr>
+          <w:color w:val="000000" w:themeColor="text1"/>
+        </w:rPr>
+        <w:t>Tela responsável pelo CRUD (</w:t>
+      </w:r>
+      <w:proofErr w:type="spellStart"/>
+      <w:r>
+        <w:rPr>
+          <w:color w:val="000000" w:themeColor="text1"/>
+        </w:rPr>
+        <w:t>Create</w:t>
+      </w:r>
+      <w:proofErr w:type="spellEnd"/>
+      <w:r>
+        <w:rPr>
+          <w:color w:val="000000" w:themeColor="text1"/>
+        </w:rPr>
+        <w:t xml:space="preserve">, </w:t>
+      </w:r>
+      <w:proofErr w:type="spellStart"/>
+      <w:r>
+        <w:rPr>
+          <w:color w:val="000000" w:themeColor="text1"/>
+        </w:rPr>
+        <w:t>Read</w:t>
+      </w:r>
+      <w:proofErr w:type="spellEnd"/>
+      <w:r>
+        <w:rPr>
+          <w:color w:val="000000" w:themeColor="text1"/>
+        </w:rPr>
+        <w:t>, Update, Delete) de professores, contendo campos para nome, CPF, data de nascimento, telefone, CREF e especialidade. Possui cinco botões:</w:t>
+      </w:r>
+    </w:p>
+    <w:p>
+      <w:pPr>
+        <w:spacing w:after="120"/>
+        <w:rPr>
+          <w:color w:val="000000" w:themeColor="text1"/>
+        </w:rPr>
+      </w:pPr>
+      <w:r>
+        <w:rPr>
+          <w:color w:val="000000" w:themeColor="text1"/>
+        </w:rPr>
+        <w:t xml:space="preserve">• Salvar — insere um novo professor no banco de dados utilizando </w:t>
+      </w:r>
+      <w:proofErr w:type="spellStart"/>
+      <w:r>
+        <w:rPr>
+          <w:color w:val="000000" w:themeColor="text1"/>
+        </w:rPr>
+        <w:t>ProfessorDAO.atualizar</w:t>
+      </w:r>
+      <w:proofErr w:type="spellEnd"/>
+      <w:r>
+        <w:rPr>
+          <w:color w:val="000000" w:themeColor="text1"/>
+        </w:rPr>
         <w:t xml:space="preserve"> com </w:t>
       </w:r>
       <w:proofErr w:type="spellStart"/>
+      <w:r>
+        <w:rPr>
+          <w:color w:val="000000" w:themeColor="text1"/>
+        </w:rPr>
+        <w:t>TipoOperacaoBd.INCLUSAO</w:t>
+      </w:r>
+      <w:proofErr w:type="spellEnd"/>
+    </w:p>
+    <w:p>
+      <w:pPr>
+        <w:spacing w:after="120"/>
+        <w:rPr>
+          <w:color w:val="000000" w:themeColor="text1"/>
+        </w:rPr>
+      </w:pPr>
+      <w:r>
+        <w:rPr>
+          <w:color w:val="000000" w:themeColor="text1"/>
+        </w:rPr>
+        <w:t xml:space="preserve">• Buscar — localiza um professor pelo CPF informado e preenche automaticamente os demais campos da tela através do método </w:t>
+      </w:r>
+      <w:proofErr w:type="spellStart"/>
+      <w:r>
+        <w:rPr>
+          <w:color w:val="000000" w:themeColor="text1"/>
+        </w:rPr>
+        <w:t>ProfessorDAO.localizar</w:t>
+      </w:r>
+      <w:proofErr w:type="spellEnd"/>
+    </w:p>
+    <w:p>
+      <w:pPr>
+        <w:spacing w:after="120"/>
+        <w:rPr>
+          <w:color w:val="000000" w:themeColor="text1"/>
+        </w:rPr>
+      </w:pPr>
+      <w:r>
+        <w:rPr>
+          <w:color w:val="000000" w:themeColor="text1"/>
+        </w:rPr>
+        <w:t xml:space="preserve">• Alterar — atualiza os dados de um professor já cadastrado utilizando </w:t>
+      </w:r>
+      <w:proofErr w:type="spellStart"/>
+      <w:r>
+        <w:rPr>
+          <w:color w:val="000000" w:themeColor="text1"/>
+        </w:rPr>
+        <w:t>TipoOperacaoBd.ALTERACAO</w:t>
+      </w:r>
+      <w:proofErr w:type="spellEnd"/>
+    </w:p>
+    <w:p>
+      <w:pPr>
+        <w:spacing w:after="120"/>
+        <w:rPr>
+          <w:color w:val="000000" w:themeColor="text1"/>
+        </w:rPr>
+      </w:pPr>
+      <w:r>
+        <w:rPr>
+          <w:color w:val="000000" w:themeColor="text1"/>
+        </w:rPr>
+        <w:t xml:space="preserve">• Excluir — remove um professor do banco de dados após confirmação do usuário utilizando </w:t>
+      </w:r>
+      <w:proofErr w:type="spellStart"/>
+      <w:r>
+        <w:rPr>
+          <w:color w:val="000000" w:themeColor="text1"/>
+        </w:rPr>
+        <w:t>TipoOperacaoBd.EXCLUSAO</w:t>
+      </w:r>
+      <w:proofErr w:type="spellEnd"/>
+    </w:p>
+    <w:p>
+      <w:pPr>
+        <w:spacing w:after="120"/>
+        <w:rPr>
+          <w:color w:val="000000" w:themeColor="text1"/>
+        </w:rPr>
+      </w:pPr>
+      <w:r>
+        <w:rPr>
+          <w:color w:val="000000" w:themeColor="text1"/>
+        </w:rPr>
+        <w:t>• Limpar — remove os dados preenchidos nos campos do formulário</w:t>
+      </w:r>
+    </w:p>
+    <w:p>
+      <w:pPr>
+        <w:spacing w:after="120"/>
+        <w:rPr>
+          <w:color w:val="000000" w:themeColor="text1"/>
+        </w:rPr>
+      </w:pPr>
+      <w:r>
+        <w:rPr>
+          <w:color w:val="000000" w:themeColor="text1"/>
+        </w:rPr>
+        <w:t>Durante o preenchimento dos dados, o sistema realiza validações dos campos obrigatórios e da data de nascimento antes de persistir as informações.</w:t>
+      </w:r>
+    </w:p>
+    <w:p>
+      <w:pPr>
+        <w:spacing w:after="120"/>
+        <w:rPr>
+          <w:color w:val="000000" w:themeColor="text1"/>
+        </w:rPr>
+      </w:pPr>
+    </w:p>
+    <w:p>
+      <w:pPr>
+        <w:pStyle w:val="Ttulo2"/>
+        <w:rPr>
+          <w:color w:val="000000" w:themeColor="text1"/>
+        </w:rPr>
+      </w:pPr>
+      <w:bookmarkStart w:id="20" w:name="_Toc232453475"/>
+      <w:r>
+        <w:rPr>
+          <w:color w:val="000000" w:themeColor="text1"/>
+        </w:rPr>
+        <w:t xml:space="preserve">4.6 </w:t>
+      </w:r>
+      <w:proofErr w:type="spellStart"/>
+      <w:r>
+        <w:rPr>
+          <w:color w:val="000000" w:themeColor="text1"/>
+        </w:rPr>
+        <w:t>GuiCadastroPlanoTreino</w:t>
+      </w:r>
+      <w:bookmarkEnd w:id="20"/>
+      <w:proofErr w:type="spellEnd"/>
+    </w:p>
+    <w:p>
+      <w:pPr>
+        <w:spacing w:after="120"/>
+        <w:rPr>
+          <w:color w:val="000000" w:themeColor="text1"/>
+        </w:rPr>
+      </w:pPr>
+      <w:r>
+        <w:rPr>
+          <w:color w:val="000000" w:themeColor="text1"/>
+        </w:rPr>
+        <w:t>Tela responsável pelo cadastro e manutenção de planos de treino. Contém campos para matrícula do aluno, CPF do professor responsável, data de criação do treino e uma lista de exercícios organizados por grupos musculares, acompanhados de controles para definição das quantidades.</w:t>
+      </w:r>
+    </w:p>
+    <w:p>
+      <w:pPr>
+        <w:spacing w:after="120"/>
+        <w:rPr>
+          <w:color w:val="000000" w:themeColor="text1"/>
+        </w:rPr>
+      </w:pPr>
+      <w:r>
+        <w:rPr>
+          <w:color w:val="000000" w:themeColor="text1"/>
+        </w:rPr>
+        <w:t>Os exercícios disponíveis são distribuídos entre os grupos:</w:t>
+      </w:r>
+    </w:p>
+    <w:p>
+      <w:pPr>
+        <w:spacing w:after="120"/>
+        <w:rPr>
+          <w:color w:val="000000" w:themeColor="text1"/>
+        </w:rPr>
+      </w:pPr>
+      <w:r>
+        <w:rPr>
+          <w:color w:val="000000" w:themeColor="text1"/>
+        </w:rPr>
+        <w:t>• Peito, Bíceps, Tríceps, Ombro, Costas, Abdômen, Quadríceps, Posterior de Coxa, Glúteos, Cárdio.</w:t>
+      </w:r>
+    </w:p>
+    <w:p>
+      <w:pPr>
+        <w:spacing w:after="120"/>
+        <w:rPr>
+          <w:color w:val="000000" w:themeColor="text1"/>
+        </w:rPr>
+      </w:pPr>
+      <w:r>
+        <w:rPr>
+          <w:color w:val="000000" w:themeColor="text1"/>
+        </w:rPr>
+        <w:t>A tela possui os seguintes botões:</w:t>
+      </w:r>
+    </w:p>
+    <w:p>
+      <w:pPr>
+        <w:spacing w:after="120"/>
+        <w:rPr>
+          <w:color w:val="000000" w:themeColor="text1"/>
+        </w:rPr>
+      </w:pPr>
+      <w:r>
+        <w:rPr>
+          <w:color w:val="000000" w:themeColor="text1"/>
+        </w:rPr>
+        <w:t xml:space="preserve">• Salvar — cria um novo plano de treino associando aluno, professor e exercícios selecionados, persistindo os dados através de </w:t>
+      </w:r>
+      <w:proofErr w:type="spellStart"/>
+      <w:r>
+        <w:rPr>
+          <w:color w:val="000000" w:themeColor="text1"/>
+        </w:rPr>
+        <w:t>PlanoTreinoDAO.atualizar</w:t>
+      </w:r>
+      <w:proofErr w:type="spellEnd"/>
+      <w:r>
+        <w:rPr>
+          <w:color w:val="000000" w:themeColor="text1"/>
+        </w:rPr>
+        <w:t xml:space="preserve"> com </w:t>
+      </w:r>
+      <w:proofErr w:type="spellStart"/>
+      <w:r>
+        <w:rPr>
+          <w:color w:val="000000" w:themeColor="text1"/>
+        </w:rPr>
+        <w:t>TipoOperacaoBd.INCLUSAO</w:t>
+      </w:r>
+      <w:proofErr w:type="spellEnd"/>
+    </w:p>
+    <w:p>
+      <w:pPr>
+        <w:spacing w:after="120"/>
+        <w:rPr>
+          <w:color w:val="000000" w:themeColor="text1"/>
+        </w:rPr>
+      </w:pPr>
+      <w:r>
+        <w:rPr>
+          <w:color w:val="000000" w:themeColor="text1"/>
+        </w:rPr>
+        <w:t xml:space="preserve">• Alterar — atualiza um plano de treino já existente utilizando </w:t>
+      </w:r>
+      <w:proofErr w:type="spellStart"/>
+      <w:r>
+        <w:rPr>
+          <w:color w:val="000000" w:themeColor="text1"/>
+        </w:rPr>
+        <w:t>TipoOperacaoBd.ALTERACAO</w:t>
+      </w:r>
+      <w:proofErr w:type="spellEnd"/>
+    </w:p>
+    <w:p>
+      <w:pPr>
+        <w:spacing w:after="120"/>
+        <w:rPr>
+          <w:color w:val="000000" w:themeColor="text1"/>
+        </w:rPr>
+      </w:pPr>
+      <w:r>
+        <w:rPr>
+          <w:color w:val="000000" w:themeColor="text1"/>
+        </w:rPr>
+        <w:lastRenderedPageBreak/>
+        <w:t xml:space="preserve">• Excluir — remove um plano de treino do banco de dados após confirmação do usuário utilizando </w:t>
+      </w:r>
+      <w:proofErr w:type="spellStart"/>
+      <w:r>
+        <w:rPr>
+          <w:color w:val="000000" w:themeColor="text1"/>
+        </w:rPr>
+        <w:t>TipoOperacaoBd.EXCLUSAO</w:t>
+      </w:r>
+      <w:proofErr w:type="spellEnd"/>
+    </w:p>
+    <w:p>
+      <w:pPr>
+        <w:spacing w:after="120"/>
+        <w:rPr>
+          <w:color w:val="000000" w:themeColor="text1"/>
+        </w:rPr>
+      </w:pPr>
+      <w:r>
+        <w:rPr>
+          <w:color w:val="000000" w:themeColor="text1"/>
+        </w:rPr>
+        <w:t>• Limpar — reinicia todos os campos da tela, desmarca os exercícios selecionados e redefine as quantidades para zero</w:t>
+      </w:r>
+    </w:p>
+    <w:p>
+      <w:pPr>
+        <w:spacing w:after="120"/>
+        <w:rPr>
+          <w:color w:val="000000" w:themeColor="text1"/>
+        </w:rPr>
+      </w:pPr>
+      <w:r>
+        <w:rPr>
+          <w:color w:val="000000" w:themeColor="text1"/>
+        </w:rPr>
+        <w:t xml:space="preserve">Durante o processo de cadastro, os exercícios selecionados são armazenados temporariamente em listas, convertidos para vetores e associados ao objeto </w:t>
+      </w:r>
+      <w:proofErr w:type="spellStart"/>
+      <w:r>
+        <w:rPr>
+          <w:color w:val="000000" w:themeColor="text1"/>
+        </w:rPr>
+        <w:t>PlanoTreino</w:t>
+      </w:r>
+      <w:proofErr w:type="spellEnd"/>
+      <w:r>
+        <w:rPr>
+          <w:color w:val="000000" w:themeColor="text1"/>
+        </w:rPr>
+        <w:t>, juntamente com suas respectivas quantidades.</w:t>
+      </w:r>
+    </w:p>
+    <w:p>
+      <w:pPr>
+        <w:spacing w:after="120"/>
+        <w:rPr>
+          <w:color w:val="000000" w:themeColor="text1"/>
+        </w:rPr>
+      </w:pPr>
+    </w:p>
+    <w:p>
+      <w:pPr>
+        <w:pStyle w:val="Ttulo2"/>
+        <w:rPr>
+          <w:color w:val="000000" w:themeColor="text1"/>
+        </w:rPr>
+      </w:pPr>
+      <w:bookmarkStart w:id="21" w:name="_Toc232453476"/>
+      <w:r>
+        <w:rPr>
+          <w:color w:val="000000" w:themeColor="text1"/>
+        </w:rPr>
+        <w:t xml:space="preserve">4.7 </w:t>
+      </w:r>
+      <w:proofErr w:type="spellStart"/>
+      <w:r>
+        <w:rPr>
+          <w:color w:val="000000" w:themeColor="text1"/>
+        </w:rPr>
+        <w:t>GuiPlanoTreinoConsulta</w:t>
+      </w:r>
+      <w:bookmarkEnd w:id="21"/>
+      <w:proofErr w:type="spellEnd"/>
+    </w:p>
+    <w:p>
+      <w:pPr>
+        <w:spacing w:after="120"/>
+        <w:rPr>
+          <w:color w:val="000000" w:themeColor="text1"/>
+        </w:rPr>
+      </w:pPr>
+      <w:r>
+        <w:rPr>
+          <w:color w:val="000000" w:themeColor="text1"/>
+        </w:rPr>
+        <w:t>Tela responsável pela consulta de planos de treino cadastrados no sistema. Possui um campo para informar o ID do plano de treino e um botão para realizar a busca.</w:t>
+      </w:r>
+    </w:p>
+    <w:p>
+      <w:pPr>
+        <w:spacing w:after="120"/>
+        <w:rPr>
+          <w:color w:val="000000" w:themeColor="text1"/>
+        </w:rPr>
+      </w:pPr>
+      <w:r>
+        <w:rPr>
+          <w:color w:val="000000" w:themeColor="text1"/>
+        </w:rPr>
+        <w:t xml:space="preserve">• Consultar Plano — localiza um plano de treino pelo ID informado utilizando </w:t>
+      </w:r>
+      <w:proofErr w:type="spellStart"/>
+      <w:r>
+        <w:rPr>
+          <w:color w:val="000000" w:themeColor="text1"/>
+        </w:rPr>
+        <w:t>PlanoTreinoDAO.localizar</w:t>
+      </w:r>
+      <w:proofErr w:type="spellEnd"/>
+    </w:p>
+    <w:p>
+      <w:pPr>
+        <w:spacing w:after="120"/>
+        <w:rPr>
+          <w:color w:val="000000" w:themeColor="text1"/>
+        </w:rPr>
+      </w:pPr>
+      <w:r>
+        <w:rPr>
+          <w:color w:val="000000" w:themeColor="text1"/>
+        </w:rPr>
+        <w:t>Quando o plano é encontrado, o sistema:</w:t>
+      </w:r>
+    </w:p>
+    <w:p>
+      <w:pPr>
+        <w:spacing w:after="120"/>
+        <w:rPr>
+          <w:color w:val="000000" w:themeColor="text1"/>
+        </w:rPr>
+      </w:pPr>
+      <w:r>
+        <w:rPr>
+          <w:color w:val="000000" w:themeColor="text1"/>
+        </w:rPr>
+        <w:t>• Recupera os exercícios associados ao plano</w:t>
+      </w:r>
+    </w:p>
+    <w:p>
+      <w:pPr>
+        <w:spacing w:after="120"/>
+        <w:rPr>
+          <w:color w:val="000000" w:themeColor="text1"/>
+        </w:rPr>
+      </w:pPr>
+      <w:r>
+        <w:rPr>
+          <w:color w:val="000000" w:themeColor="text1"/>
+        </w:rPr>
+        <w:t>• Exibe os exercícios em uma tabela contendo nome do exercício, quantidade, valor unitário e subtotal</w:t>
+      </w:r>
+    </w:p>
+    <w:p>
+      <w:pPr>
+        <w:spacing w:after="120"/>
+        <w:rPr>
+          <w:color w:val="000000" w:themeColor="text1"/>
+        </w:rPr>
+      </w:pPr>
+      <w:r>
+        <w:rPr>
+          <w:color w:val="000000" w:themeColor="text1"/>
+        </w:rPr>
+        <w:t xml:space="preserve">• Calcula automaticamente o valor total do plano através do método </w:t>
+      </w:r>
+      <w:proofErr w:type="spellStart"/>
       <w:proofErr w:type="gramStart"/>
       <w:r>
-        <w:t>efetuarPagamento</w:t>
-      </w:r>
-      <w:proofErr w:type="spellEnd"/>
-      <w:r>
+        <w:rPr>
+          <w:color w:val="000000" w:themeColor="text1"/>
+        </w:rPr>
+        <w:t>calcularValorTotal</w:t>
+      </w:r>
+      <w:proofErr w:type="spellEnd"/>
+      <w:r>
+        <w:rPr>
+          <w:color w:val="000000" w:themeColor="text1"/>
+        </w:rPr>
         <w:t>(</w:t>
       </w:r>
       <w:proofErr w:type="gramEnd"/>
       <w:r>
-        <w:t xml:space="preserve">) e persiste no banco via </w:t>
-      </w:r>
-      <w:proofErr w:type="spellStart"/>
-      <w:r>
-        <w:t>PagamentoDAO</w:t>
-      </w:r>
-      <w:proofErr w:type="spellEnd"/>
-      <w:r>
-        <w:t xml:space="preserve"> (INCLUSAO).</w:t>
+        <w:rPr>
+          <w:color w:val="000000" w:themeColor="text1"/>
+        </w:rPr>
+        <w:t>)</w:t>
+      </w:r>
+    </w:p>
+    <w:p>
+      <w:pPr>
+        <w:spacing w:after="120"/>
+        <w:rPr>
+          <w:color w:val="000000" w:themeColor="text1"/>
+        </w:rPr>
+      </w:pPr>
+      <w:r>
+        <w:rPr>
+          <w:color w:val="000000" w:themeColor="text1"/>
+        </w:rPr>
+        <w:t>Caso o plano não seja encontrado, uma mensagem é exibida ao usuário e a tabela é limpa automaticamente.</w:t>
+      </w:r>
+    </w:p>
+    <w:p>
+      <w:pPr>
+        <w:spacing w:after="120"/>
+        <w:rPr>
+          <w:color w:val="000000" w:themeColor="text1"/>
+        </w:rPr>
+      </w:pPr>
+      <w:r>
+        <w:rPr>
+          <w:color w:val="000000" w:themeColor="text1"/>
+        </w:rPr>
+        <w:t xml:space="preserve">A interface utiliza um componente </w:t>
+      </w:r>
+      <w:proofErr w:type="spellStart"/>
+      <w:r>
+        <w:rPr>
+          <w:color w:val="000000" w:themeColor="text1"/>
+        </w:rPr>
+        <w:t>JTable</w:t>
+      </w:r>
+      <w:proofErr w:type="spellEnd"/>
+      <w:r>
+        <w:rPr>
+          <w:color w:val="000000" w:themeColor="text1"/>
+        </w:rPr>
+        <w:t xml:space="preserve"> dentro de um </w:t>
+      </w:r>
+      <w:proofErr w:type="spellStart"/>
+      <w:r>
+        <w:rPr>
+          <w:color w:val="000000" w:themeColor="text1"/>
+        </w:rPr>
+        <w:t>JScrollPane</w:t>
+      </w:r>
+      <w:proofErr w:type="spellEnd"/>
+      <w:r>
+        <w:rPr>
+          <w:color w:val="000000" w:themeColor="text1"/>
+        </w:rPr>
+        <w:t xml:space="preserve"> para exibir os exercícios recuperados do banco de dados de forma organizada.</w:t>
       </w:r>
     </w:p>
     <w:p>
       <w:pPr>
         <w:pStyle w:val="Ttulo1"/>
-      </w:pPr>
-      <w:bookmarkStart w:id="19" w:name="_Toc232372705"/>
-      <w:r>
+        <w:rPr>
+          <w:color w:val="000000" w:themeColor="text1"/>
+        </w:rPr>
+      </w:pPr>
+      <w:bookmarkStart w:id="22" w:name="_Toc232453477"/>
+      <w:r>
+        <w:rPr>
+          <w:color w:val="000000" w:themeColor="text1"/>
+        </w:rPr>
         <w:t>5. Banco de Dados (MySQL)</w:t>
       </w:r>
-      <w:bookmarkEnd w:id="19"/>
+      <w:bookmarkEnd w:id="22"/>
     </w:p>
     <w:p>
       <w:pPr>
         <w:spacing w:after="120"/>
-      </w:pPr>
-      <w:r>
+        <w:rPr>
+          <w:color w:val="000000" w:themeColor="text1"/>
+        </w:rPr>
+      </w:pPr>
+      <w:r>
+        <w:rPr>
+          <w:color w:val="000000" w:themeColor="text1"/>
+        </w:rPr>
         <w:t xml:space="preserve">O banco de dados utilizado é o MySQL, acessado por meio da classe </w:t>
       </w:r>
       <w:proofErr w:type="spellStart"/>
       <w:r>
+        <w:rPr>
+          <w:color w:val="000000" w:themeColor="text1"/>
+        </w:rPr>
         <w:t>Bd</w:t>
       </w:r>
       <w:proofErr w:type="spellEnd"/>
       <w:r>
+        <w:rPr>
+          <w:color w:val="000000" w:themeColor="text1"/>
+        </w:rPr>
         <w:t xml:space="preserve">, que encapsula a conexão JDBC (driver </w:t>
       </w:r>
       <w:proofErr w:type="spellStart"/>
       <w:proofErr w:type="gramStart"/>
       <w:r>
+        <w:rPr>
+          <w:color w:val="000000" w:themeColor="text1"/>
+        </w:rPr>
         <w:t>com.mysql</w:t>
       </w:r>
       <w:proofErr w:type="gramEnd"/>
       <w:r>
+        <w:rPr>
+          <w:color w:val="000000" w:themeColor="text1"/>
+        </w:rPr>
         <w:t>.</w:t>
       </w:r>
       <w:proofErr w:type="gramStart"/>
       <w:r>
+        <w:rPr>
+          <w:color w:val="000000" w:themeColor="text1"/>
+        </w:rPr>
         <w:t>cj.jdbc</w:t>
       </w:r>
       <w:proofErr w:type="gramEnd"/>
       <w:r>
+        <w:rPr>
+          <w:color w:val="000000" w:themeColor="text1"/>
+        </w:rPr>
         <w:t>.Driver</w:t>
       </w:r>
       <w:proofErr w:type="spellEnd"/>
       <w:r>
+        <w:rPr>
+          <w:color w:val="000000" w:themeColor="text1"/>
+        </w:rPr>
         <w:t>).</w:t>
       </w:r>
     </w:p>
     <w:p>
       <w:pPr>
         <w:pStyle w:val="Ttulo2"/>
-      </w:pPr>
-      <w:bookmarkStart w:id="20" w:name="_Toc232372706"/>
-      <w:r>
+        <w:rPr>
+          <w:color w:val="000000" w:themeColor="text1"/>
+        </w:rPr>
+      </w:pPr>
+      <w:bookmarkStart w:id="23" w:name="_Toc232453478"/>
+      <w:r>
+        <w:rPr>
+          <w:color w:val="000000" w:themeColor="text1"/>
+        </w:rPr>
         <w:t>5.1 Tabelas</w:t>
       </w:r>
-      <w:bookmarkEnd w:id="20"/>
+      <w:bookmarkEnd w:id="23"/>
     </w:p>
     <w:tbl>
       <w:tblPr>
@@ -3540,12 +5819,6 @@
         <w:gridCol w:w="7020"/>
       </w:tblGrid>
       <w:tr>
-        <w:tblPrEx>
-          <w:tblCellMar>
-            <w:top w:w="0" w:type="dxa"/>
-            <w:bottom w:w="0" w:type="dxa"/>
-          </w:tblCellMar>
-        </w:tblPrEx>
         <w:tc>
           <w:tcPr>
             <w:tcW w:w="2340" w:type="dxa"/>
@@ -3564,11 +5837,16 @@
             </w:tcMar>
           </w:tcPr>
           <w:p>
+            <w:pPr>
+              <w:rPr>
+                <w:color w:val="000000" w:themeColor="text1"/>
+              </w:rPr>
+            </w:pPr>
             <w:r>
               <w:rPr>
                 <w:b/>
                 <w:bCs/>
-                <w:color w:val="FFFFFF"/>
+                <w:color w:val="000000" w:themeColor="text1"/>
               </w:rPr>
               <w:t>Tabela</w:t>
             </w:r>
@@ -3592,11 +5870,16 @@
             </w:tcMar>
           </w:tcPr>
           <w:p>
+            <w:pPr>
+              <w:rPr>
+                <w:color w:val="000000" w:themeColor="text1"/>
+              </w:rPr>
+            </w:pPr>
             <w:r>
               <w:rPr>
                 <w:b/>
                 <w:bCs/>
-                <w:color w:val="FFFFFF"/>
+                <w:color w:val="000000" w:themeColor="text1"/>
               </w:rPr>
               <w:t>Descrição</w:t>
             </w:r>
@@ -3604,12 +5887,6 @@
         </w:tc>
       </w:tr>
       <w:tr>
-        <w:tblPrEx>
-          <w:tblCellMar>
-            <w:top w:w="0" w:type="dxa"/>
-            <w:bottom w:w="0" w:type="dxa"/>
-          </w:tblCellMar>
-        </w:tblPrEx>
         <w:tc>
           <w:tcPr>
             <w:tcW w:w="2340" w:type="dxa"/>
@@ -3627,7 +5904,15 @@
             </w:tcMar>
           </w:tcPr>
           <w:p>
-            <w:r>
+            <w:pPr>
+              <w:rPr>
+                <w:color w:val="000000" w:themeColor="text1"/>
+              </w:rPr>
+            </w:pPr>
+            <w:r>
+              <w:rPr>
+                <w:color w:val="000000" w:themeColor="text1"/>
+              </w:rPr>
               <w:t>aluno</w:t>
             </w:r>
           </w:p>
@@ -3649,19 +5934,21 @@
             </w:tcMar>
           </w:tcPr>
           <w:p>
-            <w:r>
+            <w:pPr>
+              <w:rPr>
+                <w:color w:val="000000" w:themeColor="text1"/>
+              </w:rPr>
+            </w:pPr>
+            <w:r>
+              <w:rPr>
+                <w:color w:val="000000" w:themeColor="text1"/>
+              </w:rPr>
               <w:t>Armazena matrícula (chave primária), nome, CPF, data de nascimento e telefone dos alunos</w:t>
             </w:r>
           </w:p>
         </w:tc>
       </w:tr>
       <w:tr>
-        <w:tblPrEx>
-          <w:tblCellMar>
-            <w:top w:w="0" w:type="dxa"/>
-            <w:bottom w:w="0" w:type="dxa"/>
-          </w:tblCellMar>
-        </w:tblPrEx>
         <w:tc>
           <w:tcPr>
             <w:tcW w:w="2340" w:type="dxa"/>
@@ -3679,7 +5966,15 @@
             </w:tcMar>
           </w:tcPr>
           <w:p>
-            <w:r>
+            <w:pPr>
+              <w:rPr>
+                <w:color w:val="000000" w:themeColor="text1"/>
+              </w:rPr>
+            </w:pPr>
+            <w:r>
+              <w:rPr>
+                <w:color w:val="000000" w:themeColor="text1"/>
+              </w:rPr>
               <w:t>professor</w:t>
             </w:r>
           </w:p>
@@ -3701,19 +5996,21 @@
             </w:tcMar>
           </w:tcPr>
           <w:p>
-            <w:r>
+            <w:pPr>
+              <w:rPr>
+                <w:color w:val="000000" w:themeColor="text1"/>
+              </w:rPr>
+            </w:pPr>
+            <w:r>
+              <w:rPr>
+                <w:color w:val="000000" w:themeColor="text1"/>
+              </w:rPr>
               <w:t>Armazena CPF (chave primária), nome, data de nascimento, telefone, CREF e especialidade</w:t>
             </w:r>
           </w:p>
         </w:tc>
       </w:tr>
       <w:tr>
-        <w:tblPrEx>
-          <w:tblCellMar>
-            <w:top w:w="0" w:type="dxa"/>
-            <w:bottom w:w="0" w:type="dxa"/>
-          </w:tblCellMar>
-        </w:tblPrEx>
         <w:tc>
           <w:tcPr>
             <w:tcW w:w="2340" w:type="dxa"/>
@@ -3731,8 +6028,16 @@
             </w:tcMar>
           </w:tcPr>
           <w:p>
+            <w:pPr>
+              <w:rPr>
+                <w:color w:val="000000" w:themeColor="text1"/>
+              </w:rPr>
+            </w:pPr>
             <w:proofErr w:type="spellStart"/>
             <w:r>
+              <w:rPr>
+                <w:color w:val="000000" w:themeColor="text1"/>
+              </w:rPr>
               <w:t>planoTreino</w:t>
             </w:r>
             <w:proofErr w:type="spellEnd"/>
@@ -3755,19 +6060,21 @@
             </w:tcMar>
           </w:tcPr>
           <w:p>
-            <w:r>
+            <w:pPr>
+              <w:rPr>
+                <w:color w:val="000000" w:themeColor="text1"/>
+              </w:rPr>
+            </w:pPr>
+            <w:r>
+              <w:rPr>
+                <w:color w:val="000000" w:themeColor="text1"/>
+              </w:rPr>
               <w:t>Armazena id, matrícula do aluno, CPF do professor responsável e data de criação do plano</w:t>
             </w:r>
           </w:p>
         </w:tc>
       </w:tr>
       <w:tr>
-        <w:tblPrEx>
-          <w:tblCellMar>
-            <w:top w:w="0" w:type="dxa"/>
-            <w:bottom w:w="0" w:type="dxa"/>
-          </w:tblCellMar>
-        </w:tblPrEx>
         <w:tc>
           <w:tcPr>
             <w:tcW w:w="2340" w:type="dxa"/>
@@ -3785,16 +6092,30 @@
             </w:tcMar>
           </w:tcPr>
           <w:p>
+            <w:pPr>
+              <w:rPr>
+                <w:color w:val="000000" w:themeColor="text1"/>
+              </w:rPr>
+            </w:pPr>
             <w:proofErr w:type="spellStart"/>
             <w:r>
+              <w:rPr>
+                <w:color w:val="000000" w:themeColor="text1"/>
+              </w:rPr>
               <w:t>exercicios</w:t>
             </w:r>
             <w:proofErr w:type="spellEnd"/>
             <w:r>
+              <w:rPr>
+                <w:color w:val="000000" w:themeColor="text1"/>
+              </w:rPr>
               <w:t xml:space="preserve"> </w:t>
             </w:r>
             <w:proofErr w:type="spellStart"/>
             <w:r>
+              <w:rPr>
+                <w:color w:val="000000" w:themeColor="text1"/>
+              </w:rPr>
               <w:t>PlanoTreino</w:t>
             </w:r>
             <w:proofErr w:type="spellEnd"/>
@@ -3817,19 +6138,21 @@
             </w:tcMar>
           </w:tcPr>
           <w:p>
-            <w:r>
+            <w:pPr>
+              <w:rPr>
+                <w:color w:val="000000" w:themeColor="text1"/>
+              </w:rPr>
+            </w:pPr>
+            <w:r>
+              <w:rPr>
+                <w:color w:val="000000" w:themeColor="text1"/>
+              </w:rPr>
               <w:t>Relaciona cada plano de treino aos exercícios escolhidos e suas respectivas quantidades</w:t>
             </w:r>
           </w:p>
         </w:tc>
       </w:tr>
       <w:tr>
-        <w:tblPrEx>
-          <w:tblCellMar>
-            <w:top w:w="0" w:type="dxa"/>
-            <w:bottom w:w="0" w:type="dxa"/>
-          </w:tblCellMar>
-        </w:tblPrEx>
         <w:tc>
           <w:tcPr>
             <w:tcW w:w="2340" w:type="dxa"/>
@@ -3847,7 +6170,15 @@
             </w:tcMar>
           </w:tcPr>
           <w:p>
-            <w:r>
+            <w:pPr>
+              <w:rPr>
+                <w:color w:val="000000" w:themeColor="text1"/>
+              </w:rPr>
+            </w:pPr>
+            <w:r>
+              <w:rPr>
+                <w:color w:val="000000" w:themeColor="text1"/>
+              </w:rPr>
               <w:t>pagamento</w:t>
             </w:r>
           </w:p>
@@ -3869,19 +6200,21 @@
             </w:tcMar>
           </w:tcPr>
           <w:p>
-            <w:r>
+            <w:pPr>
+              <w:rPr>
+                <w:color w:val="000000" w:themeColor="text1"/>
+              </w:rPr>
+            </w:pPr>
+            <w:r>
+              <w:rPr>
+                <w:color w:val="000000" w:themeColor="text1"/>
+              </w:rPr>
               <w:t>Armazena id (auto incremento) e valor do pagamento</w:t>
             </w:r>
           </w:p>
         </w:tc>
       </w:tr>
       <w:tr>
-        <w:tblPrEx>
-          <w:tblCellMar>
-            <w:top w:w="0" w:type="dxa"/>
-            <w:bottom w:w="0" w:type="dxa"/>
-          </w:tblCellMar>
-        </w:tblPrEx>
         <w:tc>
           <w:tcPr>
             <w:tcW w:w="2340" w:type="dxa"/>
@@ -3899,8 +6232,17 @@
             </w:tcMar>
           </w:tcPr>
           <w:p>
+            <w:pPr>
+              <w:rPr>
+                <w:color w:val="000000" w:themeColor="text1"/>
+              </w:rPr>
+            </w:pPr>
             <w:proofErr w:type="spellStart"/>
             <w:r>
+              <w:rPr>
+                <w:color w:val="000000" w:themeColor="text1"/>
+              </w:rPr>
+              <w:lastRenderedPageBreak/>
               <w:t>formaPagamento</w:t>
             </w:r>
             <w:proofErr w:type="spellEnd"/>
@@ -3923,19 +6265,21 @@
             </w:tcMar>
           </w:tcPr>
           <w:p>
-            <w:r>
+            <w:pPr>
+              <w:rPr>
+                <w:color w:val="000000" w:themeColor="text1"/>
+              </w:rPr>
+            </w:pPr>
+            <w:r>
+              <w:rPr>
+                <w:color w:val="000000" w:themeColor="text1"/>
+              </w:rPr>
               <w:t>Armazena o tipo de pagamento (DINHEIRO, PIX, CARTAO_CREDITO, CARTAO_DEBITO) e seus detalhes (chave Pix, tipo de chave, bandeira, parcelas), relacionado ao id do pagamento</w:t>
             </w:r>
           </w:p>
         </w:tc>
       </w:tr>
       <w:tr>
-        <w:tblPrEx>
-          <w:tblCellMar>
-            <w:top w:w="0" w:type="dxa"/>
-            <w:bottom w:w="0" w:type="dxa"/>
-          </w:tblCellMar>
-        </w:tblPrEx>
         <w:tc>
           <w:tcPr>
             <w:tcW w:w="2340" w:type="dxa"/>
@@ -3953,7 +6297,15 @@
             </w:tcMar>
           </w:tcPr>
           <w:p>
-            <w:r>
+            <w:pPr>
+              <w:rPr>
+                <w:color w:val="000000" w:themeColor="text1"/>
+              </w:rPr>
+            </w:pPr>
+            <w:r>
+              <w:rPr>
+                <w:color w:val="000000" w:themeColor="text1"/>
+              </w:rPr>
               <w:t>login</w:t>
             </w:r>
           </w:p>
@@ -3975,15 +6327,29 @@
             </w:tcMar>
           </w:tcPr>
           <w:p>
-            <w:r>
+            <w:pPr>
+              <w:rPr>
+                <w:color w:val="000000" w:themeColor="text1"/>
+              </w:rPr>
+            </w:pPr>
+            <w:r>
+              <w:rPr>
+                <w:color w:val="000000" w:themeColor="text1"/>
+              </w:rPr>
               <w:t xml:space="preserve">Armazena id, código e </w:t>
             </w:r>
             <w:proofErr w:type="spellStart"/>
             <w:r>
+              <w:rPr>
+                <w:color w:val="000000" w:themeColor="text1"/>
+              </w:rPr>
               <w:t>hash</w:t>
             </w:r>
             <w:proofErr w:type="spellEnd"/>
             <w:r>
+              <w:rPr>
+                <w:color w:val="000000" w:themeColor="text1"/>
+              </w:rPr>
               <w:t xml:space="preserve"> da senha para autenticação no sistema</w:t>
             </w:r>
           </w:p>
@@ -3993,37 +6359,59 @@
     <w:p>
       <w:pPr>
         <w:pStyle w:val="Ttulo2"/>
-      </w:pPr>
-      <w:bookmarkStart w:id="21" w:name="_Toc232372707"/>
-      <w:r>
+        <w:rPr>
+          <w:color w:val="000000" w:themeColor="text1"/>
+        </w:rPr>
+      </w:pPr>
+      <w:bookmarkStart w:id="24" w:name="_Toc232453479"/>
+      <w:r>
+        <w:rPr>
+          <w:color w:val="000000" w:themeColor="text1"/>
+        </w:rPr>
         <w:t>5.2 Padrão de Operações</w:t>
       </w:r>
-      <w:bookmarkEnd w:id="21"/>
+      <w:bookmarkEnd w:id="24"/>
     </w:p>
     <w:p>
       <w:pPr>
         <w:spacing w:after="120"/>
-      </w:pPr>
-      <w:r>
+        <w:rPr>
+          <w:color w:val="000000" w:themeColor="text1"/>
+        </w:rPr>
+      </w:pPr>
+      <w:r>
+        <w:rPr>
+          <w:color w:val="000000" w:themeColor="text1"/>
+        </w:rPr>
         <w:t xml:space="preserve">As operações de inclusão, alteração e exclusão são controladas pelo enum </w:t>
       </w:r>
       <w:proofErr w:type="spellStart"/>
       <w:r>
+        <w:rPr>
+          <w:color w:val="000000" w:themeColor="text1"/>
+        </w:rPr>
         <w:t>TipoOperacaoBd</w:t>
       </w:r>
       <w:proofErr w:type="spellEnd"/>
       <w:r>
+        <w:rPr>
+          <w:color w:val="000000" w:themeColor="text1"/>
+        </w:rPr>
         <w:t>, utilizado em todas as classes DAO:</w:t>
       </w:r>
     </w:p>
     <w:p>
       <w:pPr>
         <w:shd w:val="clear" w:color="auto" w:fill="F4F8F1"/>
+        <w:rPr>
+          <w:color w:val="000000" w:themeColor="text1"/>
+        </w:rPr>
       </w:pPr>
       <w:proofErr w:type="spellStart"/>
       <w:r>
         <w:rPr>
           <w:rFonts w:ascii="Courier New" w:eastAsia="Courier New" w:hAnsi="Courier New" w:cs="Courier New"/>
+          <w:color w:val="000000" w:themeColor="text1"/>
           <w:sz w:val="18"/>
           <w:szCs w:val="18"/>
         </w:rPr>
@@ -4033,6 +6421,7 @@
       <w:r>
         <w:rPr>
           <w:rFonts w:ascii="Courier New" w:eastAsia="Courier New" w:hAnsi="Courier New" w:cs="Courier New"/>
+          <w:color w:val="000000" w:themeColor="text1"/>
           <w:sz w:val="18"/>
           <w:szCs w:val="18"/>
         </w:rPr>
@@ -4042,6 +6431,7 @@
       <w:r>
         <w:rPr>
           <w:rFonts w:ascii="Courier New" w:eastAsia="Courier New" w:hAnsi="Courier New" w:cs="Courier New"/>
+          <w:color w:val="000000" w:themeColor="text1"/>
           <w:sz w:val="18"/>
           <w:szCs w:val="18"/>
         </w:rPr>
@@ -4051,6 +6441,7 @@
       <w:r>
         <w:rPr>
           <w:rFonts w:ascii="Courier New" w:eastAsia="Courier New" w:hAnsi="Courier New" w:cs="Courier New"/>
+          <w:color w:val="000000" w:themeColor="text1"/>
           <w:sz w:val="18"/>
           <w:szCs w:val="18"/>
         </w:rPr>
@@ -4060,10 +6451,14 @@
     <w:p>
       <w:pPr>
         <w:shd w:val="clear" w:color="auto" w:fill="F4F8F1"/>
+        <w:rPr>
+          <w:color w:val="000000" w:themeColor="text1"/>
+        </w:rPr>
       </w:pPr>
       <w:r>
         <w:rPr>
           <w:rFonts w:ascii="Courier New" w:eastAsia="Courier New" w:hAnsi="Courier New" w:cs="Courier New"/>
+          <w:color w:val="000000" w:themeColor="text1"/>
           <w:sz w:val="18"/>
           <w:szCs w:val="18"/>
         </w:rPr>
@@ -4073,79 +6468,129 @@
     <w:p>
       <w:pPr>
         <w:shd w:val="clear" w:color="auto" w:fill="F4F8F1"/>
+        <w:tabs>
+          <w:tab w:val="left" w:pos="8175"/>
+        </w:tabs>
+        <w:rPr>
+          <w:color w:val="000000" w:themeColor="text1"/>
+        </w:rPr>
       </w:pPr>
       <w:r>
         <w:rPr>
           <w:rFonts w:ascii="Courier New" w:eastAsia="Courier New" w:hAnsi="Courier New" w:cs="Courier New"/>
+          <w:color w:val="000000" w:themeColor="text1"/>
           <w:sz w:val="18"/>
           <w:szCs w:val="18"/>
         </w:rPr>
         <w:t xml:space="preserve">    ALTERACAO,</w:t>
       </w:r>
-    </w:p>
-    <w:p>
-      <w:pPr>
-        <w:shd w:val="clear" w:color="auto" w:fill="F4F8F1"/>
-      </w:pPr>
       <w:r>
         <w:rPr>
           <w:rFonts w:ascii="Courier New" w:eastAsia="Courier New" w:hAnsi="Courier New" w:cs="Courier New"/>
+          <w:color w:val="000000" w:themeColor="text1"/>
           <w:sz w:val="18"/>
           <w:szCs w:val="18"/>
         </w:rPr>
-        <w:t xml:space="preserve">    EXCLUSAO</w:t>
+        <w:tab/>
       </w:r>
     </w:p>
     <w:p>
       <w:pPr>
         <w:shd w:val="clear" w:color="auto" w:fill="F4F8F1"/>
+        <w:rPr>
+          <w:color w:val="000000" w:themeColor="text1"/>
+        </w:rPr>
       </w:pPr>
       <w:r>
         <w:rPr>
           <w:rFonts w:ascii="Courier New" w:eastAsia="Courier New" w:hAnsi="Courier New" w:cs="Courier New"/>
+          <w:color w:val="000000" w:themeColor="text1"/>
           <w:sz w:val="18"/>
           <w:szCs w:val="18"/>
         </w:rPr>
+        <w:t xml:space="preserve">    EXCLUSAO</w:t>
+      </w:r>
+    </w:p>
+    <w:p>
+      <w:pPr>
+        <w:shd w:val="clear" w:color="auto" w:fill="F4F8F1"/>
+        <w:rPr>
+          <w:color w:val="000000" w:themeColor="text1"/>
+        </w:rPr>
+      </w:pPr>
+      <w:r>
+        <w:rPr>
+          <w:rFonts w:ascii="Courier New" w:eastAsia="Courier New" w:hAnsi="Courier New" w:cs="Courier New"/>
+          <w:color w:val="000000" w:themeColor="text1"/>
+          <w:sz w:val="18"/>
+          <w:szCs w:val="18"/>
+        </w:rPr>
         <w:t>}</w:t>
       </w:r>
     </w:p>
     <w:p>
       <w:pPr>
         <w:spacing w:after="120"/>
+        <w:rPr>
+          <w:color w:val="000000" w:themeColor="text1"/>
+        </w:rPr>
       </w:pPr>
     </w:p>
     <w:p>
       <w:pPr>
         <w:pStyle w:val="Ttulo1"/>
-      </w:pPr>
-      <w:bookmarkStart w:id="22" w:name="_Toc232372708"/>
-      <w:r>
-        <w:lastRenderedPageBreak/>
+        <w:rPr>
+          <w:color w:val="000000" w:themeColor="text1"/>
+        </w:rPr>
+      </w:pPr>
+      <w:bookmarkStart w:id="25" w:name="_Toc232453480"/>
+      <w:r>
+        <w:rPr>
+          <w:color w:val="000000" w:themeColor="text1"/>
+        </w:rPr>
         <w:t>6. Divisão de Trabalho da Equipe</w:t>
       </w:r>
-      <w:bookmarkEnd w:id="22"/>
+      <w:bookmarkEnd w:id="25"/>
     </w:p>
     <w:p>
       <w:pPr>
         <w:spacing w:after="120"/>
-      </w:pPr>
-      <w:r>
+        <w:rPr>
+          <w:color w:val="000000" w:themeColor="text1"/>
+        </w:rPr>
+      </w:pPr>
+      <w:r>
+        <w:rPr>
+          <w:color w:val="000000" w:themeColor="text1"/>
+        </w:rPr>
         <w:t xml:space="preserve">Conforme solicitado nos requisitos da avaliação, cada membro da equipe foi responsável por um conjunto de classes e funcionalidades, identificadas nos </w:t>
       </w:r>
       <w:proofErr w:type="spellStart"/>
       <w:r>
+        <w:rPr>
+          <w:color w:val="000000" w:themeColor="text1"/>
+        </w:rPr>
         <w:t>commits</w:t>
       </w:r>
       <w:proofErr w:type="spellEnd"/>
       <w:r>
+        <w:rPr>
+          <w:color w:val="000000" w:themeColor="text1"/>
+        </w:rPr>
         <w:t xml:space="preserve"> e </w:t>
       </w:r>
       <w:proofErr w:type="spellStart"/>
       <w:r>
+        <w:rPr>
+          <w:color w:val="000000" w:themeColor="text1"/>
+        </w:rPr>
         <w:t>branches</w:t>
       </w:r>
       <w:proofErr w:type="spellEnd"/>
       <w:r>
+        <w:rPr>
+          <w:color w:val="000000" w:themeColor="text1"/>
+        </w:rPr>
         <w:t xml:space="preserve"> individuais do repositório no GitHub.</w:t>
       </w:r>
     </w:p>
@@ -4156,96 +6601,168 @@
           <w:ilvl w:val="0"/>
           <w:numId w:val="2"/>
         </w:numPr>
-      </w:pPr>
-      <w:r>
+        <w:rPr>
+          <w:color w:val="000000" w:themeColor="text1"/>
+        </w:rPr>
+      </w:pPr>
+      <w:r>
+        <w:rPr>
+          <w:color w:val="000000" w:themeColor="text1"/>
+        </w:rPr>
         <w:t xml:space="preserve">Membro 1 — responsável pelas classes destacadas em laranja na UML: Pessoa, Aluno, Professor, Login, </w:t>
       </w:r>
       <w:proofErr w:type="spellStart"/>
       <w:r>
+        <w:rPr>
+          <w:color w:val="000000" w:themeColor="text1"/>
+        </w:rPr>
         <w:t>FormaPagamento</w:t>
       </w:r>
       <w:proofErr w:type="spellEnd"/>
       <w:r>
+        <w:rPr>
+          <w:color w:val="000000" w:themeColor="text1"/>
+        </w:rPr>
         <w:t xml:space="preserve"> e suas subclasses (Dinheiro, Pix, </w:t>
       </w:r>
       <w:proofErr w:type="spellStart"/>
       <w:r>
+        <w:rPr>
+          <w:color w:val="000000" w:themeColor="text1"/>
+        </w:rPr>
         <w:t>Cartao</w:t>
       </w:r>
       <w:proofErr w:type="spellEnd"/>
       <w:r>
+        <w:rPr>
+          <w:color w:val="000000" w:themeColor="text1"/>
+        </w:rPr>
         <w:t xml:space="preserve">, </w:t>
       </w:r>
       <w:proofErr w:type="spellStart"/>
       <w:r>
+        <w:rPr>
+          <w:color w:val="000000" w:themeColor="text1"/>
+        </w:rPr>
         <w:t>CartaoCredito</w:t>
       </w:r>
       <w:proofErr w:type="spellEnd"/>
       <w:r>
+        <w:rPr>
+          <w:color w:val="000000" w:themeColor="text1"/>
+        </w:rPr>
         <w:t xml:space="preserve">, </w:t>
       </w:r>
       <w:proofErr w:type="spellStart"/>
       <w:r>
+        <w:rPr>
+          <w:color w:val="000000" w:themeColor="text1"/>
+        </w:rPr>
         <w:t>CartaoDebito</w:t>
       </w:r>
       <w:proofErr w:type="spellEnd"/>
       <w:r>
+        <w:rPr>
+          <w:color w:val="000000" w:themeColor="text1"/>
+        </w:rPr>
         <w:t xml:space="preserve">), Pagamento, Compra, além dos </w:t>
       </w:r>
       <w:proofErr w:type="spellStart"/>
       <w:r>
+        <w:rPr>
+          <w:color w:val="000000" w:themeColor="text1"/>
+        </w:rPr>
         <w:t>DAOs</w:t>
       </w:r>
       <w:proofErr w:type="spellEnd"/>
       <w:r>
+        <w:rPr>
+          <w:color w:val="000000" w:themeColor="text1"/>
+        </w:rPr>
         <w:t xml:space="preserve"> </w:t>
       </w:r>
       <w:proofErr w:type="spellStart"/>
       <w:r>
+        <w:rPr>
+          <w:color w:val="000000" w:themeColor="text1"/>
+        </w:rPr>
         <w:t>AlunoDAO</w:t>
       </w:r>
       <w:proofErr w:type="spellEnd"/>
       <w:r>
+        <w:rPr>
+          <w:color w:val="000000" w:themeColor="text1"/>
+        </w:rPr>
         <w:t xml:space="preserve">, </w:t>
       </w:r>
       <w:proofErr w:type="spellStart"/>
       <w:r>
+        <w:rPr>
+          <w:color w:val="000000" w:themeColor="text1"/>
+        </w:rPr>
         <w:t>LoginDAO</w:t>
       </w:r>
       <w:proofErr w:type="spellEnd"/>
       <w:r>
+        <w:rPr>
+          <w:color w:val="000000" w:themeColor="text1"/>
+        </w:rPr>
         <w:t xml:space="preserve"> e </w:t>
       </w:r>
       <w:proofErr w:type="spellStart"/>
       <w:r>
+        <w:rPr>
+          <w:color w:val="000000" w:themeColor="text1"/>
+        </w:rPr>
         <w:t>PagamentoDAO</w:t>
       </w:r>
       <w:proofErr w:type="spellEnd"/>
       <w:r>
+        <w:rPr>
+          <w:color w:val="000000" w:themeColor="text1"/>
+        </w:rPr>
         <w:t xml:space="preserve"> e das telas </w:t>
       </w:r>
       <w:proofErr w:type="spellStart"/>
       <w:r>
+        <w:rPr>
+          <w:color w:val="000000" w:themeColor="text1"/>
+        </w:rPr>
         <w:t>GuiLogin</w:t>
       </w:r>
       <w:proofErr w:type="spellEnd"/>
       <w:r>
+        <w:rPr>
+          <w:color w:val="000000" w:themeColor="text1"/>
+        </w:rPr>
         <w:t xml:space="preserve">, </w:t>
       </w:r>
       <w:proofErr w:type="spellStart"/>
       <w:r>
+        <w:rPr>
+          <w:color w:val="000000" w:themeColor="text1"/>
+        </w:rPr>
         <w:t>GuiCadastroAluno</w:t>
       </w:r>
       <w:proofErr w:type="spellEnd"/>
       <w:r>
+        <w:rPr>
+          <w:color w:val="000000" w:themeColor="text1"/>
+        </w:rPr>
         <w:t xml:space="preserve"> e </w:t>
       </w:r>
       <w:proofErr w:type="spellStart"/>
       <w:r>
+        <w:rPr>
+          <w:color w:val="000000" w:themeColor="text1"/>
+        </w:rPr>
         <w:t>GuiPagamento</w:t>
       </w:r>
       <w:proofErr w:type="spellEnd"/>
       <w:r>
+        <w:rPr>
+          <w:color w:val="000000" w:themeColor="text1"/>
+        </w:rPr>
         <w:t>.</w:t>
       </w:r>
     </w:p>
@@ -4256,157 +6773,269 @@
           <w:ilvl w:val="0"/>
           <w:numId w:val="2"/>
         </w:numPr>
-      </w:pPr>
-      <w:r>
+        <w:rPr>
+          <w:color w:val="000000" w:themeColor="text1"/>
+        </w:rPr>
+      </w:pPr>
+      <w:r>
+        <w:rPr>
+          <w:color w:val="000000" w:themeColor="text1"/>
+        </w:rPr>
         <w:t xml:space="preserve">Demais membros — responsáveis pelas classes destacadas em azul na UML: hierarquia de Exercícios e suas subclasses, </w:t>
       </w:r>
       <w:proofErr w:type="spellStart"/>
       <w:r>
+        <w:rPr>
+          <w:color w:val="000000" w:themeColor="text1"/>
+        </w:rPr>
         <w:t>PlanoTreino</w:t>
       </w:r>
       <w:proofErr w:type="spellEnd"/>
       <w:r>
+        <w:rPr>
+          <w:color w:val="000000" w:themeColor="text1"/>
+        </w:rPr>
         <w:t xml:space="preserve">, </w:t>
       </w:r>
       <w:proofErr w:type="spellStart"/>
       <w:r>
+        <w:rPr>
+          <w:color w:val="000000" w:themeColor="text1"/>
+        </w:rPr>
         <w:t>ProfessorDAO</w:t>
       </w:r>
       <w:proofErr w:type="spellEnd"/>
       <w:r>
+        <w:rPr>
+          <w:color w:val="000000" w:themeColor="text1"/>
+        </w:rPr>
         <w:t xml:space="preserve">, </w:t>
       </w:r>
       <w:proofErr w:type="spellStart"/>
       <w:r>
+        <w:rPr>
+          <w:color w:val="000000" w:themeColor="text1"/>
+        </w:rPr>
         <w:t>PlanoTreinoDAO</w:t>
       </w:r>
       <w:proofErr w:type="spellEnd"/>
       <w:r>
+        <w:rPr>
+          <w:color w:val="000000" w:themeColor="text1"/>
+        </w:rPr>
         <w:t xml:space="preserve"> e telas relacionadas (</w:t>
       </w:r>
       <w:proofErr w:type="spellStart"/>
       <w:r>
+        <w:rPr>
+          <w:color w:val="000000" w:themeColor="text1"/>
+        </w:rPr>
         <w:t>GuiMenuPrincipal</w:t>
       </w:r>
       <w:proofErr w:type="spellEnd"/>
       <w:r>
+        <w:rPr>
+          <w:color w:val="000000" w:themeColor="text1"/>
+        </w:rPr>
         <w:t xml:space="preserve">, </w:t>
       </w:r>
       <w:proofErr w:type="spellStart"/>
       <w:r>
+        <w:rPr>
+          <w:color w:val="000000" w:themeColor="text1"/>
+        </w:rPr>
         <w:t>GuiCadastroProfessor</w:t>
       </w:r>
       <w:proofErr w:type="spellEnd"/>
       <w:r>
+        <w:rPr>
+          <w:color w:val="000000" w:themeColor="text1"/>
+        </w:rPr>
         <w:t xml:space="preserve">, </w:t>
       </w:r>
       <w:proofErr w:type="spellStart"/>
       <w:r>
+        <w:rPr>
+          <w:color w:val="000000" w:themeColor="text1"/>
+        </w:rPr>
         <w:t>GuiCadastroPlanoTreino</w:t>
       </w:r>
       <w:proofErr w:type="spellEnd"/>
       <w:r>
+        <w:rPr>
+          <w:color w:val="000000" w:themeColor="text1"/>
+        </w:rPr>
         <w:t xml:space="preserve">, </w:t>
       </w:r>
       <w:proofErr w:type="spellStart"/>
       <w:r>
+        <w:rPr>
+          <w:color w:val="000000" w:themeColor="text1"/>
+        </w:rPr>
         <w:t>GuiPlanoTreinoConsulta</w:t>
       </w:r>
       <w:proofErr w:type="spellEnd"/>
       <w:r>
+        <w:rPr>
+          <w:color w:val="000000" w:themeColor="text1"/>
+        </w:rPr>
         <w:t>).</w:t>
       </w:r>
     </w:p>
     <w:p>
       <w:pPr>
         <w:spacing w:after="120"/>
-      </w:pPr>
-      <w:r>
+        <w:rPr>
+          <w:color w:val="000000" w:themeColor="text1"/>
+        </w:rPr>
+      </w:pPr>
+      <w:r>
+        <w:rPr>
+          <w:color w:val="000000" w:themeColor="text1"/>
+        </w:rPr>
         <w:t xml:space="preserve">O versionamento foi feito utilizando o GitHub, com um </w:t>
       </w:r>
       <w:proofErr w:type="spellStart"/>
       <w:r>
+        <w:rPr>
+          <w:color w:val="000000" w:themeColor="text1"/>
+        </w:rPr>
         <w:t>branch</w:t>
       </w:r>
       <w:proofErr w:type="spellEnd"/>
       <w:r>
+        <w:rPr>
+          <w:color w:val="000000" w:themeColor="text1"/>
+        </w:rPr>
         <w:t xml:space="preserve"> individual por integrante e integração na </w:t>
       </w:r>
       <w:proofErr w:type="spellStart"/>
       <w:r>
+        <w:rPr>
+          <w:color w:val="000000" w:themeColor="text1"/>
+        </w:rPr>
         <w:t>branch</w:t>
       </w:r>
       <w:proofErr w:type="spellEnd"/>
       <w:r>
+        <w:rPr>
+          <w:color w:val="000000" w:themeColor="text1"/>
+        </w:rPr>
         <w:t xml:space="preserve"> </w:t>
       </w:r>
       <w:proofErr w:type="spellStart"/>
       <w:r>
+        <w:rPr>
+          <w:color w:val="000000" w:themeColor="text1"/>
+        </w:rPr>
         <w:t>main</w:t>
       </w:r>
       <w:proofErr w:type="spellEnd"/>
       <w:r>
+        <w:rPr>
+          <w:color w:val="000000" w:themeColor="text1"/>
+        </w:rPr>
         <w:t xml:space="preserve"> por meio de </w:t>
       </w:r>
       <w:proofErr w:type="spellStart"/>
       <w:r>
+        <w:rPr>
+          <w:color w:val="000000" w:themeColor="text1"/>
+        </w:rPr>
         <w:t>Pull</w:t>
       </w:r>
       <w:proofErr w:type="spellEnd"/>
       <w:r>
+        <w:rPr>
+          <w:color w:val="000000" w:themeColor="text1"/>
+        </w:rPr>
         <w:t xml:space="preserve"> </w:t>
       </w:r>
       <w:proofErr w:type="spellStart"/>
       <w:r>
+        <w:rPr>
+          <w:color w:val="000000" w:themeColor="text1"/>
+        </w:rPr>
         <w:t>Requests</w:t>
       </w:r>
       <w:proofErr w:type="spellEnd"/>
       <w:r>
+        <w:rPr>
+          <w:color w:val="000000" w:themeColor="text1"/>
+        </w:rPr>
         <w:t>.</w:t>
       </w:r>
     </w:p>
     <w:p>
       <w:pPr>
         <w:pStyle w:val="Ttulo1"/>
-      </w:pPr>
-      <w:bookmarkStart w:id="23" w:name="_Toc232372709"/>
-      <w:r>
+        <w:rPr>
+          <w:color w:val="000000" w:themeColor="text1"/>
+        </w:rPr>
+      </w:pPr>
+      <w:bookmarkStart w:id="26" w:name="_Toc232453481"/>
+      <w:r>
+        <w:rPr>
+          <w:color w:val="000000" w:themeColor="text1"/>
+        </w:rPr>
         <w:t>7. Considerações Finais</w:t>
       </w:r>
-      <w:bookmarkEnd w:id="23"/>
+      <w:bookmarkEnd w:id="26"/>
     </w:p>
     <w:p>
       <w:pPr>
         <w:spacing w:after="120"/>
-      </w:pPr>
-      <w:r>
+        <w:rPr>
+          <w:color w:val="000000" w:themeColor="text1"/>
+        </w:rPr>
+      </w:pPr>
+      <w:r>
+        <w:rPr>
+          <w:color w:val="000000" w:themeColor="text1"/>
+        </w:rPr>
         <w:t>O Sistema de Gerenciamento de Academia atende aos requisitos propostos, implementando conceitos de orientação a objetos como herança, polimorfismo, abstração e interfaces, além de persistência de dados em MySQL e interface gráfica funcional desenvolvida em Java Swing. O sistema permite o cadastro e gerenciamento de alunos, professores, planos de treino e pagamentos, com cálculo automático de valores baseado nos exercícios selecionados.</w:t>
       </w:r>
     </w:p>
     <w:p>
       <w:pPr>
         <w:spacing w:after="120"/>
-      </w:pPr>
-      <w:r>
+        <w:rPr>
+          <w:color w:val="000000" w:themeColor="text1"/>
+        </w:rPr>
+      </w:pPr>
+      <w:r>
+        <w:rPr>
+          <w:color w:val="000000" w:themeColor="text1"/>
+        </w:rPr>
         <w:t>A documentação completa do projeto também inclui o diagrama UML de classes (</w:t>
       </w:r>
       <w:proofErr w:type="gramStart"/>
       <w:r>
+        <w:rPr>
+          <w:color w:val="000000" w:themeColor="text1"/>
+        </w:rPr>
         <w:t>arquivo .</w:t>
       </w:r>
       <w:proofErr w:type="spellStart"/>
       <w:r>
+        <w:rPr>
+          <w:color w:val="000000" w:themeColor="text1"/>
+        </w:rPr>
         <w:t>drawio</w:t>
       </w:r>
       <w:proofErr w:type="spellEnd"/>
       <w:proofErr w:type="gramEnd"/>
       <w:r>
+        <w:rPr>
+          <w:color w:val="000000" w:themeColor="text1"/>
+        </w:rPr>
         <w:t>), os scripts SQL de criação e população do banco de dados, e a apresentação em PDF com a demonstração das telas em funcionamento.</w:t>
       </w:r>
     </w:p>
+    <w:p/>
     <w:sectPr>
-      <w:headerReference w:type="default" r:id="rId7"/>
-      <w:footerReference w:type="default" r:id="rId8"/>
+      <w:headerReference w:type="default" r:id="rId8"/>
+      <w:footerReference w:type="default" r:id="rId9"/>
       <w:pgSz w:w="12240" w:h="15840"/>
       <w:pgMar w:top="1440" w:right="1440" w:bottom="1440" w:left="1440" w:header="708" w:footer="708" w:gutter="0"/>
       <w:cols w:space="720"/>
@@ -5089,6 +7718,7 @@
   </w:style>
   <w:style w:type="paragraph" w:styleId="Ttulo1">
     <w:name w:val="heading 1"/>
+    <w:link w:val="Ttulo1Char"/>
     <w:uiPriority w:val="9"/>
     <w:qFormat/>
     <w:pPr>
@@ -5105,6 +7735,7 @@
   </w:style>
   <w:style w:type="paragraph" w:styleId="Ttulo2">
     <w:name w:val="heading 2"/>
+    <w:link w:val="Ttulo2Char"/>
     <w:uiPriority w:val="9"/>
     <w:unhideWhenUsed/>
     <w:qFormat/>
@@ -5321,6 +7952,47 @@
     <w:pPr>
       <w:spacing w:after="100"/>
       <w:ind w:left="220"/>
+    </w:pPr>
+  </w:style>
+  <w:style w:type="character" w:customStyle="1" w:styleId="Ttulo1Char">
+    <w:name w:val="Título 1 Char"/>
+    <w:basedOn w:val="Fontepargpadro"/>
+    <w:link w:val="Ttulo1"/>
+    <w:uiPriority w:val="9"/>
+    <w:rsid w:val="00EB73A5"/>
+    <w:rPr>
+      <w:b/>
+      <w:bCs/>
+      <w:color w:val="2C5F2D"/>
+      <w:sz w:val="32"/>
+      <w:szCs w:val="32"/>
+    </w:rPr>
+  </w:style>
+  <w:style w:type="character" w:customStyle="1" w:styleId="Ttulo2Char">
+    <w:name w:val="Título 2 Char"/>
+    <w:basedOn w:val="Fontepargpadro"/>
+    <w:link w:val="Ttulo2"/>
+    <w:uiPriority w:val="9"/>
+    <w:rsid w:val="00EB73A5"/>
+    <w:rPr>
+      <w:b/>
+      <w:bCs/>
+      <w:color w:val="1B3A1C"/>
+      <w:sz w:val="26"/>
+      <w:szCs w:val="26"/>
+    </w:rPr>
+  </w:style>
+  <w:style w:type="paragraph" w:styleId="Sumrio3">
+    <w:name w:val="toc 3"/>
+    <w:basedOn w:val="Normal"/>
+    <w:next w:val="Normal"/>
+    <w:autoRedefine/>
+    <w:uiPriority w:val="39"/>
+    <w:unhideWhenUsed/>
+    <w:rsid w:val="009C0A3E"/>
+    <w:pPr>
+      <w:spacing w:after="100"/>
+      <w:ind w:left="440"/>
     </w:pPr>
   </w:style>
 </w:styles>
@@ -5619,4 +8291,16 @@
     </a:ext>
   </a:extLst>
 </a:theme>
+</file>
+
+<file path=customXml/item1.xml><?xml version="1.0" encoding="utf-8"?>
+<b:Sources xmlns:b="http://schemas.openxmlformats.org/officeDocument/2006/bibliography" xmlns="http://schemas.openxmlformats.org/officeDocument/2006/bibliography" SelectedStyle="\APASixthEditionOfficeOnline.xsl" StyleName="APA" Version="6"/>
+</file>
+
+<file path=customXml/itemProps1.xml><?xml version="1.0" encoding="utf-8"?>
+<ds:datastoreItem xmlns:ds="http://schemas.openxmlformats.org/officeDocument/2006/customXml" ds:itemID="{47BF2851-975B-48F2-8632-D2070E5C4C5B}">
+  <ds:schemaRefs>
+    <ds:schemaRef ds:uri="http://schemas.openxmlformats.org/officeDocument/2006/bibliography"/>
+  </ds:schemaRefs>
+</ds:datastoreItem>
 </file>